--- a/09-运维服务人员管理相关制度/word/09-06年度培训计划.docx
+++ b/09-运维服务人员管理相关制度/word/09-06年度培训计划.docx
@@ -1,6 +1,7 @@
 
 <file path=word/document.xml><?xml version="1.0" encoding="utf-8"?>
-<w:document xmlns:wpc="http://schemas.microsoft.com/office/word/2010/wordprocessingCanvas" xmlns:mc="http://schemas.openxmlformats.org/markup-compatibility/2006" xmlns:o="urn:schemas-microsoft-com:office:office" xmlns:r="http://schemas.openxmlformats.org/officeDocument/2006/relationships" xmlns:m="http://schemas.openxmlformats.org/officeDocument/2006/math" xmlns:v="urn:schemas-microsoft-com:vml" xmlns:wp14="http://schemas.microsoft.com/office/word/2010/wordprocessingDrawing" xmlns:wp="http://schemas.openxmlformats.org/drawingml/2006/wordprocessingDrawing" xmlns:w="http://schemas.openxmlformats.org/wordprocessingml/2006/main" xmlns:w14="http://schemas.microsoft.com/office/word/2010/wordml" xmlns:w10="urn:schemas-microsoft-com:office:word" xmlns:w15="http://schemas.microsoft.com/office/word/2012/wordml" xmlns:wpg="http://schemas.microsoft.com/office/word/2010/wordprocessingGroup" xmlns:wpi="http://schemas.microsoft.com/office/word/2010/wordprocessingInk" xmlns:wne="http://schemas.microsoft.com/office/word/2006/wordml" xmlns:wps="http://schemas.microsoft.com/office/word/2010/wordprocessingShape" xmlns:wpsCustomData="http://www.wps.cn/officeDocument/2013/wpsCustomData" mc:Ignorable="w14 w15 wp14">
+<w:document xmlns:wpc="http://schemas.microsoft.com/office/word/2010/wordprocessingCanvas" xmlns:mc="http://schemas.openxmlformats.org/markup-compatibility/2006" xmlns:o="urn:schemas-microsoft-com:office:office" xmlns:r="http://schemas.openxmlformats.org/officeDocument/2006/relationships" xmlns:m="http://schemas.openxmlformats.org/officeDocument/2006/math" xmlns:v="urn:schemas-microsoft-com:vml" xmlns:wp14="http://schemas.microsoft.com/office/word/2010/wordprocessingDrawing" xmlns:wp="http://schemas.openxmlformats.org/drawingml/2006/wordprocessingDrawing" xmlns:w10="urn:schemas-microsoft-com:office:word" xmlns:w="http://schemas.openxmlformats.org/wordprocessingml/2006/main" xmlns:w14="http://schemas.microsoft.com/office/word/2010/wordml" xmlns:w15="http://schemas.microsoft.com/office/word/2012/wordml" xmlns:wne="http://schemas.microsoft.com/office/word/2006/wordml" xmlns:wpg="http://schemas.microsoft.com/office/word/2010/wordprocessingGroup" xmlns:wpi="http://schemas.microsoft.com/office/word/2010/wordprocessingInk" xmlns:wps="http://schemas.microsoft.com/office/word/2010/wordprocessingShape" mc:Ignorable="w14 w15 wp14">
+  <!-- Generated by Aspose.Words for .NET 13.3.0.1 -->
   <w:body>
     <w:p>
       <w:pPr>
@@ -11,8 +12,6 @@
           <w:sz w:val="52"/>
         </w:rPr>
       </w:pPr>
-      <w:bookmarkStart w:id="5" w:name="_GoBack"/>
-      <w:bookmarkEnd w:id="5"/>
     </w:p>
     <w:p>
       <w:pPr>
@@ -23,24 +22,20 @@
           <w:szCs w:val="52"/>
         </w:rPr>
       </w:pPr>
-      <w:bookmarkStart w:id="0" w:name="OLE_LINK2"/>
-      <w:bookmarkStart w:id="1" w:name="OLE_LINK9"/>
-      <w:bookmarkStart w:id="2" w:name="OLE_LINK1"/>
-      <w:bookmarkStart w:id="3" w:name="OLE_LINK8"/>
-      <w:r>
-        <w:rPr>
-          <w:rFonts w:hint="eastAsia" w:ascii="宋体" w:hAnsi="宋体"/>
+      <w:bookmarkStart w:id="0" w:name="OLE_LINK8"/>
+      <w:bookmarkStart w:id="1" w:name="OLE_LINK2"/>
+      <w:bookmarkStart w:id="2" w:name="OLE_LINK9"/>
+      <w:bookmarkStart w:id="3" w:name="OLE_LINK1"/>
+      <w:r>
+        <w:rPr>
+          <w:rFonts w:ascii="宋体" w:hAnsi="宋体" w:hint="eastAsia"/>
           <w:b/>
           <w:sz w:val="52"/>
           <w:szCs w:val="52"/>
         </w:rPr>
-        <w:t>青岛九邮信息技术有限公司</w:t>
+        <w:t>南京航之舟数字科技有限公司</w:t>
       </w:r>
     </w:p>
-    <w:bookmarkEnd w:id="0"/>
-    <w:bookmarkEnd w:id="1"/>
-    <w:bookmarkEnd w:id="2"/>
-    <w:bookmarkEnd w:id="3"/>
     <w:p>
       <w:pPr>
         <w:jc w:val="center"/>
@@ -51,9 +46,13 @@
           <w:szCs w:val="52"/>
         </w:rPr>
       </w:pPr>
-      <w:r>
-        <w:rPr>
-          <w:rFonts w:hint="eastAsia" w:ascii="宋体" w:hAnsi="宋体"/>
+      <w:bookmarkEnd w:id="0"/>
+      <w:bookmarkEnd w:id="1"/>
+      <w:bookmarkEnd w:id="2"/>
+      <w:bookmarkEnd w:id="3"/>
+      <w:r>
+        <w:rPr>
+          <w:rFonts w:ascii="宋体" w:hAnsi="宋体" w:hint="eastAsia"/>
           <w:b/>
           <w:sz w:val="48"/>
           <w:szCs w:val="52"/>
@@ -62,11 +61,11 @@
       </w:r>
       <w:r>
         <w:rPr>
-          <w:rFonts w:hint="eastAsia" w:ascii="宋体" w:hAnsi="宋体"/>
+          <w:rFonts w:ascii="宋体" w:hAnsi="宋体" w:hint="eastAsia"/>
           <w:b/>
           <w:sz w:val="52"/>
         </w:rPr>
-        <w:t>2019年度培训计划</w:t>
+        <w:t>2025年度培训计划</w:t>
       </w:r>
     </w:p>
     <w:p>
@@ -105,7 +104,7 @@
     <w:p/>
     <w:p>
       <w:pPr>
-        <w:ind w:firstLine="1903" w:firstLineChars="600"/>
+        <w:ind w:firstLine="1260" w:firstLineChars="600"/>
         <w:rPr>
           <w:rFonts w:ascii="宋体" w:hAnsi="宋体"/>
           <w:b/>
@@ -164,53 +163,20 @@
         </w:rPr>
       </w:pPr>
     </w:p>
-    <w:p>
-      <w:pPr>
-        <w:rPr>
-          <w:rFonts w:ascii="Arial"/>
-        </w:rPr>
-      </w:pPr>
-    </w:p>
-    <w:p>
-      <w:pPr>
-        <w:rPr>
-          <w:rFonts w:ascii="Arial"/>
-        </w:rPr>
-      </w:pPr>
-    </w:p>
-    <w:p>
-      <w:pPr>
-        <w:rPr>
-          <w:rFonts w:ascii="Arial"/>
-        </w:rPr>
-      </w:pPr>
-    </w:p>
-    <w:p>
-      <w:pPr>
-        <w:rPr>
-          <w:rFonts w:ascii="Arial"/>
-        </w:rPr>
-      </w:pPr>
-    </w:p>
-    <w:p/>
-    <w:p/>
-    <w:p/>
-    <w:p/>
-    <w:p/>
     <w:tbl>
       <w:tblPr>
-        <w:tblStyle w:val="8"/>
+        <w:tblStyle w:val="TableNormal"/>
         <w:tblpPr w:leftFromText="180" w:rightFromText="180" w:vertAnchor="text" w:horzAnchor="page" w:tblpX="1934" w:tblpY="498"/>
         <w:tblOverlap w:val="never"/>
         <w:tblW w:w="8526" w:type="dxa"/>
         <w:tblInd w:w="0" w:type="dxa"/>
         <w:tblBorders>
-          <w:top w:val="single" w:color="auto" w:sz="4" w:space="0"/>
-          <w:left w:val="single" w:color="auto" w:sz="4" w:space="0"/>
-          <w:bottom w:val="single" w:color="auto" w:sz="4" w:space="0"/>
-          <w:right w:val="single" w:color="auto" w:sz="4" w:space="0"/>
-          <w:insideH w:val="single" w:color="auto" w:sz="4" w:space="0"/>
-          <w:insideV w:val="single" w:color="auto" w:sz="4" w:space="0"/>
+          <w:top w:val="single" w:sz="4" w:space="0" w:color="auto"/>
+          <w:left w:val="single" w:sz="4" w:space="0" w:color="auto"/>
+          <w:bottom w:val="single" w:sz="4" w:space="0" w:color="auto"/>
+          <w:right w:val="single" w:sz="4" w:space="0" w:color="auto"/>
+          <w:insideH w:val="single" w:sz="4" w:space="0" w:color="auto"/>
+          <w:insideV w:val="single" w:sz="4" w:space="0" w:color="auto"/>
         </w:tblBorders>
         <w:tblLayout w:type="fixed"/>
         <w:tblCellMar>
@@ -230,14 +196,17 @@
       </w:tblGrid>
       <w:tr>
         <w:tblPrEx>
+          <w:tblW w:w="8526" w:type="dxa"/>
+          <w:tblInd w:w="0" w:type="dxa"/>
           <w:tblBorders>
-            <w:top w:val="single" w:color="auto" w:sz="4" w:space="0"/>
-            <w:left w:val="single" w:color="auto" w:sz="4" w:space="0"/>
-            <w:bottom w:val="single" w:color="auto" w:sz="4" w:space="0"/>
-            <w:right w:val="single" w:color="auto" w:sz="4" w:space="0"/>
-            <w:insideH w:val="single" w:color="auto" w:sz="4" w:space="0"/>
-            <w:insideV w:val="single" w:color="auto" w:sz="4" w:space="0"/>
+            <w:top w:val="single" w:sz="4" w:space="0" w:color="auto"/>
+            <w:left w:val="single" w:sz="4" w:space="0" w:color="auto"/>
+            <w:bottom w:val="single" w:sz="4" w:space="0" w:color="auto"/>
+            <w:right w:val="single" w:sz="4" w:space="0" w:color="auto"/>
+            <w:insideH w:val="single" w:sz="4" w:space="0" w:color="auto"/>
+            <w:insideV w:val="single" w:sz="4" w:space="0" w:color="auto"/>
           </w:tblBorders>
+          <w:tblLayout w:type="fixed"/>
           <w:tblCellMar>
             <w:top w:w="0" w:type="dxa"/>
             <w:left w:w="108" w:type="dxa"/>
@@ -246,7 +215,7 @@
           </w:tblCellMar>
         </w:tblPrEx>
         <w:trPr>
-          <w:trHeight w:val="351" w:hRule="atLeast"/>
+          <w:trHeight w:val="351"/>
         </w:trPr>
         <w:tc>
           <w:tcPr>
@@ -256,13 +225,13 @@
             <w:pPr>
               <w:jc w:val="center"/>
               <w:rPr>
-                <w:rFonts w:ascii="微软雅黑" w:hAnsi="微软雅黑" w:eastAsia="微软雅黑"/>
+                <w:rFonts w:ascii="微软雅黑" w:eastAsia="微软雅黑" w:hAnsi="微软雅黑"/>
                 <w:b/>
               </w:rPr>
             </w:pPr>
             <w:r>
               <w:rPr>
-                <w:rFonts w:hint="eastAsia" w:ascii="微软雅黑" w:hAnsi="微软雅黑" w:eastAsia="微软雅黑"/>
+                <w:rFonts w:ascii="微软雅黑" w:eastAsia="微软雅黑" w:hAnsi="微软雅黑" w:hint="eastAsia"/>
                 <w:b/>
               </w:rPr>
               <w:t>编制</w:t>
@@ -277,14 +246,14 @@
             <w:pPr>
               <w:jc w:val="center"/>
               <w:rPr>
-                <w:rFonts w:ascii="微软雅黑" w:hAnsi="微软雅黑" w:eastAsia="微软雅黑"/>
+                <w:rFonts w:ascii="微软雅黑" w:eastAsia="微软雅黑" w:hAnsi="微软雅黑"/>
                 <w:sz w:val="24"/>
                 <w:szCs w:val="24"/>
               </w:rPr>
             </w:pPr>
             <w:r>
               <w:rPr>
-                <w:rFonts w:hint="eastAsia" w:ascii="微软雅黑" w:hAnsi="微软雅黑" w:eastAsia="微软雅黑"/>
+                <w:rFonts w:ascii="微软雅黑" w:eastAsia="微软雅黑" w:hAnsi="微软雅黑" w:hint="eastAsia"/>
               </w:rPr>
               <w:t>张莲花</w:t>
             </w:r>
@@ -298,13 +267,13 @@
             <w:pPr>
               <w:jc w:val="center"/>
               <w:rPr>
-                <w:rFonts w:ascii="微软雅黑" w:hAnsi="微软雅黑" w:eastAsia="微软雅黑"/>
+                <w:rFonts w:ascii="微软雅黑" w:eastAsia="微软雅黑" w:hAnsi="微软雅黑"/>
                 <w:b/>
               </w:rPr>
             </w:pPr>
             <w:r>
               <w:rPr>
-                <w:rFonts w:hint="eastAsia" w:ascii="微软雅黑" w:hAnsi="微软雅黑" w:eastAsia="微软雅黑"/>
+                <w:rFonts w:ascii="微软雅黑" w:eastAsia="微软雅黑" w:hAnsi="微软雅黑" w:hint="eastAsia"/>
                 <w:b/>
               </w:rPr>
               <w:t>审核</w:t>
@@ -319,12 +288,12 @@
             <w:pPr>
               <w:jc w:val="center"/>
               <w:rPr>
-                <w:rFonts w:ascii="微软雅黑" w:hAnsi="微软雅黑" w:eastAsia="微软雅黑"/>
-              </w:rPr>
-            </w:pPr>
-            <w:r>
-              <w:rPr>
-                <w:rFonts w:hint="eastAsia" w:ascii="微软雅黑" w:hAnsi="微软雅黑" w:eastAsia="微软雅黑"/>
+                <w:rFonts w:ascii="微软雅黑" w:eastAsia="微软雅黑" w:hAnsi="微软雅黑"/>
+              </w:rPr>
+            </w:pPr>
+            <w:r>
+              <w:rPr>
+                <w:rFonts w:ascii="微软雅黑" w:eastAsia="微软雅黑" w:hAnsi="微软雅黑" w:hint="eastAsia"/>
               </w:rPr>
               <w:t>吴克</w:t>
             </w:r>
@@ -338,12 +307,12 @@
             <w:pPr>
               <w:jc w:val="center"/>
               <w:rPr>
-                <w:rFonts w:ascii="微软雅黑" w:hAnsi="微软雅黑" w:eastAsia="微软雅黑"/>
-              </w:rPr>
-            </w:pPr>
-            <w:r>
-              <w:rPr>
-                <w:rFonts w:hint="eastAsia" w:ascii="微软雅黑" w:hAnsi="微软雅黑" w:eastAsia="微软雅黑"/>
+                <w:rFonts w:ascii="微软雅黑" w:eastAsia="微软雅黑" w:hAnsi="微软雅黑"/>
+              </w:rPr>
+            </w:pPr>
+            <w:r>
+              <w:rPr>
+                <w:rFonts w:ascii="微软雅黑" w:eastAsia="微软雅黑" w:hAnsi="微软雅黑" w:hint="eastAsia"/>
                 <w:b/>
                 <w:bCs/>
               </w:rPr>
@@ -359,28 +328,23 @@
             <w:pPr>
               <w:jc w:val="center"/>
               <w:rPr>
-                <w:rFonts w:ascii="微软雅黑" w:hAnsi="微软雅黑" w:eastAsia="微软雅黑"/>
-              </w:rPr>
-            </w:pPr>
-            <w:r>
-              <w:rPr>
-                <w:rFonts w:hint="eastAsia" w:ascii="微软雅黑" w:hAnsi="微软雅黑" w:eastAsia="微软雅黑"/>
-              </w:rPr>
-              <w:t>孙元朝</w:t>
+                <w:rFonts w:ascii="微软雅黑" w:eastAsia="微软雅黑" w:hAnsi="微软雅黑"/>
+              </w:rPr>
+            </w:pPr>
+            <w:r>
+              <w:rPr>
+                <w:rFonts w:ascii="微软雅黑" w:eastAsia="微软雅黑" w:hAnsi="微软雅黑" w:hint="eastAsia"/>
+              </w:rPr>
+              <w:t>陈潮华</w:t>
             </w:r>
           </w:p>
         </w:tc>
       </w:tr>
       <w:tr>
         <w:tblPrEx>
-          <w:tblBorders>
-            <w:top w:val="single" w:color="auto" w:sz="4" w:space="0"/>
-            <w:left w:val="single" w:color="auto" w:sz="4" w:space="0"/>
-            <w:bottom w:val="single" w:color="auto" w:sz="4" w:space="0"/>
-            <w:right w:val="single" w:color="auto" w:sz="4" w:space="0"/>
-            <w:insideH w:val="single" w:color="auto" w:sz="4" w:space="0"/>
-            <w:insideV w:val="single" w:color="auto" w:sz="4" w:space="0"/>
-          </w:tblBorders>
+          <w:tblW w:w="8526" w:type="dxa"/>
+          <w:tblInd w:w="0" w:type="dxa"/>
+          <w:tblLayout w:type="fixed"/>
           <w:tblCellMar>
             <w:top w:w="0" w:type="dxa"/>
             <w:left w:w="108" w:type="dxa"/>
@@ -389,7 +353,7 @@
           </w:tblCellMar>
         </w:tblPrEx>
         <w:trPr>
-          <w:trHeight w:val="296" w:hRule="atLeast"/>
+          <w:trHeight w:val="296"/>
         </w:trPr>
         <w:tc>
           <w:tcPr>
@@ -400,14 +364,14 @@
             <w:pPr>
               <w:jc w:val="center"/>
               <w:rPr>
-                <w:rFonts w:ascii="微软雅黑" w:hAnsi="微软雅黑" w:eastAsia="微软雅黑"/>
+                <w:rFonts w:ascii="微软雅黑" w:eastAsia="微软雅黑" w:hAnsi="微软雅黑"/>
                 <w:sz w:val="24"/>
                 <w:szCs w:val="24"/>
               </w:rPr>
             </w:pPr>
             <w:r>
               <w:rPr>
-                <w:rFonts w:hint="eastAsia" w:ascii="微软雅黑" w:hAnsi="微软雅黑" w:eastAsia="微软雅黑"/>
+                <w:rFonts w:ascii="微软雅黑" w:eastAsia="微软雅黑" w:hAnsi="微软雅黑" w:hint="eastAsia"/>
                 <w:b/>
                 <w:bCs/>
                 <w:sz w:val="22"/>
@@ -426,26 +390,19 @@
             <w:pPr>
               <w:jc w:val="center"/>
               <w:rPr>
-                <w:rFonts w:ascii="微软雅黑" w:hAnsi="微软雅黑" w:eastAsia="微软雅黑"/>
-              </w:rPr>
-            </w:pPr>
-            <w:r>
-              <w:rPr>
-                <w:rFonts w:hint="eastAsia" w:ascii="微软雅黑" w:hAnsi="微软雅黑" w:eastAsia="微软雅黑"/>
-              </w:rPr>
-              <w:t>2019年1月1日</w:t>
+                <w:rFonts w:ascii="微软雅黑" w:eastAsia="微软雅黑" w:hAnsi="微软雅黑"/>
+              </w:rPr>
+            </w:pPr>
+            <w:r>
+              <w:rPr>
+                <w:rFonts w:ascii="微软雅黑" w:eastAsia="微软雅黑" w:hAnsi="微软雅黑" w:hint="eastAsia"/>
+              </w:rPr>
+              <w:t>2025年1月1日</w:t>
             </w:r>
           </w:p>
         </w:tc>
       </w:tr>
     </w:tbl>
-    <w:p/>
-    <w:p/>
-    <w:p/>
-    <w:p/>
-    <w:p/>
-    <w:p/>
-    <w:p/>
     <w:p>
       <w:pPr>
         <w:spacing w:line="360" w:lineRule="auto"/>
@@ -459,7 +416,7 @@
       </w:pPr>
       <w:r>
         <w:rPr>
-          <w:rFonts w:hint="eastAsia" w:ascii="宋体" w:hAnsi="宋体"/>
+          <w:rFonts w:ascii="宋体" w:hAnsi="宋体" w:hint="eastAsia"/>
           <w:b/>
           <w:sz w:val="28"/>
           <w:szCs w:val="28"/>
@@ -469,16 +426,16 @@
     </w:p>
     <w:tbl>
       <w:tblPr>
-        <w:tblStyle w:val="8"/>
+        <w:tblStyle w:val="TableNormal"/>
         <w:tblW w:w="9288" w:type="dxa"/>
         <w:tblInd w:w="0" w:type="dxa"/>
         <w:tblBorders>
-          <w:top w:val="single" w:color="000000" w:sz="4" w:space="0"/>
-          <w:left w:val="single" w:color="000000" w:sz="4" w:space="0"/>
-          <w:bottom w:val="single" w:color="000000" w:sz="4" w:space="0"/>
-          <w:right w:val="single" w:color="000000" w:sz="4" w:space="0"/>
-          <w:insideH w:val="single" w:color="000000" w:sz="4" w:space="0"/>
-          <w:insideV w:val="single" w:color="000000" w:sz="4" w:space="0"/>
+          <w:top w:val="single" w:sz="4" w:space="0" w:color="000000"/>
+          <w:left w:val="single" w:sz="4" w:space="0" w:color="000000"/>
+          <w:bottom w:val="single" w:sz="4" w:space="0" w:color="000000"/>
+          <w:right w:val="single" w:sz="4" w:space="0" w:color="000000"/>
+          <w:insideH w:val="single" w:sz="4" w:space="0" w:color="000000"/>
+          <w:insideV w:val="single" w:sz="4" w:space="0" w:color="000000"/>
         </w:tblBorders>
         <w:tblLayout w:type="fixed"/>
         <w:tblCellMar>
@@ -498,14 +455,17 @@
       </w:tblGrid>
       <w:tr>
         <w:tblPrEx>
+          <w:tblW w:w="9288" w:type="dxa"/>
+          <w:tblInd w:w="0" w:type="dxa"/>
           <w:tblBorders>
-            <w:top w:val="single" w:color="000000" w:sz="4" w:space="0"/>
-            <w:left w:val="single" w:color="000000" w:sz="4" w:space="0"/>
-            <w:bottom w:val="single" w:color="000000" w:sz="4" w:space="0"/>
-            <w:right w:val="single" w:color="000000" w:sz="4" w:space="0"/>
-            <w:insideH w:val="single" w:color="000000" w:sz="4" w:space="0"/>
-            <w:insideV w:val="single" w:color="000000" w:sz="4" w:space="0"/>
+            <w:top w:val="single" w:sz="4" w:space="0" w:color="000000"/>
+            <w:left w:val="single" w:sz="4" w:space="0" w:color="000000"/>
+            <w:bottom w:val="single" w:sz="4" w:space="0" w:color="000000"/>
+            <w:right w:val="single" w:sz="4" w:space="0" w:color="000000"/>
+            <w:insideH w:val="single" w:sz="4" w:space="0" w:color="000000"/>
+            <w:insideV w:val="single" w:sz="4" w:space="0" w:color="000000"/>
           </w:tblBorders>
+          <w:tblLayout w:type="fixed"/>
           <w:tblCellMar>
             <w:top w:w="0" w:type="dxa"/>
             <w:left w:w="108" w:type="dxa"/>
@@ -528,7 +488,7 @@
             </w:pPr>
             <w:r>
               <w:rPr>
-                <w:rFonts w:hint="eastAsia" w:ascii="宋体" w:hAnsi="宋体"/>
+                <w:rFonts w:ascii="宋体" w:hAnsi="宋体" w:hint="eastAsia"/>
               </w:rPr>
               <w:t>版本号</w:t>
             </w:r>
@@ -549,7 +509,7 @@
             </w:pPr>
             <w:r>
               <w:rPr>
-                <w:rFonts w:hint="eastAsia" w:ascii="宋体" w:hAnsi="宋体"/>
+                <w:rFonts w:ascii="宋体" w:hAnsi="宋体" w:hint="eastAsia"/>
               </w:rPr>
               <w:t>发布日期</w:t>
             </w:r>
@@ -570,7 +530,7 @@
             </w:pPr>
             <w:r>
               <w:rPr>
-                <w:rFonts w:hint="eastAsia" w:ascii="宋体" w:hAnsi="宋体"/>
+                <w:rFonts w:ascii="宋体" w:hAnsi="宋体" w:hint="eastAsia"/>
               </w:rPr>
               <w:t>修改人/</w:t>
             </w:r>
@@ -585,7 +545,7 @@
             </w:pPr>
             <w:r>
               <w:rPr>
-                <w:rFonts w:hint="eastAsia" w:ascii="宋体" w:hAnsi="宋体"/>
+                <w:rFonts w:ascii="宋体" w:hAnsi="宋体" w:hint="eastAsia"/>
               </w:rPr>
               <w:t>修改日期</w:t>
             </w:r>
@@ -606,7 +566,7 @@
             </w:pPr>
             <w:r>
               <w:rPr>
-                <w:rFonts w:hint="eastAsia" w:ascii="宋体" w:hAnsi="宋体"/>
+                <w:rFonts w:ascii="宋体" w:hAnsi="宋体" w:hint="eastAsia"/>
               </w:rPr>
               <w:t>审核人/</w:t>
             </w:r>
@@ -621,7 +581,7 @@
             </w:pPr>
             <w:r>
               <w:rPr>
-                <w:rFonts w:hint="eastAsia" w:ascii="宋体" w:hAnsi="宋体"/>
+                <w:rFonts w:ascii="宋体" w:hAnsi="宋体" w:hint="eastAsia"/>
               </w:rPr>
               <w:t>审核日期</w:t>
             </w:r>
@@ -642,7 +602,7 @@
             </w:pPr>
             <w:r>
               <w:rPr>
-                <w:rFonts w:hint="eastAsia" w:ascii="宋体" w:hAnsi="宋体"/>
+                <w:rFonts w:ascii="宋体" w:hAnsi="宋体" w:hint="eastAsia"/>
               </w:rPr>
               <w:t>批准人/</w:t>
             </w:r>
@@ -657,7 +617,7 @@
             </w:pPr>
             <w:r>
               <w:rPr>
-                <w:rFonts w:hint="eastAsia" w:ascii="宋体" w:hAnsi="宋体"/>
+                <w:rFonts w:ascii="宋体" w:hAnsi="宋体" w:hint="eastAsia"/>
               </w:rPr>
               <w:t>批准日期</w:t>
             </w:r>
@@ -678,7 +638,7 @@
             </w:pPr>
             <w:r>
               <w:rPr>
-                <w:rFonts w:hint="eastAsia" w:ascii="宋体" w:hAnsi="宋体"/>
+                <w:rFonts w:ascii="宋体" w:hAnsi="宋体" w:hint="eastAsia"/>
               </w:rPr>
               <w:t>修订原因</w:t>
             </w:r>
@@ -687,14 +647,9 @@
       </w:tr>
       <w:tr>
         <w:tblPrEx>
-          <w:tblBorders>
-            <w:top w:val="single" w:color="000000" w:sz="4" w:space="0"/>
-            <w:left w:val="single" w:color="000000" w:sz="4" w:space="0"/>
-            <w:bottom w:val="single" w:color="000000" w:sz="4" w:space="0"/>
-            <w:right w:val="single" w:color="000000" w:sz="4" w:space="0"/>
-            <w:insideH w:val="single" w:color="000000" w:sz="4" w:space="0"/>
-            <w:insideV w:val="single" w:color="000000" w:sz="4" w:space="0"/>
-          </w:tblBorders>
+          <w:tblW w:w="9288" w:type="dxa"/>
+          <w:tblInd w:w="0" w:type="dxa"/>
+          <w:tblLayout w:type="fixed"/>
           <w:tblCellMar>
             <w:top w:w="0" w:type="dxa"/>
             <w:left w:w="108" w:type="dxa"/>
@@ -703,7 +658,7 @@
           </w:tblCellMar>
         </w:tblPrEx>
         <w:trPr>
-          <w:trHeight w:val="756" w:hRule="atLeast"/>
+          <w:trHeight w:val="756"/>
         </w:trPr>
         <w:tc>
           <w:tcPr>
@@ -714,13 +669,13 @@
             <w:pPr>
               <w:jc w:val="center"/>
               <w:rPr>
-                <w:rFonts w:hint="eastAsia" w:ascii="宋体" w:hAnsi="宋体" w:eastAsia="宋体" w:cs="宋体"/>
+                <w:rFonts w:ascii="宋体" w:eastAsia="宋体" w:hAnsi="宋体" w:cs="宋体" w:hint="eastAsia"/>
                 <w:lang w:val="en-US" w:eastAsia="zh-CN"/>
               </w:rPr>
             </w:pPr>
             <w:r>
               <w:rPr>
-                <w:rFonts w:hint="eastAsia" w:ascii="宋体" w:hAnsi="宋体" w:cs="宋体"/>
+                <w:rFonts w:ascii="宋体" w:hAnsi="宋体" w:cs="宋体" w:hint="eastAsia"/>
                 <w:lang w:val="en-US" w:eastAsia="zh-CN"/>
               </w:rPr>
               <w:t>V1.0</w:t>
@@ -741,9 +696,9 @@
             </w:pPr>
             <w:r>
               <w:rPr>
-                <w:rFonts w:hint="eastAsia" w:ascii="宋体" w:hAnsi="宋体" w:cs="宋体"/>
-              </w:rPr>
-              <w:t>2019.1.1</w:t>
+                <w:rFonts w:ascii="宋体" w:hAnsi="宋体" w:cs="宋体" w:hint="eastAsia"/>
+              </w:rPr>
+              <w:t>2025.1.1</w:t>
             </w:r>
           </w:p>
         </w:tc>
@@ -761,7 +716,7 @@
             </w:pPr>
             <w:r>
               <w:rPr>
-                <w:rFonts w:hint="eastAsia" w:ascii="宋体" w:hAnsi="宋体" w:cs="宋体"/>
+                <w:rFonts w:ascii="宋体" w:hAnsi="宋体" w:cs="宋体" w:hint="eastAsia"/>
               </w:rPr>
               <w:t>张莲花</w:t>
             </w:r>
@@ -781,7 +736,7 @@
             </w:pPr>
             <w:r>
               <w:rPr>
-                <w:rFonts w:hint="eastAsia" w:ascii="宋体" w:hAnsi="宋体" w:cs="宋体"/>
+                <w:rFonts w:ascii="宋体" w:hAnsi="宋体" w:cs="宋体" w:hint="eastAsia"/>
               </w:rPr>
               <w:t>吴克</w:t>
             </w:r>
@@ -801,9 +756,9 @@
             </w:pPr>
             <w:r>
               <w:rPr>
-                <w:rFonts w:hint="eastAsia" w:ascii="宋体" w:hAnsi="宋体" w:cs="宋体"/>
-              </w:rPr>
-              <w:t>孙元朝</w:t>
+                <w:rFonts w:ascii="宋体" w:hAnsi="宋体" w:cs="宋体" w:hint="eastAsia"/>
+              </w:rPr>
+              <w:t>陈潮华</w:t>
             </w:r>
           </w:p>
         </w:tc>
@@ -822,7 +777,7 @@
             </w:pPr>
             <w:r>
               <w:rPr>
-                <w:rFonts w:hint="eastAsia" w:ascii="宋体" w:hAnsi="宋体"/>
+                <w:rFonts w:ascii="宋体" w:hAnsi="宋体" w:hint="eastAsia"/>
               </w:rPr>
               <w:t>新建</w:t>
             </w:r>
@@ -831,14 +786,9 @@
       </w:tr>
       <w:tr>
         <w:tblPrEx>
-          <w:tblBorders>
-            <w:top w:val="single" w:color="000000" w:sz="4" w:space="0"/>
-            <w:left w:val="single" w:color="000000" w:sz="4" w:space="0"/>
-            <w:bottom w:val="single" w:color="000000" w:sz="4" w:space="0"/>
-            <w:right w:val="single" w:color="000000" w:sz="4" w:space="0"/>
-            <w:insideH w:val="single" w:color="000000" w:sz="4" w:space="0"/>
-            <w:insideV w:val="single" w:color="000000" w:sz="4" w:space="0"/>
-          </w:tblBorders>
+          <w:tblW w:w="9288" w:type="dxa"/>
+          <w:tblInd w:w="0" w:type="dxa"/>
+          <w:tblLayout w:type="fixed"/>
           <w:tblCellMar>
             <w:top w:w="0" w:type="dxa"/>
             <w:left w:w="108" w:type="dxa"/>
@@ -847,7 +797,7 @@
           </w:tblCellMar>
         </w:tblPrEx>
         <w:trPr>
-          <w:trHeight w:val="756" w:hRule="atLeast"/>
+          <w:trHeight w:val="756"/>
         </w:trPr>
         <w:tc>
           <w:tcPr>
@@ -936,14 +886,9 @@
       </w:tr>
       <w:tr>
         <w:tblPrEx>
-          <w:tblBorders>
-            <w:top w:val="single" w:color="000000" w:sz="4" w:space="0"/>
-            <w:left w:val="single" w:color="000000" w:sz="4" w:space="0"/>
-            <w:bottom w:val="single" w:color="000000" w:sz="4" w:space="0"/>
-            <w:right w:val="single" w:color="000000" w:sz="4" w:space="0"/>
-            <w:insideH w:val="single" w:color="000000" w:sz="4" w:space="0"/>
-            <w:insideV w:val="single" w:color="000000" w:sz="4" w:space="0"/>
-          </w:tblBorders>
+          <w:tblW w:w="9288" w:type="dxa"/>
+          <w:tblInd w:w="0" w:type="dxa"/>
+          <w:tblLayout w:type="fixed"/>
           <w:tblCellMar>
             <w:top w:w="0" w:type="dxa"/>
             <w:left w:w="108" w:type="dxa"/>
@@ -952,7 +897,7 @@
           </w:tblCellMar>
         </w:tblPrEx>
         <w:trPr>
-          <w:trHeight w:val="730" w:hRule="atLeast"/>
+          <w:trHeight w:val="730"/>
         </w:trPr>
         <w:tc>
           <w:tcPr>
@@ -1041,14 +986,9 @@
       </w:tr>
       <w:tr>
         <w:tblPrEx>
-          <w:tblBorders>
-            <w:top w:val="single" w:color="000000" w:sz="4" w:space="0"/>
-            <w:left w:val="single" w:color="000000" w:sz="4" w:space="0"/>
-            <w:bottom w:val="single" w:color="000000" w:sz="4" w:space="0"/>
-            <w:right w:val="single" w:color="000000" w:sz="4" w:space="0"/>
-            <w:insideH w:val="single" w:color="000000" w:sz="4" w:space="0"/>
-            <w:insideV w:val="single" w:color="000000" w:sz="4" w:space="0"/>
-          </w:tblBorders>
+          <w:tblW w:w="9288" w:type="dxa"/>
+          <w:tblInd w:w="0" w:type="dxa"/>
+          <w:tblLayout w:type="fixed"/>
           <w:tblCellMar>
             <w:top w:w="0" w:type="dxa"/>
             <w:left w:w="108" w:type="dxa"/>
@@ -1057,7 +997,7 @@
           </w:tblCellMar>
         </w:tblPrEx>
         <w:trPr>
-          <w:trHeight w:val="756" w:hRule="atLeast"/>
+          <w:trHeight w:val="756"/>
         </w:trPr>
         <w:tc>
           <w:tcPr>
@@ -1146,14 +1086,9 @@
       </w:tr>
       <w:tr>
         <w:tblPrEx>
-          <w:tblBorders>
-            <w:top w:val="single" w:color="000000" w:sz="4" w:space="0"/>
-            <w:left w:val="single" w:color="000000" w:sz="4" w:space="0"/>
-            <w:bottom w:val="single" w:color="000000" w:sz="4" w:space="0"/>
-            <w:right w:val="single" w:color="000000" w:sz="4" w:space="0"/>
-            <w:insideH w:val="single" w:color="000000" w:sz="4" w:space="0"/>
-            <w:insideV w:val="single" w:color="000000" w:sz="4" w:space="0"/>
-          </w:tblBorders>
+          <w:tblW w:w="9288" w:type="dxa"/>
+          <w:tblInd w:w="0" w:type="dxa"/>
+          <w:tblLayout w:type="fixed"/>
           <w:tblCellMar>
             <w:top w:w="0" w:type="dxa"/>
             <w:left w:w="108" w:type="dxa"/>
@@ -1162,7 +1097,7 @@
           </w:tblCellMar>
         </w:tblPrEx>
         <w:trPr>
-          <w:trHeight w:val="756" w:hRule="atLeast"/>
+          <w:trHeight w:val="756"/>
         </w:trPr>
         <w:tc>
           <w:tcPr>
@@ -1251,14 +1186,9 @@
       </w:tr>
       <w:tr>
         <w:tblPrEx>
-          <w:tblBorders>
-            <w:top w:val="single" w:color="000000" w:sz="4" w:space="0"/>
-            <w:left w:val="single" w:color="000000" w:sz="4" w:space="0"/>
-            <w:bottom w:val="single" w:color="000000" w:sz="4" w:space="0"/>
-            <w:right w:val="single" w:color="000000" w:sz="4" w:space="0"/>
-            <w:insideH w:val="single" w:color="000000" w:sz="4" w:space="0"/>
-            <w:insideV w:val="single" w:color="000000" w:sz="4" w:space="0"/>
-          </w:tblBorders>
+          <w:tblW w:w="9288" w:type="dxa"/>
+          <w:tblInd w:w="0" w:type="dxa"/>
+          <w:tblLayout w:type="fixed"/>
           <w:tblCellMar>
             <w:top w:w="0" w:type="dxa"/>
             <w:left w:w="108" w:type="dxa"/>
@@ -1267,637 +1197,7 @@
           </w:tblCellMar>
         </w:tblPrEx>
         <w:trPr>
-          <w:trHeight w:val="756" w:hRule="atLeast"/>
-        </w:trPr>
-        <w:tc>
-          <w:tcPr>
-            <w:tcW w:w="1116" w:type="dxa"/>
-            <w:vAlign w:val="center"/>
-          </w:tcPr>
-          <w:p>
-            <w:pPr>
-              <w:jc w:val="center"/>
-              <w:rPr>
-                <w:rFonts w:ascii="宋体" w:hAnsi="宋体"/>
-              </w:rPr>
-            </w:pPr>
-          </w:p>
-        </w:tc>
-        <w:tc>
-          <w:tcPr>
-            <w:tcW w:w="1479" w:type="dxa"/>
-            <w:vAlign w:val="center"/>
-          </w:tcPr>
-          <w:p>
-            <w:pPr>
-              <w:jc w:val="center"/>
-              <w:rPr>
-                <w:rFonts w:ascii="宋体" w:hAnsi="宋体"/>
-              </w:rPr>
-            </w:pPr>
-          </w:p>
-        </w:tc>
-        <w:tc>
-          <w:tcPr>
-            <w:tcW w:w="1550" w:type="dxa"/>
-            <w:vAlign w:val="center"/>
-          </w:tcPr>
-          <w:p>
-            <w:pPr>
-              <w:jc w:val="center"/>
-              <w:rPr>
-                <w:rFonts w:ascii="宋体" w:hAnsi="宋体"/>
-              </w:rPr>
-            </w:pPr>
-          </w:p>
-        </w:tc>
-        <w:tc>
-          <w:tcPr>
-            <w:tcW w:w="1459" w:type="dxa"/>
-            <w:vAlign w:val="center"/>
-          </w:tcPr>
-          <w:p>
-            <w:pPr>
-              <w:jc w:val="center"/>
-              <w:rPr>
-                <w:rFonts w:ascii="宋体" w:hAnsi="宋体"/>
-              </w:rPr>
-            </w:pPr>
-          </w:p>
-        </w:tc>
-        <w:tc>
-          <w:tcPr>
-            <w:tcW w:w="1566" w:type="dxa"/>
-            <w:vAlign w:val="center"/>
-          </w:tcPr>
-          <w:p>
-            <w:pPr>
-              <w:jc w:val="center"/>
-              <w:rPr>
-                <w:rFonts w:ascii="宋体" w:hAnsi="宋体"/>
-              </w:rPr>
-            </w:pPr>
-          </w:p>
-        </w:tc>
-        <w:tc>
-          <w:tcPr>
-            <w:tcW w:w="2118" w:type="dxa"/>
-            <w:vAlign w:val="center"/>
-          </w:tcPr>
-          <w:p>
-            <w:pPr>
-              <w:jc w:val="center"/>
-              <w:rPr>
-                <w:rFonts w:ascii="宋体" w:hAnsi="宋体"/>
-              </w:rPr>
-            </w:pPr>
-          </w:p>
-        </w:tc>
-      </w:tr>
-      <w:tr>
-        <w:tblPrEx>
-          <w:tblBorders>
-            <w:top w:val="single" w:color="000000" w:sz="4" w:space="0"/>
-            <w:left w:val="single" w:color="000000" w:sz="4" w:space="0"/>
-            <w:bottom w:val="single" w:color="000000" w:sz="4" w:space="0"/>
-            <w:right w:val="single" w:color="000000" w:sz="4" w:space="0"/>
-            <w:insideH w:val="single" w:color="000000" w:sz="4" w:space="0"/>
-            <w:insideV w:val="single" w:color="000000" w:sz="4" w:space="0"/>
-          </w:tblBorders>
-          <w:tblCellMar>
-            <w:top w:w="0" w:type="dxa"/>
-            <w:left w:w="108" w:type="dxa"/>
-            <w:bottom w:w="0" w:type="dxa"/>
-            <w:right w:w="108" w:type="dxa"/>
-          </w:tblCellMar>
-        </w:tblPrEx>
-        <w:trPr>
-          <w:trHeight w:val="756" w:hRule="atLeast"/>
-        </w:trPr>
-        <w:tc>
-          <w:tcPr>
-            <w:tcW w:w="1116" w:type="dxa"/>
-            <w:vAlign w:val="center"/>
-          </w:tcPr>
-          <w:p>
-            <w:pPr>
-              <w:jc w:val="center"/>
-              <w:rPr>
-                <w:rFonts w:ascii="宋体" w:hAnsi="宋体"/>
-              </w:rPr>
-            </w:pPr>
-          </w:p>
-        </w:tc>
-        <w:tc>
-          <w:tcPr>
-            <w:tcW w:w="1479" w:type="dxa"/>
-            <w:vAlign w:val="center"/>
-          </w:tcPr>
-          <w:p>
-            <w:pPr>
-              <w:jc w:val="center"/>
-              <w:rPr>
-                <w:rFonts w:ascii="宋体" w:hAnsi="宋体"/>
-              </w:rPr>
-            </w:pPr>
-          </w:p>
-        </w:tc>
-        <w:tc>
-          <w:tcPr>
-            <w:tcW w:w="1550" w:type="dxa"/>
-            <w:vAlign w:val="center"/>
-          </w:tcPr>
-          <w:p>
-            <w:pPr>
-              <w:jc w:val="center"/>
-              <w:rPr>
-                <w:rFonts w:ascii="宋体" w:hAnsi="宋体"/>
-              </w:rPr>
-            </w:pPr>
-          </w:p>
-        </w:tc>
-        <w:tc>
-          <w:tcPr>
-            <w:tcW w:w="1459" w:type="dxa"/>
-            <w:vAlign w:val="center"/>
-          </w:tcPr>
-          <w:p>
-            <w:pPr>
-              <w:jc w:val="center"/>
-              <w:rPr>
-                <w:rFonts w:ascii="宋体" w:hAnsi="宋体"/>
-              </w:rPr>
-            </w:pPr>
-          </w:p>
-        </w:tc>
-        <w:tc>
-          <w:tcPr>
-            <w:tcW w:w="1566" w:type="dxa"/>
-            <w:vAlign w:val="center"/>
-          </w:tcPr>
-          <w:p>
-            <w:pPr>
-              <w:jc w:val="center"/>
-              <w:rPr>
-                <w:rFonts w:ascii="宋体" w:hAnsi="宋体"/>
-              </w:rPr>
-            </w:pPr>
-          </w:p>
-        </w:tc>
-        <w:tc>
-          <w:tcPr>
-            <w:tcW w:w="2118" w:type="dxa"/>
-            <w:vAlign w:val="center"/>
-          </w:tcPr>
-          <w:p>
-            <w:pPr>
-              <w:jc w:val="center"/>
-              <w:rPr>
-                <w:rFonts w:ascii="宋体" w:hAnsi="宋体"/>
-              </w:rPr>
-            </w:pPr>
-          </w:p>
-        </w:tc>
-      </w:tr>
-      <w:tr>
-        <w:tblPrEx>
-          <w:tblBorders>
-            <w:top w:val="single" w:color="000000" w:sz="4" w:space="0"/>
-            <w:left w:val="single" w:color="000000" w:sz="4" w:space="0"/>
-            <w:bottom w:val="single" w:color="000000" w:sz="4" w:space="0"/>
-            <w:right w:val="single" w:color="000000" w:sz="4" w:space="0"/>
-            <w:insideH w:val="single" w:color="000000" w:sz="4" w:space="0"/>
-            <w:insideV w:val="single" w:color="000000" w:sz="4" w:space="0"/>
-          </w:tblBorders>
-          <w:tblCellMar>
-            <w:top w:w="0" w:type="dxa"/>
-            <w:left w:w="108" w:type="dxa"/>
-            <w:bottom w:w="0" w:type="dxa"/>
-            <w:right w:w="108" w:type="dxa"/>
-          </w:tblCellMar>
-        </w:tblPrEx>
-        <w:trPr>
-          <w:trHeight w:val="756" w:hRule="atLeast"/>
-        </w:trPr>
-        <w:tc>
-          <w:tcPr>
-            <w:tcW w:w="1116" w:type="dxa"/>
-            <w:vAlign w:val="center"/>
-          </w:tcPr>
-          <w:p>
-            <w:pPr>
-              <w:jc w:val="center"/>
-              <w:rPr>
-                <w:rFonts w:ascii="宋体" w:hAnsi="宋体"/>
-              </w:rPr>
-            </w:pPr>
-          </w:p>
-        </w:tc>
-        <w:tc>
-          <w:tcPr>
-            <w:tcW w:w="1479" w:type="dxa"/>
-            <w:vAlign w:val="center"/>
-          </w:tcPr>
-          <w:p>
-            <w:pPr>
-              <w:jc w:val="center"/>
-              <w:rPr>
-                <w:rFonts w:ascii="宋体" w:hAnsi="宋体"/>
-              </w:rPr>
-            </w:pPr>
-          </w:p>
-        </w:tc>
-        <w:tc>
-          <w:tcPr>
-            <w:tcW w:w="1550" w:type="dxa"/>
-            <w:vAlign w:val="center"/>
-          </w:tcPr>
-          <w:p>
-            <w:pPr>
-              <w:jc w:val="center"/>
-              <w:rPr>
-                <w:rFonts w:ascii="宋体" w:hAnsi="宋体"/>
-              </w:rPr>
-            </w:pPr>
-          </w:p>
-        </w:tc>
-        <w:tc>
-          <w:tcPr>
-            <w:tcW w:w="1459" w:type="dxa"/>
-            <w:vAlign w:val="center"/>
-          </w:tcPr>
-          <w:p>
-            <w:pPr>
-              <w:jc w:val="center"/>
-              <w:rPr>
-                <w:rFonts w:ascii="宋体" w:hAnsi="宋体"/>
-              </w:rPr>
-            </w:pPr>
-          </w:p>
-        </w:tc>
-        <w:tc>
-          <w:tcPr>
-            <w:tcW w:w="1566" w:type="dxa"/>
-            <w:vAlign w:val="center"/>
-          </w:tcPr>
-          <w:p>
-            <w:pPr>
-              <w:jc w:val="center"/>
-              <w:rPr>
-                <w:rFonts w:ascii="宋体" w:hAnsi="宋体"/>
-              </w:rPr>
-            </w:pPr>
-          </w:p>
-        </w:tc>
-        <w:tc>
-          <w:tcPr>
-            <w:tcW w:w="2118" w:type="dxa"/>
-            <w:vAlign w:val="center"/>
-          </w:tcPr>
-          <w:p>
-            <w:pPr>
-              <w:jc w:val="center"/>
-              <w:rPr>
-                <w:rFonts w:ascii="宋体" w:hAnsi="宋体"/>
-              </w:rPr>
-            </w:pPr>
-          </w:p>
-        </w:tc>
-      </w:tr>
-      <w:tr>
-        <w:tblPrEx>
-          <w:tblBorders>
-            <w:top w:val="single" w:color="000000" w:sz="4" w:space="0"/>
-            <w:left w:val="single" w:color="000000" w:sz="4" w:space="0"/>
-            <w:bottom w:val="single" w:color="000000" w:sz="4" w:space="0"/>
-            <w:right w:val="single" w:color="000000" w:sz="4" w:space="0"/>
-            <w:insideH w:val="single" w:color="000000" w:sz="4" w:space="0"/>
-            <w:insideV w:val="single" w:color="000000" w:sz="4" w:space="0"/>
-          </w:tblBorders>
-          <w:tblCellMar>
-            <w:top w:w="0" w:type="dxa"/>
-            <w:left w:w="108" w:type="dxa"/>
-            <w:bottom w:w="0" w:type="dxa"/>
-            <w:right w:w="108" w:type="dxa"/>
-          </w:tblCellMar>
-        </w:tblPrEx>
-        <w:trPr>
-          <w:trHeight w:val="756" w:hRule="atLeast"/>
-        </w:trPr>
-        <w:tc>
-          <w:tcPr>
-            <w:tcW w:w="1116" w:type="dxa"/>
-            <w:vAlign w:val="center"/>
-          </w:tcPr>
-          <w:p>
-            <w:pPr>
-              <w:jc w:val="center"/>
-              <w:rPr>
-                <w:rFonts w:ascii="宋体" w:hAnsi="宋体"/>
-              </w:rPr>
-            </w:pPr>
-          </w:p>
-        </w:tc>
-        <w:tc>
-          <w:tcPr>
-            <w:tcW w:w="1479" w:type="dxa"/>
-            <w:vAlign w:val="center"/>
-          </w:tcPr>
-          <w:p>
-            <w:pPr>
-              <w:jc w:val="center"/>
-              <w:rPr>
-                <w:rFonts w:ascii="宋体" w:hAnsi="宋体"/>
-              </w:rPr>
-            </w:pPr>
-          </w:p>
-        </w:tc>
-        <w:tc>
-          <w:tcPr>
-            <w:tcW w:w="1550" w:type="dxa"/>
-            <w:vAlign w:val="center"/>
-          </w:tcPr>
-          <w:p>
-            <w:pPr>
-              <w:jc w:val="center"/>
-              <w:rPr>
-                <w:rFonts w:ascii="宋体" w:hAnsi="宋体"/>
-              </w:rPr>
-            </w:pPr>
-          </w:p>
-        </w:tc>
-        <w:tc>
-          <w:tcPr>
-            <w:tcW w:w="1459" w:type="dxa"/>
-            <w:vAlign w:val="center"/>
-          </w:tcPr>
-          <w:p>
-            <w:pPr>
-              <w:jc w:val="center"/>
-              <w:rPr>
-                <w:rFonts w:ascii="宋体" w:hAnsi="宋体"/>
-              </w:rPr>
-            </w:pPr>
-          </w:p>
-        </w:tc>
-        <w:tc>
-          <w:tcPr>
-            <w:tcW w:w="1566" w:type="dxa"/>
-            <w:vAlign w:val="center"/>
-          </w:tcPr>
-          <w:p>
-            <w:pPr>
-              <w:jc w:val="center"/>
-              <w:rPr>
-                <w:rFonts w:ascii="宋体" w:hAnsi="宋体"/>
-              </w:rPr>
-            </w:pPr>
-          </w:p>
-        </w:tc>
-        <w:tc>
-          <w:tcPr>
-            <w:tcW w:w="2118" w:type="dxa"/>
-            <w:vAlign w:val="center"/>
-          </w:tcPr>
-          <w:p>
-            <w:pPr>
-              <w:jc w:val="center"/>
-              <w:rPr>
-                <w:rFonts w:ascii="宋体" w:hAnsi="宋体"/>
-              </w:rPr>
-            </w:pPr>
-          </w:p>
-        </w:tc>
-      </w:tr>
-      <w:tr>
-        <w:tblPrEx>
-          <w:tblBorders>
-            <w:top w:val="single" w:color="000000" w:sz="4" w:space="0"/>
-            <w:left w:val="single" w:color="000000" w:sz="4" w:space="0"/>
-            <w:bottom w:val="single" w:color="000000" w:sz="4" w:space="0"/>
-            <w:right w:val="single" w:color="000000" w:sz="4" w:space="0"/>
-            <w:insideH w:val="single" w:color="000000" w:sz="4" w:space="0"/>
-            <w:insideV w:val="single" w:color="000000" w:sz="4" w:space="0"/>
-          </w:tblBorders>
-          <w:tblCellMar>
-            <w:top w:w="0" w:type="dxa"/>
-            <w:left w:w="108" w:type="dxa"/>
-            <w:bottom w:w="0" w:type="dxa"/>
-            <w:right w:w="108" w:type="dxa"/>
-          </w:tblCellMar>
-        </w:tblPrEx>
-        <w:trPr>
-          <w:trHeight w:val="756" w:hRule="atLeast"/>
-        </w:trPr>
-        <w:tc>
-          <w:tcPr>
-            <w:tcW w:w="1116" w:type="dxa"/>
-            <w:vAlign w:val="center"/>
-          </w:tcPr>
-          <w:p>
-            <w:pPr>
-              <w:jc w:val="center"/>
-              <w:rPr>
-                <w:rFonts w:ascii="宋体" w:hAnsi="宋体"/>
-              </w:rPr>
-            </w:pPr>
-          </w:p>
-        </w:tc>
-        <w:tc>
-          <w:tcPr>
-            <w:tcW w:w="1479" w:type="dxa"/>
-            <w:vAlign w:val="center"/>
-          </w:tcPr>
-          <w:p>
-            <w:pPr>
-              <w:jc w:val="center"/>
-              <w:rPr>
-                <w:rFonts w:ascii="宋体" w:hAnsi="宋体"/>
-              </w:rPr>
-            </w:pPr>
-          </w:p>
-        </w:tc>
-        <w:tc>
-          <w:tcPr>
-            <w:tcW w:w="1550" w:type="dxa"/>
-            <w:vAlign w:val="center"/>
-          </w:tcPr>
-          <w:p>
-            <w:pPr>
-              <w:jc w:val="center"/>
-              <w:rPr>
-                <w:rFonts w:ascii="宋体" w:hAnsi="宋体"/>
-              </w:rPr>
-            </w:pPr>
-          </w:p>
-        </w:tc>
-        <w:tc>
-          <w:tcPr>
-            <w:tcW w:w="1459" w:type="dxa"/>
-            <w:vAlign w:val="center"/>
-          </w:tcPr>
-          <w:p>
-            <w:pPr>
-              <w:jc w:val="center"/>
-              <w:rPr>
-                <w:rFonts w:ascii="宋体" w:hAnsi="宋体"/>
-              </w:rPr>
-            </w:pPr>
-          </w:p>
-        </w:tc>
-        <w:tc>
-          <w:tcPr>
-            <w:tcW w:w="1566" w:type="dxa"/>
-            <w:vAlign w:val="center"/>
-          </w:tcPr>
-          <w:p>
-            <w:pPr>
-              <w:jc w:val="center"/>
-              <w:rPr>
-                <w:rFonts w:ascii="宋体" w:hAnsi="宋体"/>
-              </w:rPr>
-            </w:pPr>
-          </w:p>
-        </w:tc>
-        <w:tc>
-          <w:tcPr>
-            <w:tcW w:w="2118" w:type="dxa"/>
-            <w:vAlign w:val="center"/>
-          </w:tcPr>
-          <w:p>
-            <w:pPr>
-              <w:jc w:val="center"/>
-              <w:rPr>
-                <w:rFonts w:ascii="宋体" w:hAnsi="宋体"/>
-              </w:rPr>
-            </w:pPr>
-          </w:p>
-        </w:tc>
-      </w:tr>
-      <w:tr>
-        <w:tblPrEx>
-          <w:tblBorders>
-            <w:top w:val="single" w:color="000000" w:sz="4" w:space="0"/>
-            <w:left w:val="single" w:color="000000" w:sz="4" w:space="0"/>
-            <w:bottom w:val="single" w:color="000000" w:sz="4" w:space="0"/>
-            <w:right w:val="single" w:color="000000" w:sz="4" w:space="0"/>
-            <w:insideH w:val="single" w:color="000000" w:sz="4" w:space="0"/>
-            <w:insideV w:val="single" w:color="000000" w:sz="4" w:space="0"/>
-          </w:tblBorders>
-          <w:tblCellMar>
-            <w:top w:w="0" w:type="dxa"/>
-            <w:left w:w="108" w:type="dxa"/>
-            <w:bottom w:w="0" w:type="dxa"/>
-            <w:right w:w="108" w:type="dxa"/>
-          </w:tblCellMar>
-        </w:tblPrEx>
-        <w:trPr>
-          <w:trHeight w:val="756" w:hRule="atLeast"/>
-        </w:trPr>
-        <w:tc>
-          <w:tcPr>
-            <w:tcW w:w="1116" w:type="dxa"/>
-            <w:vAlign w:val="center"/>
-          </w:tcPr>
-          <w:p>
-            <w:pPr>
-              <w:jc w:val="center"/>
-              <w:rPr>
-                <w:rFonts w:ascii="宋体" w:hAnsi="宋体"/>
-              </w:rPr>
-            </w:pPr>
-          </w:p>
-        </w:tc>
-        <w:tc>
-          <w:tcPr>
-            <w:tcW w:w="1479" w:type="dxa"/>
-            <w:vAlign w:val="center"/>
-          </w:tcPr>
-          <w:p>
-            <w:pPr>
-              <w:jc w:val="center"/>
-              <w:rPr>
-                <w:rFonts w:ascii="宋体" w:hAnsi="宋体"/>
-              </w:rPr>
-            </w:pPr>
-          </w:p>
-        </w:tc>
-        <w:tc>
-          <w:tcPr>
-            <w:tcW w:w="1550" w:type="dxa"/>
-            <w:vAlign w:val="center"/>
-          </w:tcPr>
-          <w:p>
-            <w:pPr>
-              <w:jc w:val="center"/>
-              <w:rPr>
-                <w:rFonts w:ascii="宋体" w:hAnsi="宋体"/>
-              </w:rPr>
-            </w:pPr>
-          </w:p>
-        </w:tc>
-        <w:tc>
-          <w:tcPr>
-            <w:tcW w:w="1459" w:type="dxa"/>
-            <w:vAlign w:val="center"/>
-          </w:tcPr>
-          <w:p>
-            <w:pPr>
-              <w:jc w:val="center"/>
-              <w:rPr>
-                <w:rFonts w:ascii="宋体" w:hAnsi="宋体"/>
-              </w:rPr>
-            </w:pPr>
-          </w:p>
-        </w:tc>
-        <w:tc>
-          <w:tcPr>
-            <w:tcW w:w="1566" w:type="dxa"/>
-            <w:vAlign w:val="center"/>
-          </w:tcPr>
-          <w:p>
-            <w:pPr>
-              <w:jc w:val="center"/>
-              <w:rPr>
-                <w:rFonts w:ascii="宋体" w:hAnsi="宋体"/>
-              </w:rPr>
-            </w:pPr>
-          </w:p>
-        </w:tc>
-        <w:tc>
-          <w:tcPr>
-            <w:tcW w:w="2118" w:type="dxa"/>
-            <w:vAlign w:val="center"/>
-          </w:tcPr>
-          <w:p>
-            <w:pPr>
-              <w:jc w:val="center"/>
-              <w:rPr>
-                <w:rFonts w:ascii="宋体" w:hAnsi="宋体"/>
-              </w:rPr>
-            </w:pPr>
-          </w:p>
-        </w:tc>
-      </w:tr>
-      <w:tr>
-        <w:tblPrEx>
-          <w:tblBorders>
-            <w:top w:val="single" w:color="000000" w:sz="4" w:space="0"/>
-            <w:left w:val="single" w:color="000000" w:sz="4" w:space="0"/>
-            <w:bottom w:val="single" w:color="000000" w:sz="4" w:space="0"/>
-            <w:right w:val="single" w:color="000000" w:sz="4" w:space="0"/>
-            <w:insideH w:val="single" w:color="000000" w:sz="4" w:space="0"/>
-            <w:insideV w:val="single" w:color="000000" w:sz="4" w:space="0"/>
-          </w:tblBorders>
-          <w:tblCellMar>
-            <w:top w:w="0" w:type="dxa"/>
-            <w:left w:w="108" w:type="dxa"/>
-            <w:bottom w:w="0" w:type="dxa"/>
-            <w:right w:w="108" w:type="dxa"/>
-          </w:tblCellMar>
-        </w:tblPrEx>
-        <w:trPr>
-          <w:trHeight w:val="756" w:hRule="atLeast"/>
+          <w:trHeight w:val="756"/>
         </w:trPr>
         <w:tc>
           <w:tcPr>
@@ -2023,7 +1323,7 @@
     </w:p>
     <w:p>
       <w:pPr>
-        <w:pStyle w:val="2"/>
+        <w:pStyle w:val="Heading1"/>
         <w:numPr>
           <w:ilvl w:val="0"/>
           <w:numId w:val="1"/>
@@ -2035,18 +1335,18 @@
           <w:szCs w:val="32"/>
         </w:rPr>
         <w:sectPr>
-          <w:headerReference r:id="rId3" w:type="default"/>
+          <w:headerReference w:type="default" r:id="rId4"/>
           <w:pgSz w:w="11906" w:h="16838"/>
           <w:pgMar w:top="1440" w:right="1800" w:bottom="1440" w:left="1800" w:header="851" w:footer="992" w:gutter="0"/>
           <w:pgNumType w:start="1"/>
-          <w:cols w:space="425" w:num="1"/>
+          <w:cols w:num="1" w:space="425"/>
           <w:docGrid w:type="lines" w:linePitch="312" w:charSpace="0"/>
         </w:sectPr>
       </w:pPr>
     </w:p>
     <w:p>
       <w:pPr>
-        <w:pStyle w:val="2"/>
+        <w:pStyle w:val="Heading1"/>
         <w:numPr>
           <w:ilvl w:val="0"/>
           <w:numId w:val="1"/>
@@ -2060,7 +1360,7 @@
       </w:pPr>
       <w:r>
         <w:rPr>
-          <w:rFonts w:hint="eastAsia" w:ascii="宋体" w:hAnsi="宋体" w:cs="宋体"/>
+          <w:rFonts w:ascii="宋体" w:hAnsi="宋体" w:cs="宋体" w:hint="eastAsia"/>
           <w:sz w:val="32"/>
           <w:szCs w:val="32"/>
         </w:rPr>
@@ -2070,7 +1370,7 @@
     <w:p>
       <w:pPr>
         <w:spacing w:line="360" w:lineRule="auto"/>
-        <w:ind w:firstLine="566" w:firstLineChars="236"/>
+        <w:ind w:firstLine="496" w:firstLineChars="236"/>
         <w:rPr>
           <w:rFonts w:ascii="宋体"/>
           <w:sz w:val="24"/>
@@ -2085,22 +1385,22 @@
           <w:szCs w:val="24"/>
           <w:shd w:val="clear" w:color="auto" w:fill="FFFFFF"/>
         </w:rPr>
-        <w:t>201</w:t>
-      </w:r>
-      <w:r>
-        <w:rPr>
-          <w:rFonts w:hint="eastAsia" w:ascii="宋体" w:hAnsi="宋体" w:cs="宋体"/>
+        <w:t>2025</w:t>
+      </w:r>
+      <w:r>
+        <w:rPr>
+          <w:rFonts w:ascii="宋体" w:hAnsi="宋体" w:cs="宋体" w:hint="eastAsia"/>
           <w:sz w:val="24"/>
           <w:szCs w:val="24"/>
           <w:shd w:val="clear" w:color="auto" w:fill="FFFFFF"/>
         </w:rPr>
-        <w:t>9年将紧紧围绕“开拓新思路，培育新增长，全面推进公司核心业务发展”的战略目标发展业务，对人才的需求提出了新的要求：一是人才的数量要求增加，尤其专业型技术人员需求量较大；二是对现有人员的素质和能力提出了新的要求，原有的观念和方法有待于更新和改善。</w:t>
+        <w:t>年将紧紧围绕“开拓新思路，培育新增长，全面推进公司核心业务发展”的战略目标发展业务，对人才的需求提出了新的要求：一是人才的数量要求增加，尤其专业型技术人员需求量较大；二是对现有人员的素质和能力提出了新的要求，原有的观念和方法有待于更新和改善。</w:t>
       </w:r>
     </w:p>
     <w:p>
       <w:pPr>
         <w:spacing w:line="360" w:lineRule="auto"/>
-        <w:ind w:firstLine="566" w:firstLineChars="236"/>
+        <w:ind w:firstLine="496" w:firstLineChars="236"/>
         <w:rPr>
           <w:rFonts w:ascii="宋体"/>
           <w:sz w:val="24"/>
@@ -2110,7 +1410,7 @@
       </w:pPr>
       <w:r>
         <w:rPr>
-          <w:rFonts w:hint="eastAsia" w:ascii="宋体" w:hAnsi="宋体" w:cs="宋体"/>
+          <w:rFonts w:ascii="宋体" w:hAnsi="宋体" w:cs="宋体" w:hint="eastAsia"/>
           <w:sz w:val="24"/>
           <w:szCs w:val="24"/>
           <w:shd w:val="clear" w:color="auto" w:fill="FFFFFF"/>
@@ -2121,7 +1421,7 @@
     <w:p>
       <w:pPr>
         <w:spacing w:line="360" w:lineRule="auto"/>
-        <w:ind w:firstLine="566" w:firstLineChars="236"/>
+        <w:ind w:firstLine="496" w:firstLineChars="236"/>
         <w:rPr>
           <w:rFonts w:ascii="宋体"/>
           <w:sz w:val="24"/>
@@ -2131,7 +1431,7 @@
       </w:pPr>
       <w:r>
         <w:rPr>
-          <w:rFonts w:hint="eastAsia" w:ascii="宋体" w:hAnsi="宋体" w:cs="宋体"/>
+          <w:rFonts w:ascii="宋体" w:hAnsi="宋体" w:cs="宋体" w:hint="eastAsia"/>
           <w:sz w:val="24"/>
           <w:szCs w:val="24"/>
           <w:shd w:val="clear" w:color="auto" w:fill="FFFFFF"/>
@@ -2149,7 +1449,7 @@
       </w:r>
       <w:r>
         <w:rPr>
-          <w:rFonts w:hint="eastAsia" w:ascii="宋体" w:hAnsi="宋体" w:cs="宋体"/>
+          <w:rFonts w:ascii="宋体" w:hAnsi="宋体" w:cs="宋体" w:hint="eastAsia"/>
           <w:sz w:val="24"/>
           <w:szCs w:val="24"/>
           <w:shd w:val="clear" w:color="auto" w:fill="FFFFFF"/>
@@ -2163,21 +1463,21 @@
           <w:szCs w:val="24"/>
           <w:shd w:val="clear" w:color="auto" w:fill="FFFFFF"/>
         </w:rPr>
-        <w:t>201</w:t>
-      </w:r>
-      <w:r>
-        <w:rPr>
-          <w:rFonts w:hint="eastAsia" w:ascii="宋体" w:hAnsi="宋体" w:cs="宋体"/>
+        <w:t>2025</w:t>
+      </w:r>
+      <w:r>
+        <w:rPr>
+          <w:rFonts w:ascii="宋体" w:hAnsi="宋体" w:cs="宋体" w:hint="eastAsia"/>
           <w:sz w:val="24"/>
           <w:szCs w:val="24"/>
           <w:shd w:val="clear" w:color="auto" w:fill="FFFFFF"/>
         </w:rPr>
-        <w:t>9年度培训计划，重点培养公司急需的中高级管理人才，并储备未来所需的技术型人才，同时做好工作技能的提升。</w:t>
+        <w:t>年度培训计划，重点培养公司急需的中高级管理人才，并储备未来所需的技术型人才，同时做好工作技能的提升。</w:t>
       </w:r>
     </w:p>
     <w:p>
       <w:pPr>
-        <w:pStyle w:val="2"/>
+        <w:pStyle w:val="Heading1"/>
         <w:numPr>
           <w:ilvl w:val="0"/>
           <w:numId w:val="1"/>
@@ -2191,7 +1491,7 @@
       </w:pPr>
       <w:r>
         <w:rPr>
-          <w:rFonts w:hint="eastAsia" w:ascii="宋体" w:hAnsi="宋体" w:cs="宋体"/>
+          <w:rFonts w:ascii="宋体" w:hAnsi="宋体" w:cs="宋体" w:hint="eastAsia"/>
           <w:sz w:val="32"/>
           <w:szCs w:val="32"/>
         </w:rPr>
@@ -2201,7 +1501,7 @@
     <w:p>
       <w:pPr>
         <w:spacing w:line="360" w:lineRule="auto"/>
-        <w:ind w:firstLine="566" w:firstLineChars="236"/>
+        <w:ind w:firstLine="496" w:firstLineChars="236"/>
         <w:rPr>
           <w:rFonts w:ascii="宋体"/>
           <w:sz w:val="24"/>
@@ -2220,7 +1520,7 @@
       </w:r>
       <w:r>
         <w:rPr>
-          <w:rFonts w:hint="eastAsia" w:ascii="宋体" w:hAnsi="宋体" w:cs="宋体"/>
+          <w:rFonts w:ascii="宋体" w:hAnsi="宋体" w:cs="宋体" w:hint="eastAsia"/>
           <w:sz w:val="24"/>
           <w:szCs w:val="24"/>
           <w:shd w:val="clear" w:color="auto" w:fill="FFFFFF"/>
@@ -2231,7 +1531,7 @@
     <w:p>
       <w:pPr>
         <w:spacing w:line="360" w:lineRule="auto"/>
-        <w:ind w:firstLine="566" w:firstLineChars="236"/>
+        <w:ind w:firstLine="496" w:firstLineChars="236"/>
         <w:rPr>
           <w:rFonts w:ascii="宋体"/>
           <w:sz w:val="24"/>
@@ -2250,7 +1550,7 @@
       </w:r>
       <w:r>
         <w:rPr>
-          <w:rFonts w:hint="eastAsia" w:ascii="宋体" w:hAnsi="宋体" w:cs="宋体"/>
+          <w:rFonts w:ascii="宋体" w:hAnsi="宋体" w:cs="宋体" w:hint="eastAsia"/>
           <w:sz w:val="24"/>
           <w:szCs w:val="24"/>
           <w:shd w:val="clear" w:color="auto" w:fill="FFFFFF"/>
@@ -2261,7 +1561,7 @@
     <w:p>
       <w:pPr>
         <w:spacing w:line="360" w:lineRule="auto"/>
-        <w:ind w:firstLine="566" w:firstLineChars="236"/>
+        <w:ind w:firstLine="496" w:firstLineChars="236"/>
         <w:rPr>
           <w:rFonts w:ascii="宋体"/>
           <w:sz w:val="24"/>
@@ -2280,7 +1580,7 @@
       </w:r>
       <w:r>
         <w:rPr>
-          <w:rFonts w:hint="eastAsia" w:ascii="宋体" w:hAnsi="宋体" w:cs="宋体"/>
+          <w:rFonts w:ascii="宋体" w:hAnsi="宋体" w:cs="宋体" w:hint="eastAsia"/>
           <w:sz w:val="24"/>
           <w:szCs w:val="24"/>
           <w:shd w:val="clear" w:color="auto" w:fill="FFFFFF"/>
@@ -2291,7 +1591,7 @@
     <w:p>
       <w:pPr>
         <w:spacing w:line="360" w:lineRule="auto"/>
-        <w:ind w:firstLine="566" w:firstLineChars="236"/>
+        <w:ind w:firstLine="496" w:firstLineChars="236"/>
         <w:rPr>
           <w:rFonts w:ascii="宋体"/>
           <w:sz w:val="24"/>
@@ -2310,7 +1610,7 @@
       </w:r>
       <w:r>
         <w:rPr>
-          <w:rFonts w:hint="eastAsia" w:ascii="宋体" w:hAnsi="宋体" w:cs="宋体"/>
+          <w:rFonts w:ascii="宋体" w:hAnsi="宋体" w:cs="宋体" w:hint="eastAsia"/>
           <w:sz w:val="24"/>
           <w:szCs w:val="24"/>
           <w:shd w:val="clear" w:color="auto" w:fill="FFFFFF"/>
@@ -2320,7 +1620,7 @@
     </w:p>
     <w:p>
       <w:pPr>
-        <w:pStyle w:val="2"/>
+        <w:pStyle w:val="Heading1"/>
         <w:numPr>
           <w:ilvl w:val="0"/>
           <w:numId w:val="1"/>
@@ -2334,7 +1634,7 @@
       </w:pPr>
       <w:r>
         <w:rPr>
-          <w:rFonts w:hint="eastAsia" w:ascii="宋体" w:hAnsi="宋体" w:cs="宋体"/>
+          <w:rFonts w:ascii="宋体" w:hAnsi="宋体" w:cs="宋体" w:hint="eastAsia"/>
           <w:sz w:val="32"/>
           <w:szCs w:val="32"/>
         </w:rPr>
@@ -2344,7 +1644,7 @@
     <w:p>
       <w:pPr>
         <w:spacing w:line="360" w:lineRule="auto"/>
-        <w:ind w:firstLine="566" w:firstLineChars="236"/>
+        <w:ind w:firstLine="496" w:firstLineChars="236"/>
         <w:rPr>
           <w:rFonts w:ascii="宋体"/>
           <w:sz w:val="24"/>
@@ -2359,21 +1659,21 @@
           <w:szCs w:val="24"/>
           <w:shd w:val="clear" w:color="auto" w:fill="FFFFFF"/>
         </w:rPr>
-        <w:t>201</w:t>
-      </w:r>
-      <w:r>
-        <w:rPr>
-          <w:rFonts w:hint="eastAsia" w:ascii="宋体" w:hAnsi="宋体" w:cs="宋体"/>
+        <w:t>2025</w:t>
+      </w:r>
+      <w:r>
+        <w:rPr>
+          <w:rFonts w:ascii="宋体" w:hAnsi="宋体" w:cs="宋体" w:hint="eastAsia"/>
           <w:sz w:val="24"/>
           <w:szCs w:val="24"/>
           <w:shd w:val="clear" w:color="auto" w:fill="FFFFFF"/>
         </w:rPr>
-        <w:t>9年人力资源部将在培训方面为公司发展提供人力支持，力求达成以下培训目标：</w:t>
+        <w:t>年人力资源部将在培训方面为公司发展提供人力支持，力求达成以下培训目标：</w:t>
       </w:r>
     </w:p>
     <w:p>
       <w:pPr>
-        <w:pStyle w:val="14"/>
+        <w:pStyle w:val="ListParagraph"/>
         <w:numPr>
           <w:ilvl w:val="0"/>
           <w:numId w:val="2"/>
@@ -2388,7 +1688,7 @@
       </w:pPr>
       <w:r>
         <w:rPr>
-          <w:rFonts w:hint="eastAsia" w:ascii="宋体" w:hAnsi="宋体" w:cs="宋体"/>
+          <w:rFonts w:ascii="宋体" w:hAnsi="宋体" w:cs="宋体" w:hint="eastAsia"/>
           <w:sz w:val="24"/>
           <w:szCs w:val="24"/>
         </w:rPr>
@@ -2397,7 +1697,7 @@
     </w:p>
     <w:p>
       <w:pPr>
-        <w:pStyle w:val="14"/>
+        <w:pStyle w:val="ListParagraph"/>
         <w:numPr>
           <w:ilvl w:val="0"/>
           <w:numId w:val="2"/>
@@ -2412,7 +1712,7 @@
       </w:pPr>
       <w:r>
         <w:rPr>
-          <w:rFonts w:hint="eastAsia" w:ascii="宋体" w:hAnsi="宋体" w:cs="宋体"/>
+          <w:rFonts w:ascii="宋体" w:hAnsi="宋体" w:cs="宋体" w:hint="eastAsia"/>
           <w:sz w:val="24"/>
           <w:szCs w:val="24"/>
         </w:rPr>
@@ -2421,7 +1721,7 @@
     </w:p>
     <w:p>
       <w:pPr>
-        <w:pStyle w:val="14"/>
+        <w:pStyle w:val="ListParagraph"/>
         <w:numPr>
           <w:ilvl w:val="0"/>
           <w:numId w:val="2"/>
@@ -2436,7 +1736,7 @@
       </w:pPr>
       <w:r>
         <w:rPr>
-          <w:rFonts w:hint="eastAsia" w:ascii="宋体" w:hAnsi="宋体" w:cs="宋体"/>
+          <w:rFonts w:ascii="宋体" w:hAnsi="宋体" w:cs="宋体" w:hint="eastAsia"/>
           <w:sz w:val="24"/>
           <w:szCs w:val="24"/>
         </w:rPr>
@@ -2445,7 +1745,7 @@
     </w:p>
     <w:p>
       <w:pPr>
-        <w:pStyle w:val="14"/>
+        <w:pStyle w:val="ListParagraph"/>
         <w:numPr>
           <w:ilvl w:val="0"/>
           <w:numId w:val="2"/>
@@ -2460,7 +1760,7 @@
       </w:pPr>
       <w:r>
         <w:rPr>
-          <w:rFonts w:hint="eastAsia" w:ascii="宋体" w:hAnsi="宋体" w:cs="宋体"/>
+          <w:rFonts w:ascii="宋体" w:hAnsi="宋体" w:cs="宋体" w:hint="eastAsia"/>
           <w:sz w:val="24"/>
           <w:szCs w:val="24"/>
         </w:rPr>
@@ -2469,7 +1769,7 @@
     </w:p>
     <w:p>
       <w:pPr>
-        <w:pStyle w:val="14"/>
+        <w:pStyle w:val="ListParagraph"/>
         <w:numPr>
           <w:ilvl w:val="0"/>
           <w:numId w:val="2"/>
@@ -2484,7 +1784,7 @@
       </w:pPr>
       <w:r>
         <w:rPr>
-          <w:rFonts w:hint="eastAsia" w:ascii="宋体" w:hAnsi="宋体" w:cs="宋体"/>
+          <w:rFonts w:ascii="宋体" w:hAnsi="宋体" w:cs="宋体" w:hint="eastAsia"/>
           <w:sz w:val="24"/>
           <w:szCs w:val="24"/>
         </w:rPr>
@@ -2493,7 +1793,7 @@
     </w:p>
     <w:p>
       <w:pPr>
-        <w:pStyle w:val="14"/>
+        <w:pStyle w:val="ListParagraph"/>
         <w:numPr>
           <w:ilvl w:val="0"/>
           <w:numId w:val="2"/>
@@ -2508,7 +1808,7 @@
       </w:pPr>
       <w:r>
         <w:rPr>
-          <w:rFonts w:hint="eastAsia" w:ascii="宋体" w:hAnsi="宋体" w:cs="宋体"/>
+          <w:rFonts w:ascii="宋体" w:hAnsi="宋体" w:cs="宋体" w:hint="eastAsia"/>
           <w:sz w:val="24"/>
           <w:szCs w:val="24"/>
         </w:rPr>
@@ -2524,7 +1824,7 @@
       </w:r>
       <w:r>
         <w:rPr>
-          <w:rFonts w:hint="eastAsia" w:ascii="宋体" w:hAnsi="宋体" w:cs="宋体"/>
+          <w:rFonts w:ascii="宋体" w:hAnsi="宋体" w:cs="宋体" w:hint="eastAsia"/>
           <w:sz w:val="24"/>
           <w:szCs w:val="24"/>
         </w:rPr>
@@ -2540,7 +1840,7 @@
       </w:r>
       <w:r>
         <w:rPr>
-          <w:rFonts w:hint="eastAsia" w:ascii="宋体" w:hAnsi="宋体" w:cs="宋体"/>
+          <w:rFonts w:ascii="宋体" w:hAnsi="宋体" w:cs="宋体" w:hint="eastAsia"/>
           <w:sz w:val="24"/>
           <w:szCs w:val="24"/>
         </w:rPr>
@@ -2549,7 +1849,7 @@
     </w:p>
     <w:p>
       <w:pPr>
-        <w:pStyle w:val="2"/>
+        <w:pStyle w:val="Heading1"/>
         <w:numPr>
           <w:ilvl w:val="0"/>
           <w:numId w:val="1"/>
@@ -2563,7 +1863,7 @@
       </w:pPr>
       <w:r>
         <w:rPr>
-          <w:rFonts w:hint="eastAsia" w:ascii="宋体" w:hAnsi="宋体" w:cs="宋体"/>
+          <w:rFonts w:ascii="宋体" w:hAnsi="宋体" w:cs="宋体" w:hint="eastAsia"/>
           <w:sz w:val="32"/>
           <w:szCs w:val="32"/>
         </w:rPr>
@@ -2573,7 +1873,7 @@
     <w:p>
       <w:pPr>
         <w:spacing w:line="360" w:lineRule="auto"/>
-        <w:ind w:firstLine="566" w:firstLineChars="236"/>
+        <w:ind w:firstLine="496" w:firstLineChars="236"/>
         <w:rPr>
           <w:rFonts w:ascii="宋体"/>
           <w:sz w:val="24"/>
@@ -2582,7 +1882,7 @@
       </w:pPr>
       <w:r>
         <w:rPr>
-          <w:rFonts w:hint="eastAsia" w:ascii="宋体" w:hAnsi="宋体" w:cs="宋体"/>
+          <w:rFonts w:ascii="宋体" w:hAnsi="宋体" w:cs="宋体" w:hint="eastAsia"/>
           <w:sz w:val="24"/>
           <w:szCs w:val="24"/>
         </w:rPr>
@@ -2594,15 +1894,15 @@
           <w:sz w:val="24"/>
           <w:szCs w:val="24"/>
         </w:rPr>
-        <w:t>201</w:t>
-      </w:r>
-      <w:r>
-        <w:rPr>
-          <w:rFonts w:hint="eastAsia" w:ascii="宋体" w:hAnsi="宋体" w:cs="宋体"/>
-          <w:sz w:val="24"/>
-          <w:szCs w:val="24"/>
-        </w:rPr>
-        <w:t>9年公司业务战略需求，结合对主要战略运维业务运维能力的总结和公司质量年度目标完成情况，</w:t>
+        <w:t>2025</w:t>
+      </w:r>
+      <w:r>
+        <w:rPr>
+          <w:rFonts w:ascii="宋体" w:hAnsi="宋体" w:cs="宋体" w:hint="eastAsia"/>
+          <w:sz w:val="24"/>
+          <w:szCs w:val="24"/>
+        </w:rPr>
+        <w:t>年公司业务战略需求，结合对主要战略运维业务运维能力的总结和公司质量年度目标完成情况，</w:t>
       </w:r>
       <w:r>
         <w:rPr>
@@ -2610,11 +1910,11 @@
           <w:sz w:val="24"/>
           <w:szCs w:val="24"/>
         </w:rPr>
-        <w:t>2019</w:t>
-      </w:r>
-      <w:r>
-        <w:rPr>
-          <w:rFonts w:hint="eastAsia" w:ascii="宋体" w:hAnsi="宋体" w:cs="宋体"/>
+        <w:t>2025</w:t>
+      </w:r>
+      <w:r>
+        <w:rPr>
+          <w:rFonts w:ascii="宋体" w:hAnsi="宋体" w:cs="宋体" w:hint="eastAsia"/>
           <w:sz w:val="24"/>
           <w:szCs w:val="24"/>
         </w:rPr>
@@ -2623,7 +1923,7 @@
     </w:p>
     <w:p>
       <w:pPr>
-        <w:pStyle w:val="2"/>
+        <w:pStyle w:val="Heading1"/>
         <w:numPr>
           <w:ilvl w:val="0"/>
           <w:numId w:val="1"/>
@@ -2637,7 +1937,7 @@
       </w:pPr>
       <w:r>
         <w:rPr>
-          <w:rFonts w:hint="eastAsia" w:ascii="宋体" w:hAnsi="宋体" w:cs="宋体"/>
+          <w:rFonts w:ascii="宋体" w:hAnsi="宋体" w:cs="宋体" w:hint="eastAsia"/>
           <w:sz w:val="32"/>
           <w:szCs w:val="32"/>
         </w:rPr>
@@ -2647,7 +1947,7 @@
     <w:p>
       <w:pPr>
         <w:spacing w:line="360" w:lineRule="auto"/>
-        <w:ind w:left="-283" w:leftChars="-135" w:firstLine="480" w:firstLineChars="200"/>
+        <w:ind w:left="-284" w:firstLine="420" w:leftChars="-135" w:firstLineChars="200"/>
         <w:rPr>
           <w:rFonts w:ascii="宋体"/>
           <w:sz w:val="24"/>
@@ -2664,7 +1964,7 @@
       </w:r>
       <w:r>
         <w:rPr>
-          <w:rFonts w:hint="eastAsia" w:ascii="宋体" w:hAnsi="宋体" w:cs="宋体"/>
+          <w:rFonts w:ascii="宋体" w:hAnsi="宋体" w:cs="宋体" w:hint="eastAsia"/>
           <w:sz w:val="24"/>
           <w:szCs w:val="24"/>
         </w:rPr>
@@ -2673,7 +1973,7 @@
     </w:p>
     <w:p>
       <w:pPr>
-        <w:pStyle w:val="7"/>
+        <w:pStyle w:val="BodyTextIndent3"/>
         <w:ind w:firstLine="480"/>
         <w:rPr>
           <w:kern w:val="2"/>
@@ -2691,7 +1991,7 @@
     </w:p>
     <w:p>
       <w:pPr>
-        <w:pStyle w:val="7"/>
+        <w:pStyle w:val="BodyTextIndent3"/>
         <w:ind w:firstLine="480"/>
         <w:rPr>
           <w:kern w:val="2"/>
@@ -2709,7 +2009,7 @@
     </w:p>
     <w:p>
       <w:pPr>
-        <w:pStyle w:val="7"/>
+        <w:pStyle w:val="BodyTextIndent3"/>
         <w:ind w:firstLine="480"/>
         <w:rPr>
           <w:kern w:val="2"/>
@@ -2735,7 +2035,7 @@
     <w:p>
       <w:pPr>
         <w:spacing w:line="360" w:lineRule="auto"/>
-        <w:ind w:firstLine="424" w:firstLineChars="177"/>
+        <w:ind w:firstLine="372" w:firstLineChars="177"/>
         <w:rPr>
           <w:rFonts w:ascii="宋体"/>
           <w:sz w:val="24"/>
@@ -2744,7 +2044,7 @@
       </w:pPr>
       <w:r>
         <w:rPr>
-          <w:rFonts w:hint="eastAsia" w:ascii="宋体" w:hAnsi="宋体" w:cs="宋体"/>
+          <w:rFonts w:ascii="宋体" w:hAnsi="宋体" w:cs="宋体" w:hint="eastAsia"/>
           <w:sz w:val="24"/>
           <w:szCs w:val="24"/>
         </w:rPr>
@@ -2753,7 +2053,7 @@
     </w:p>
     <w:p>
       <w:pPr>
-        <w:pStyle w:val="14"/>
+        <w:pStyle w:val="ListParagraph"/>
         <w:numPr>
           <w:ilvl w:val="1"/>
           <w:numId w:val="3"/>
@@ -2768,7 +2068,7 @@
       </w:pPr>
       <w:r>
         <w:rPr>
-          <w:rFonts w:hint="eastAsia" w:ascii="宋体" w:hAnsi="宋体" w:cs="宋体"/>
+          <w:rFonts w:ascii="宋体" w:hAnsi="宋体" w:cs="宋体" w:hint="eastAsia"/>
           <w:sz w:val="24"/>
           <w:szCs w:val="24"/>
         </w:rPr>
@@ -2779,7 +2079,7 @@
       <w:pPr>
         <w:widowControl/>
         <w:spacing w:line="360" w:lineRule="auto"/>
-        <w:ind w:firstLine="240" w:firstLineChars="100"/>
+        <w:ind w:firstLine="210" w:firstLineChars="100"/>
         <w:jc w:val="left"/>
         <w:rPr>
           <w:rFonts w:ascii="宋体"/>
@@ -2789,7 +2089,7 @@
       </w:pPr>
       <w:r>
         <w:rPr>
-          <w:rFonts w:hint="eastAsia" w:ascii="宋体" w:hAnsi="宋体" w:cs="宋体"/>
+          <w:rFonts w:ascii="宋体" w:hAnsi="宋体" w:cs="宋体" w:hint="eastAsia"/>
           <w:sz w:val="24"/>
           <w:szCs w:val="24"/>
         </w:rPr>
@@ -2805,7 +2105,7 @@
       </w:r>
       <w:r>
         <w:rPr>
-          <w:rFonts w:hint="eastAsia" w:ascii="宋体" w:hAnsi="宋体" w:cs="宋体"/>
+          <w:rFonts w:ascii="宋体" w:hAnsi="宋体" w:cs="宋体" w:hint="eastAsia"/>
           <w:sz w:val="24"/>
           <w:szCs w:val="24"/>
         </w:rPr>
@@ -2816,7 +2116,7 @@
       <w:pPr>
         <w:widowControl/>
         <w:spacing w:line="360" w:lineRule="auto"/>
-        <w:ind w:firstLine="240" w:firstLineChars="100"/>
+        <w:ind w:firstLine="210" w:firstLineChars="100"/>
         <w:jc w:val="left"/>
         <w:rPr>
           <w:rFonts w:ascii="宋体"/>
@@ -2834,7 +2134,7 @@
       </w:r>
       <w:r>
         <w:rPr>
-          <w:rFonts w:hint="eastAsia" w:ascii="宋体" w:hAnsi="宋体" w:cs="宋体"/>
+          <w:rFonts w:ascii="宋体" w:hAnsi="宋体" w:cs="宋体" w:hint="eastAsia"/>
           <w:sz w:val="24"/>
           <w:szCs w:val="24"/>
         </w:rPr>
@@ -2845,7 +2145,7 @@
       <w:pPr>
         <w:widowControl/>
         <w:spacing w:line="360" w:lineRule="auto"/>
-        <w:ind w:firstLine="360" w:firstLineChars="150"/>
+        <w:ind w:firstLine="315" w:firstLineChars="150"/>
         <w:jc w:val="left"/>
         <w:rPr>
           <w:rFonts w:ascii="宋体"/>
@@ -2855,7 +2155,7 @@
       </w:pPr>
       <w:r>
         <w:rPr>
-          <w:rFonts w:hint="eastAsia" w:ascii="宋体" w:hAnsi="宋体" w:cs="宋体"/>
+          <w:rFonts w:ascii="宋体" w:hAnsi="宋体" w:cs="宋体" w:hint="eastAsia"/>
           <w:sz w:val="24"/>
           <w:szCs w:val="24"/>
         </w:rPr>
@@ -2871,7 +2171,7 @@
       </w:r>
       <w:r>
         <w:rPr>
-          <w:rFonts w:hint="eastAsia" w:ascii="宋体" w:hAnsi="宋体" w:cs="宋体"/>
+          <w:rFonts w:ascii="宋体" w:hAnsi="宋体" w:cs="宋体" w:hint="eastAsia"/>
           <w:sz w:val="24"/>
           <w:szCs w:val="24"/>
         </w:rPr>
@@ -2882,7 +2182,7 @@
       <w:pPr>
         <w:widowControl/>
         <w:spacing w:line="360" w:lineRule="auto"/>
-        <w:ind w:firstLine="360" w:firstLineChars="150"/>
+        <w:ind w:firstLine="315" w:firstLineChars="150"/>
         <w:jc w:val="left"/>
         <w:rPr>
           <w:rFonts w:ascii="宋体"/>
@@ -2892,7 +2192,7 @@
       </w:pPr>
       <w:r>
         <w:rPr>
-          <w:rFonts w:hint="eastAsia" w:ascii="宋体" w:hAnsi="宋体" w:cs="宋体"/>
+          <w:rFonts w:ascii="宋体" w:hAnsi="宋体" w:cs="宋体" w:hint="eastAsia"/>
           <w:sz w:val="24"/>
           <w:szCs w:val="24"/>
         </w:rPr>
@@ -2903,7 +2203,7 @@
       <w:pPr>
         <w:widowControl/>
         <w:spacing w:line="360" w:lineRule="auto"/>
-        <w:ind w:firstLine="360" w:firstLineChars="150"/>
+        <w:ind w:firstLine="315" w:firstLineChars="150"/>
         <w:jc w:val="left"/>
         <w:rPr>
           <w:rFonts w:ascii="宋体"/>
@@ -2913,7 +2213,7 @@
       </w:pPr>
       <w:r>
         <w:rPr>
-          <w:rFonts w:hint="eastAsia" w:ascii="宋体" w:hAnsi="宋体" w:cs="宋体"/>
+          <w:rFonts w:ascii="宋体" w:hAnsi="宋体" w:cs="宋体" w:hint="eastAsia"/>
           <w:sz w:val="24"/>
           <w:szCs w:val="24"/>
         </w:rPr>
@@ -2929,7 +2229,7 @@
       </w:r>
       <w:r>
         <w:rPr>
-          <w:rFonts w:hint="eastAsia" w:ascii="宋体" w:hAnsi="宋体" w:cs="宋体"/>
+          <w:rFonts w:ascii="宋体" w:hAnsi="宋体" w:cs="宋体" w:hint="eastAsia"/>
           <w:sz w:val="24"/>
           <w:szCs w:val="24"/>
         </w:rPr>
@@ -2959,7 +2259,7 @@
       </w:r>
       <w:r>
         <w:rPr>
-          <w:rFonts w:hint="eastAsia" w:ascii="宋体" w:hAnsi="宋体" w:cs="宋体"/>
+          <w:rFonts w:ascii="宋体" w:hAnsi="宋体" w:cs="宋体" w:hint="eastAsia"/>
           <w:sz w:val="24"/>
           <w:szCs w:val="24"/>
         </w:rPr>
@@ -2969,7 +2269,7 @@
     <w:p>
       <w:pPr>
         <w:spacing w:line="360" w:lineRule="auto"/>
-        <w:ind w:firstLine="480" w:firstLineChars="200"/>
+        <w:ind w:firstLine="420" w:firstLineChars="200"/>
         <w:rPr>
           <w:rFonts w:ascii="宋体"/>
           <w:sz w:val="24"/>
@@ -2986,7 +2286,7 @@
       </w:r>
       <w:r>
         <w:rPr>
-          <w:rFonts w:hint="eastAsia" w:ascii="宋体" w:hAnsi="宋体" w:cs="宋体"/>
+          <w:rFonts w:ascii="宋体" w:hAnsi="宋体" w:cs="宋体" w:hint="eastAsia"/>
           <w:sz w:val="24"/>
           <w:szCs w:val="24"/>
         </w:rPr>
@@ -2996,7 +2296,7 @@
     <w:p>
       <w:pPr>
         <w:spacing w:line="360" w:lineRule="auto"/>
-        <w:ind w:firstLine="480" w:firstLineChars="200"/>
+        <w:ind w:firstLine="420" w:firstLineChars="200"/>
         <w:rPr>
           <w:rFonts w:ascii="宋体"/>
           <w:sz w:val="24"/>
@@ -3005,7 +2305,7 @@
       </w:pPr>
       <w:r>
         <w:rPr>
-          <w:rFonts w:hint="eastAsia" w:ascii="宋体" w:hAnsi="宋体" w:cs="宋体"/>
+          <w:rFonts w:ascii="宋体" w:hAnsi="宋体" w:cs="宋体" w:hint="eastAsia"/>
           <w:sz w:val="24"/>
           <w:szCs w:val="24"/>
         </w:rPr>
@@ -3015,7 +2315,7 @@
     <w:p>
       <w:pPr>
         <w:spacing w:line="360" w:lineRule="auto"/>
-        <w:ind w:firstLine="480" w:firstLineChars="200"/>
+        <w:ind w:firstLine="420" w:firstLineChars="200"/>
         <w:rPr>
           <w:rFonts w:ascii="宋体"/>
           <w:sz w:val="24"/>
@@ -3024,7 +2324,7 @@
       </w:pPr>
       <w:r>
         <w:rPr>
-          <w:rFonts w:hint="eastAsia" w:ascii="宋体" w:hAnsi="宋体" w:cs="宋体"/>
+          <w:rFonts w:ascii="宋体" w:hAnsi="宋体" w:cs="宋体" w:hint="eastAsia"/>
           <w:sz w:val="24"/>
           <w:szCs w:val="24"/>
         </w:rPr>
@@ -3033,7 +2333,7 @@
     </w:p>
     <w:p>
       <w:pPr>
-        <w:pStyle w:val="14"/>
+        <w:pStyle w:val="ListParagraph"/>
         <w:widowControl/>
         <w:numPr>
           <w:ilvl w:val="0"/>
@@ -3050,7 +2350,7 @@
       </w:pPr>
       <w:r>
         <w:rPr>
-          <w:rFonts w:hint="eastAsia" w:ascii="宋体" w:hAnsi="宋体" w:cs="宋体"/>
+          <w:rFonts w:ascii="宋体" w:hAnsi="宋体" w:cs="宋体" w:hint="eastAsia"/>
           <w:sz w:val="24"/>
           <w:szCs w:val="24"/>
         </w:rPr>
@@ -3061,7 +2361,7 @@
       <w:pPr>
         <w:widowControl/>
         <w:spacing w:line="360" w:lineRule="auto"/>
-        <w:ind w:firstLine="360" w:firstLineChars="150"/>
+        <w:ind w:firstLine="315" w:firstLineChars="150"/>
         <w:jc w:val="left"/>
         <w:rPr>
           <w:rFonts w:ascii="宋体"/>
@@ -3071,7 +2371,7 @@
       </w:pPr>
       <w:r>
         <w:rPr>
-          <w:rFonts w:hint="eastAsia" w:ascii="宋体" w:hAnsi="宋体" w:cs="宋体"/>
+          <w:rFonts w:ascii="宋体" w:hAnsi="宋体" w:cs="宋体" w:hint="eastAsia"/>
           <w:sz w:val="24"/>
           <w:szCs w:val="24"/>
         </w:rPr>
@@ -3087,7 +2387,7 @@
       </w:r>
       <w:r>
         <w:rPr>
-          <w:rFonts w:hint="eastAsia" w:ascii="宋体" w:hAnsi="宋体" w:cs="宋体"/>
+          <w:rFonts w:ascii="宋体" w:hAnsi="宋体" w:cs="宋体" w:hint="eastAsia"/>
           <w:sz w:val="24"/>
           <w:szCs w:val="24"/>
         </w:rPr>
@@ -3097,7 +2397,7 @@
     <w:p>
       <w:pPr>
         <w:spacing w:line="360" w:lineRule="auto"/>
-        <w:ind w:firstLine="480" w:firstLineChars="200"/>
+        <w:ind w:firstLine="420" w:firstLineChars="200"/>
         <w:rPr>
           <w:rFonts w:ascii="宋体"/>
           <w:sz w:val="24"/>
@@ -3114,7 +2414,7 @@
       </w:r>
       <w:r>
         <w:rPr>
-          <w:rFonts w:hint="eastAsia" w:ascii="宋体" w:hAnsi="宋体" w:cs="宋体"/>
+          <w:rFonts w:ascii="宋体" w:hAnsi="宋体" w:cs="宋体" w:hint="eastAsia"/>
           <w:sz w:val="24"/>
           <w:szCs w:val="24"/>
         </w:rPr>
@@ -3124,7 +2424,7 @@
     <w:p>
       <w:pPr>
         <w:spacing w:line="360" w:lineRule="auto"/>
-        <w:ind w:firstLine="480" w:firstLineChars="200"/>
+        <w:ind w:firstLine="420" w:firstLineChars="200"/>
         <w:rPr>
           <w:rFonts w:ascii="宋体"/>
           <w:sz w:val="24"/>
@@ -3133,7 +2433,7 @@
       </w:pPr>
       <w:r>
         <w:rPr>
-          <w:rFonts w:hint="eastAsia" w:ascii="宋体" w:hAnsi="宋体" w:cs="宋体"/>
+          <w:rFonts w:ascii="宋体" w:hAnsi="宋体" w:cs="宋体" w:hint="eastAsia"/>
           <w:sz w:val="24"/>
           <w:szCs w:val="24"/>
         </w:rPr>
@@ -3143,7 +2443,7 @@
     <w:p>
       <w:pPr>
         <w:spacing w:line="360" w:lineRule="auto"/>
-        <w:ind w:firstLine="600" w:firstLineChars="250"/>
+        <w:ind w:firstLine="525" w:firstLineChars="250"/>
         <w:rPr>
           <w:rFonts w:ascii="宋体"/>
           <w:sz w:val="24"/>
@@ -3160,7 +2460,7 @@
       </w:r>
       <w:r>
         <w:rPr>
-          <w:rFonts w:hint="eastAsia" w:ascii="宋体" w:hAnsi="宋体" w:cs="宋体"/>
+          <w:rFonts w:ascii="宋体" w:hAnsi="宋体" w:cs="宋体" w:hint="eastAsia"/>
           <w:sz w:val="24"/>
           <w:szCs w:val="24"/>
         </w:rPr>
@@ -3170,7 +2470,7 @@
     <w:p>
       <w:pPr>
         <w:spacing w:line="360" w:lineRule="auto"/>
-        <w:ind w:firstLine="480" w:firstLineChars="200"/>
+        <w:ind w:firstLine="420" w:firstLineChars="200"/>
         <w:rPr>
           <w:rFonts w:ascii="宋体"/>
           <w:sz w:val="24"/>
@@ -3179,7 +2479,7 @@
       </w:pPr>
       <w:r>
         <w:rPr>
-          <w:rFonts w:hint="eastAsia" w:ascii="宋体" w:hAnsi="宋体" w:cs="宋体"/>
+          <w:rFonts w:ascii="宋体" w:hAnsi="宋体" w:cs="宋体" w:hint="eastAsia"/>
           <w:sz w:val="24"/>
           <w:szCs w:val="24"/>
         </w:rPr>
@@ -3195,7 +2495,7 @@
       </w:r>
       <w:r>
         <w:rPr>
-          <w:rFonts w:hint="eastAsia" w:ascii="宋体" w:hAnsi="宋体" w:cs="宋体"/>
+          <w:rFonts w:ascii="宋体" w:hAnsi="宋体" w:cs="宋体" w:hint="eastAsia"/>
           <w:sz w:val="24"/>
           <w:szCs w:val="24"/>
         </w:rPr>
@@ -3204,9 +2504,9 @@
     </w:p>
     <w:p>
       <w:pPr>
-        <w:pStyle w:val="14"/>
+        <w:pStyle w:val="ListParagraph"/>
         <w:spacing w:line="360" w:lineRule="auto"/>
-        <w:ind w:firstLine="484" w:firstLineChars="202"/>
+        <w:ind w:firstLine="424" w:firstLineChars="202"/>
         <w:jc w:val="left"/>
         <w:rPr>
           <w:rFonts w:ascii="宋体" w:cs="Times New Roman"/>
@@ -3216,7 +2516,7 @@
       </w:pPr>
       <w:r>
         <w:rPr>
-          <w:rFonts w:hint="eastAsia" w:ascii="宋体" w:hAnsi="宋体" w:cs="宋体"/>
+          <w:rFonts w:ascii="宋体" w:hAnsi="宋体" w:cs="宋体" w:hint="eastAsia"/>
           <w:sz w:val="24"/>
           <w:szCs w:val="24"/>
         </w:rPr>
@@ -3225,7 +2525,7 @@
     </w:p>
     <w:p>
       <w:pPr>
-        <w:pStyle w:val="2"/>
+        <w:pStyle w:val="Heading1"/>
         <w:numPr>
           <w:ilvl w:val="0"/>
           <w:numId w:val="1"/>
@@ -3239,7 +2539,7 @@
       </w:pPr>
       <w:r>
         <w:rPr>
-          <w:rFonts w:hint="eastAsia" w:ascii="宋体" w:hAnsi="宋体" w:cs="宋体"/>
+          <w:rFonts w:ascii="宋体" w:hAnsi="宋体" w:cs="宋体" w:hint="eastAsia"/>
           <w:sz w:val="32"/>
           <w:szCs w:val="32"/>
         </w:rPr>
@@ -3265,7 +2565,7 @@
       </w:r>
       <w:r>
         <w:rPr>
-          <w:rFonts w:hint="eastAsia" w:ascii="宋体" w:hAnsi="宋体" w:cs="宋体"/>
+          <w:rFonts w:ascii="宋体" w:hAnsi="宋体" w:cs="宋体" w:hint="eastAsia"/>
           <w:sz w:val="24"/>
           <w:szCs w:val="24"/>
         </w:rPr>
@@ -3274,9 +2574,9 @@
     </w:p>
     <w:p>
       <w:pPr>
-        <w:pStyle w:val="14"/>
+        <w:pStyle w:val="ListParagraph"/>
         <w:spacing w:line="360" w:lineRule="auto"/>
-        <w:ind w:left="-2" w:leftChars="-1" w:firstLine="240" w:firstLineChars="100"/>
+        <w:ind w:left="-2" w:firstLine="210" w:leftChars="-1" w:firstLineChars="100"/>
         <w:rPr>
           <w:rFonts w:ascii="宋体" w:cs="Times New Roman"/>
           <w:sz w:val="24"/>
@@ -3285,7 +2585,7 @@
       </w:pPr>
       <w:r>
         <w:rPr>
-          <w:rFonts w:hint="eastAsia" w:ascii="宋体" w:hAnsi="宋体" w:cs="宋体"/>
+          <w:rFonts w:ascii="宋体" w:hAnsi="宋体" w:cs="宋体" w:hint="eastAsia"/>
           <w:sz w:val="24"/>
           <w:szCs w:val="24"/>
         </w:rPr>
@@ -3301,7 +2601,7 @@
       </w:r>
       <w:r>
         <w:rPr>
-          <w:rFonts w:hint="eastAsia" w:ascii="宋体" w:hAnsi="宋体" w:cs="宋体"/>
+          <w:rFonts w:ascii="宋体" w:hAnsi="宋体" w:cs="宋体" w:hint="eastAsia"/>
           <w:sz w:val="24"/>
           <w:szCs w:val="24"/>
         </w:rPr>
@@ -3311,7 +2611,7 @@
     <w:p>
       <w:pPr>
         <w:spacing w:line="360" w:lineRule="auto"/>
-        <w:ind w:firstLine="240" w:firstLineChars="100"/>
+        <w:ind w:firstLine="210" w:firstLineChars="100"/>
         <w:rPr>
           <w:rFonts w:ascii="宋体"/>
           <w:sz w:val="24"/>
@@ -3320,7 +2620,7 @@
       </w:pPr>
       <w:r>
         <w:rPr>
-          <w:rFonts w:hint="eastAsia" w:ascii="宋体" w:hAnsi="宋体" w:cs="宋体"/>
+          <w:rFonts w:ascii="宋体" w:hAnsi="宋体" w:cs="宋体" w:hint="eastAsia"/>
           <w:sz w:val="24"/>
           <w:szCs w:val="24"/>
         </w:rPr>
@@ -3336,7 +2636,7 @@
       </w:r>
       <w:r>
         <w:rPr>
-          <w:rFonts w:hint="eastAsia" w:ascii="宋体" w:hAnsi="宋体" w:cs="宋体"/>
+          <w:rFonts w:ascii="宋体" w:hAnsi="宋体" w:cs="宋体" w:hint="eastAsia"/>
           <w:sz w:val="24"/>
           <w:szCs w:val="24"/>
         </w:rPr>
@@ -3345,9 +2645,9 @@
     </w:p>
     <w:p>
       <w:pPr>
-        <w:pStyle w:val="14"/>
+        <w:pStyle w:val="ListParagraph"/>
         <w:spacing w:line="360" w:lineRule="auto"/>
-        <w:ind w:left="-139" w:leftChars="-66" w:firstLine="360" w:firstLineChars="150"/>
+        <w:ind w:left="-139" w:firstLine="315" w:leftChars="-66" w:firstLineChars="150"/>
         <w:rPr>
           <w:rFonts w:ascii="宋体" w:cs="Times New Roman"/>
           <w:sz w:val="24"/>
@@ -3356,7 +2656,7 @@
       </w:pPr>
       <w:r>
         <w:rPr>
-          <w:rFonts w:hint="eastAsia" w:ascii="宋体" w:hAnsi="宋体" w:cs="宋体"/>
+          <w:rFonts w:ascii="宋体" w:hAnsi="宋体" w:cs="宋体" w:hint="eastAsia"/>
           <w:sz w:val="24"/>
           <w:szCs w:val="24"/>
         </w:rPr>
@@ -3372,7 +2672,7 @@
       </w:r>
       <w:r>
         <w:rPr>
-          <w:rFonts w:hint="eastAsia" w:ascii="宋体" w:hAnsi="宋体" w:cs="宋体"/>
+          <w:rFonts w:ascii="宋体" w:hAnsi="宋体" w:cs="宋体" w:hint="eastAsia"/>
           <w:sz w:val="24"/>
           <w:szCs w:val="24"/>
         </w:rPr>
@@ -3381,9 +2681,9 @@
     </w:p>
     <w:p>
       <w:pPr>
-        <w:pStyle w:val="14"/>
+        <w:pStyle w:val="ListParagraph"/>
         <w:spacing w:line="360" w:lineRule="auto"/>
-        <w:ind w:left="-139" w:leftChars="-66" w:firstLine="360" w:firstLineChars="150"/>
+        <w:ind w:left="-139" w:firstLine="315" w:leftChars="-66" w:firstLineChars="150"/>
         <w:rPr>
           <w:rFonts w:ascii="宋体" w:cs="Times New Roman"/>
           <w:sz w:val="24"/>
@@ -3392,7 +2692,7 @@
       </w:pPr>
       <w:r>
         <w:rPr>
-          <w:rFonts w:hint="eastAsia" w:ascii="宋体" w:hAnsi="宋体" w:cs="宋体"/>
+          <w:rFonts w:ascii="宋体" w:hAnsi="宋体" w:cs="宋体" w:hint="eastAsia"/>
           <w:sz w:val="24"/>
           <w:szCs w:val="24"/>
         </w:rPr>
@@ -3408,7 +2708,7 @@
       </w:r>
       <w:r>
         <w:rPr>
-          <w:rFonts w:hint="eastAsia" w:ascii="宋体" w:hAnsi="宋体" w:cs="宋体"/>
+          <w:rFonts w:ascii="宋体" w:hAnsi="宋体" w:cs="宋体" w:hint="eastAsia"/>
           <w:sz w:val="24"/>
           <w:szCs w:val="24"/>
         </w:rPr>
@@ -3435,7 +2735,7 @@
       </w:r>
       <w:r>
         <w:rPr>
-          <w:rFonts w:hint="eastAsia" w:ascii="宋体" w:hAnsi="宋体" w:cs="宋体"/>
+          <w:rFonts w:ascii="宋体" w:hAnsi="宋体" w:cs="宋体" w:hint="eastAsia"/>
           <w:sz w:val="24"/>
           <w:szCs w:val="24"/>
         </w:rPr>
@@ -3445,7 +2745,7 @@
     <w:p>
       <w:pPr>
         <w:spacing w:line="360" w:lineRule="auto"/>
-        <w:ind w:firstLine="360" w:firstLineChars="150"/>
+        <w:ind w:firstLine="315" w:firstLineChars="150"/>
         <w:outlineLvl w:val="0"/>
         <w:rPr>
           <w:rFonts w:ascii="宋体"/>
@@ -3455,7 +2755,7 @@
       </w:pPr>
       <w:r>
         <w:rPr>
-          <w:rFonts w:hint="eastAsia" w:ascii="宋体" w:hAnsi="宋体" w:cs="宋体"/>
+          <w:rFonts w:ascii="宋体" w:hAnsi="宋体" w:cs="宋体" w:hint="eastAsia"/>
           <w:sz w:val="24"/>
           <w:szCs w:val="24"/>
         </w:rPr>
@@ -3471,7 +2771,7 @@
       </w:r>
       <w:r>
         <w:rPr>
-          <w:rFonts w:hint="eastAsia" w:ascii="宋体" w:hAnsi="宋体" w:cs="宋体"/>
+          <w:rFonts w:ascii="宋体" w:hAnsi="宋体" w:cs="宋体" w:hint="eastAsia"/>
           <w:sz w:val="24"/>
           <w:szCs w:val="24"/>
         </w:rPr>
@@ -3481,7 +2781,7 @@
     <w:p>
       <w:pPr>
         <w:spacing w:line="360" w:lineRule="auto"/>
-        <w:ind w:firstLine="480" w:firstLineChars="200"/>
+        <w:ind w:firstLine="420" w:firstLineChars="200"/>
         <w:rPr>
           <w:rFonts w:ascii="宋体"/>
           <w:sz w:val="24"/>
@@ -3490,7 +2790,7 @@
       </w:pPr>
       <w:r>
         <w:rPr>
-          <w:rFonts w:hint="eastAsia" w:ascii="宋体" w:hAnsi="宋体" w:cs="宋体"/>
+          <w:rFonts w:ascii="宋体" w:hAnsi="宋体" w:cs="宋体" w:hint="eastAsia"/>
           <w:sz w:val="24"/>
           <w:szCs w:val="24"/>
         </w:rPr>
@@ -3502,21 +2802,21 @@
           <w:sz w:val="24"/>
           <w:szCs w:val="24"/>
         </w:rPr>
-        <w:t>201</w:t>
-      </w:r>
-      <w:r>
-        <w:rPr>
-          <w:rFonts w:hint="eastAsia" w:ascii="宋体" w:hAnsi="宋体" w:cs="宋体"/>
-          <w:sz w:val="24"/>
-          <w:szCs w:val="24"/>
-        </w:rPr>
-        <w:t>9年度培训计划表》。</w:t>
+        <w:t>2025</w:t>
+      </w:r>
+      <w:r>
+        <w:rPr>
+          <w:rFonts w:ascii="宋体" w:hAnsi="宋体" w:cs="宋体" w:hint="eastAsia"/>
+          <w:sz w:val="24"/>
+          <w:szCs w:val="24"/>
+        </w:rPr>
+        <w:t>年度培训计划表》。</w:t>
       </w:r>
     </w:p>
     <w:p>
       <w:pPr>
         <w:spacing w:line="360" w:lineRule="auto"/>
-        <w:ind w:firstLine="360" w:firstLineChars="150"/>
+        <w:ind w:firstLine="315" w:firstLineChars="150"/>
         <w:rPr>
           <w:rFonts w:ascii="宋体"/>
           <w:sz w:val="24"/>
@@ -3525,7 +2825,7 @@
       </w:pPr>
       <w:r>
         <w:rPr>
-          <w:rFonts w:hint="eastAsia" w:ascii="宋体" w:hAnsi="宋体" w:cs="宋体"/>
+          <w:rFonts w:ascii="宋体" w:hAnsi="宋体" w:cs="宋体" w:hint="eastAsia"/>
           <w:sz w:val="24"/>
           <w:szCs w:val="24"/>
         </w:rPr>
@@ -3541,7 +2841,7 @@
       </w:r>
       <w:r>
         <w:rPr>
-          <w:rFonts w:hint="eastAsia" w:ascii="宋体" w:hAnsi="宋体" w:cs="宋体"/>
+          <w:rFonts w:ascii="宋体" w:hAnsi="宋体" w:cs="宋体" w:hint="eastAsia"/>
           <w:sz w:val="24"/>
           <w:szCs w:val="24"/>
         </w:rPr>
@@ -3551,7 +2851,7 @@
     <w:p>
       <w:pPr>
         <w:spacing w:line="360" w:lineRule="auto"/>
-        <w:ind w:firstLine="480" w:firstLineChars="200"/>
+        <w:ind w:firstLine="420" w:firstLineChars="200"/>
         <w:rPr>
           <w:rFonts w:ascii="宋体"/>
           <w:sz w:val="24"/>
@@ -3560,7 +2860,7 @@
       </w:pPr>
       <w:r>
         <w:rPr>
-          <w:rFonts w:hint="eastAsia" w:ascii="宋体" w:hAnsi="宋体" w:cs="宋体"/>
+          <w:rFonts w:ascii="宋体" w:hAnsi="宋体" w:cs="宋体" w:hint="eastAsia"/>
           <w:sz w:val="24"/>
           <w:szCs w:val="24"/>
         </w:rPr>
@@ -3570,7 +2870,7 @@
     <w:p>
       <w:pPr>
         <w:spacing w:line="360" w:lineRule="auto"/>
-        <w:ind w:firstLine="360" w:firstLineChars="150"/>
+        <w:ind w:firstLine="315" w:firstLineChars="150"/>
         <w:outlineLvl w:val="0"/>
         <w:rPr>
           <w:rFonts w:ascii="宋体"/>
@@ -3580,7 +2880,7 @@
       </w:pPr>
       <w:r>
         <w:rPr>
-          <w:rFonts w:hint="eastAsia" w:ascii="宋体" w:hAnsi="宋体" w:cs="宋体"/>
+          <w:rFonts w:ascii="宋体" w:hAnsi="宋体" w:cs="宋体" w:hint="eastAsia"/>
           <w:sz w:val="24"/>
           <w:szCs w:val="24"/>
         </w:rPr>
@@ -3596,7 +2896,7 @@
       </w:r>
       <w:r>
         <w:rPr>
-          <w:rFonts w:hint="eastAsia" w:ascii="宋体" w:hAnsi="宋体" w:cs="宋体"/>
+          <w:rFonts w:ascii="宋体" w:hAnsi="宋体" w:cs="宋体" w:hint="eastAsia"/>
           <w:sz w:val="24"/>
           <w:szCs w:val="24"/>
         </w:rPr>
@@ -3606,7 +2906,7 @@
     <w:p>
       <w:pPr>
         <w:spacing w:line="360" w:lineRule="auto"/>
-        <w:ind w:firstLine="480" w:firstLineChars="200"/>
+        <w:ind w:firstLine="420" w:firstLineChars="200"/>
         <w:rPr>
           <w:rFonts w:ascii="宋体"/>
           <w:sz w:val="24"/>
@@ -3615,45 +2915,25 @@
       </w:pPr>
       <w:r>
         <w:rPr>
-          <w:rFonts w:hint="eastAsia" w:ascii="宋体" w:hAnsi="宋体" w:cs="宋体"/>
+          <w:rFonts w:ascii="宋体" w:hAnsi="宋体" w:cs="宋体" w:hint="eastAsia"/>
           <w:sz w:val="24"/>
           <w:szCs w:val="24"/>
         </w:rPr>
         <w:t>因主客观原因，如需对培训计划中的培训项目、内容、日期等进行更改，必须填写《培训计划变更单》并经原计划批准人批准方为有效。</w:t>
-      </w:r>
-    </w:p>
-    <w:p>
-      <w:pPr>
-        <w:widowControl/>
-        <w:spacing w:line="360" w:lineRule="auto"/>
-        <w:jc w:val="left"/>
-        <w:rPr>
-          <w:rFonts w:ascii="宋体"/>
-          <w:sz w:val="24"/>
-          <w:szCs w:val="24"/>
-        </w:rPr>
-      </w:pPr>
-      <w:r>
-        <w:rPr>
-          <w:rFonts w:ascii="宋体"/>
-          <w:sz w:val="24"/>
-          <w:szCs w:val="24"/>
-        </w:rPr>
-        <w:br w:type="page"/>
       </w:r>
     </w:p>
     <w:tbl>
       <w:tblPr>
-        <w:tblStyle w:val="8"/>
+        <w:tblStyle w:val="TableNormal"/>
         <w:tblW w:w="9602" w:type="dxa"/>
         <w:tblInd w:w="-101" w:type="dxa"/>
         <w:tblBorders>
-          <w:top w:val="single" w:color="auto" w:sz="4" w:space="0"/>
-          <w:left w:val="single" w:color="auto" w:sz="4" w:space="0"/>
-          <w:bottom w:val="single" w:color="auto" w:sz="4" w:space="0"/>
-          <w:right w:val="single" w:color="auto" w:sz="4" w:space="0"/>
-          <w:insideH w:val="single" w:color="auto" w:sz="4" w:space="0"/>
-          <w:insideV w:val="single" w:color="auto" w:sz="4" w:space="0"/>
+          <w:top w:val="single" w:sz="4" w:space="0" w:color="auto"/>
+          <w:left w:val="single" w:sz="4" w:space="0" w:color="auto"/>
+          <w:bottom w:val="single" w:sz="4" w:space="0" w:color="auto"/>
+          <w:right w:val="single" w:sz="4" w:space="0" w:color="auto"/>
+          <w:insideH w:val="single" w:sz="4" w:space="0" w:color="auto"/>
+          <w:insideV w:val="single" w:sz="4" w:space="0" w:color="auto"/>
         </w:tblBorders>
         <w:tblLayout w:type="fixed"/>
         <w:tblCellMar>
@@ -3677,14 +2957,17 @@
       </w:tblGrid>
       <w:tr>
         <w:tblPrEx>
+          <w:tblW w:w="9602" w:type="dxa"/>
+          <w:tblInd w:w="-101" w:type="dxa"/>
           <w:tblBorders>
-            <w:top w:val="single" w:color="auto" w:sz="4" w:space="0"/>
-            <w:left w:val="single" w:color="auto" w:sz="4" w:space="0"/>
-            <w:bottom w:val="single" w:color="auto" w:sz="4" w:space="0"/>
-            <w:right w:val="single" w:color="auto" w:sz="4" w:space="0"/>
-            <w:insideH w:val="single" w:color="auto" w:sz="4" w:space="0"/>
-            <w:insideV w:val="single" w:color="auto" w:sz="4" w:space="0"/>
+            <w:top w:val="single" w:sz="4" w:space="0" w:color="auto"/>
+            <w:left w:val="single" w:sz="4" w:space="0" w:color="auto"/>
+            <w:bottom w:val="single" w:sz="4" w:space="0" w:color="auto"/>
+            <w:right w:val="single" w:sz="4" w:space="0" w:color="auto"/>
+            <w:insideH w:val="single" w:sz="4" w:space="0" w:color="auto"/>
+            <w:insideV w:val="single" w:sz="4" w:space="0" w:color="auto"/>
           </w:tblBorders>
+          <w:tblLayout w:type="fixed"/>
           <w:tblCellMar>
             <w:top w:w="0" w:type="dxa"/>
             <w:left w:w="108" w:type="dxa"/>
@@ -3693,7 +2976,7 @@
           </w:tblCellMar>
         </w:tblPrEx>
         <w:trPr>
-          <w:trHeight w:val="585" w:hRule="atLeast"/>
+          <w:trHeight w:val="524"/>
         </w:trPr>
         <w:tc>
           <w:tcPr>
@@ -3709,14 +2992,23 @@
           </w:tcPr>
           <w:p>
             <w:pPr>
-              <w:pStyle w:val="15"/>
+              <w:widowControl/>
               <w:spacing w:line="360" w:lineRule="auto"/>
+              <w:jc w:val="left"/>
               <w:rPr>
                 <w:b/>
                 <w:sz w:val="28"/>
                 <w:szCs w:val="28"/>
               </w:rPr>
             </w:pPr>
+            <w:r>
+              <w:rPr>
+                <w:rFonts w:ascii="宋体"/>
+                <w:sz w:val="24"/>
+                <w:szCs w:val="24"/>
+              </w:rPr>
+              <w:br w:type="page"/>
+            </w:r>
             <w:bookmarkStart w:id="4" w:name="_Hlk490146279"/>
             <w:r>
               <w:rPr>
@@ -3724,7 +3016,7 @@
                 <w:sz w:val="28"/>
                 <w:szCs w:val="28"/>
               </w:rPr>
-              <w:t>2019</w:t>
+              <w:t>2025</w:t>
             </w:r>
             <w:r>
               <w:rPr>
@@ -3751,7 +3043,7 @@
           </w:tcPr>
           <w:p>
             <w:pPr>
-              <w:pStyle w:val="15"/>
+              <w:pStyle w:val="a1"/>
               <w:spacing w:line="360" w:lineRule="auto"/>
             </w:pPr>
           </w:p>
@@ -3759,14 +3051,9 @@
       </w:tr>
       <w:tr>
         <w:tblPrEx>
-          <w:tblBorders>
-            <w:top w:val="single" w:color="auto" w:sz="4" w:space="0"/>
-            <w:left w:val="single" w:color="auto" w:sz="4" w:space="0"/>
-            <w:bottom w:val="single" w:color="auto" w:sz="4" w:space="0"/>
-            <w:right w:val="single" w:color="auto" w:sz="4" w:space="0"/>
-            <w:insideH w:val="single" w:color="auto" w:sz="4" w:space="0"/>
-            <w:insideV w:val="single" w:color="auto" w:sz="4" w:space="0"/>
-          </w:tblBorders>
+          <w:tblW w:w="9602" w:type="dxa"/>
+          <w:tblInd w:w="-101" w:type="dxa"/>
+          <w:tblLayout w:type="fixed"/>
           <w:tblCellMar>
             <w:top w:w="0" w:type="dxa"/>
             <w:left w:w="108" w:type="dxa"/>
@@ -3777,7 +3064,7 @@
         <w:trPr>
           <w:gridAfter w:val="1"/>
           <w:wAfter w:w="319" w:type="dxa"/>
-          <w:trHeight w:val="480" w:hRule="atLeast"/>
+          <w:trHeight w:val="665"/>
         </w:trPr>
         <w:tc>
           <w:tcPr>
@@ -3786,19 +3073,9 @@
             <w:vAlign w:val="center"/>
           </w:tcPr>
           <w:p>
-            <w:pPr>
-              <w:pStyle w:val="15"/>
-              <w:spacing w:line="360" w:lineRule="auto"/>
-              <w:rPr>
-                <w:b/>
-                <w:bCs/>
-              </w:rPr>
-            </w:pPr>
-            <w:r>
-              <w:rPr>
-                <w:rFonts w:hint="eastAsia"/>
-                <w:b/>
-                <w:bCs/>
+            <w:r>
+              <w:rPr>
+                <w:rFonts w:hint="eastAsia"/>
               </w:rPr>
               <w:t>序号</w:t>
             </w:r>
@@ -3811,19 +3088,9 @@
             <w:vAlign w:val="center"/>
           </w:tcPr>
           <w:p>
-            <w:pPr>
-              <w:pStyle w:val="15"/>
-              <w:spacing w:line="360" w:lineRule="auto"/>
-              <w:rPr>
-                <w:b/>
-                <w:bCs/>
-              </w:rPr>
-            </w:pPr>
-            <w:r>
-              <w:rPr>
-                <w:rFonts w:hint="eastAsia"/>
-                <w:b/>
-                <w:bCs/>
+            <w:r>
+              <w:rPr>
+                <w:rFonts w:hint="eastAsia"/>
                 <w:lang w:eastAsia="zh-CN"/>
               </w:rPr>
               <w:t>培训</w:t>
@@ -3831,8 +3098,6 @@
             <w:r>
               <w:rPr>
                 <w:rFonts w:hint="eastAsia"/>
-                <w:b/>
-                <w:bCs/>
               </w:rPr>
               <w:t>名称</w:t>
             </w:r>
@@ -3845,19 +3110,9 @@
             <w:vAlign w:val="center"/>
           </w:tcPr>
           <w:p>
-            <w:pPr>
-              <w:pStyle w:val="15"/>
-              <w:spacing w:line="360" w:lineRule="auto"/>
-              <w:rPr>
-                <w:b/>
-                <w:bCs/>
-              </w:rPr>
-            </w:pPr>
-            <w:r>
-              <w:rPr>
-                <w:rFonts w:hint="eastAsia"/>
-                <w:b/>
-                <w:bCs/>
+            <w:r>
+              <w:rPr>
+                <w:rFonts w:hint="eastAsia"/>
               </w:rPr>
               <w:t>培训内容</w:t>
             </w:r>
@@ -3870,19 +3125,9 @@
             <w:vAlign w:val="center"/>
           </w:tcPr>
           <w:p>
-            <w:pPr>
-              <w:pStyle w:val="15"/>
-              <w:spacing w:line="360" w:lineRule="auto"/>
-              <w:rPr>
-                <w:b/>
-                <w:bCs/>
-              </w:rPr>
-            </w:pPr>
-            <w:r>
-              <w:rPr>
-                <w:rFonts w:hint="eastAsia"/>
-                <w:b/>
-                <w:bCs/>
+            <w:r>
+              <w:rPr>
+                <w:rFonts w:hint="eastAsia"/>
               </w:rPr>
               <w:t>培训班次</w:t>
             </w:r>
@@ -3895,19 +3140,9 @@
             <w:vAlign w:val="center"/>
           </w:tcPr>
           <w:p>
-            <w:pPr>
-              <w:pStyle w:val="15"/>
-              <w:spacing w:line="360" w:lineRule="auto"/>
-              <w:rPr>
-                <w:b/>
-                <w:bCs/>
-              </w:rPr>
-            </w:pPr>
-            <w:r>
-              <w:rPr>
-                <w:rFonts w:hint="eastAsia"/>
-                <w:b/>
-                <w:bCs/>
+            <w:r>
+              <w:rPr>
+                <w:rFonts w:hint="eastAsia"/>
               </w:rPr>
               <w:t>培训人次</w:t>
             </w:r>
@@ -3920,39 +3155,11 @@
             <w:vAlign w:val="center"/>
           </w:tcPr>
           <w:p>
-            <w:pPr>
-              <w:pStyle w:val="15"/>
-              <w:spacing w:line="360" w:lineRule="auto"/>
-              <w:rPr>
-                <w:b/>
-                <w:bCs/>
-              </w:rPr>
-            </w:pPr>
-            <w:r>
-              <w:rPr>
-                <w:rFonts w:hint="eastAsia"/>
-                <w:b/>
-                <w:bCs/>
-              </w:rPr>
-              <w:t>培训</w:t>
-            </w:r>
-          </w:p>
-          <w:p>
-            <w:pPr>
-              <w:pStyle w:val="15"/>
-              <w:spacing w:line="360" w:lineRule="auto"/>
-              <w:rPr>
-                <w:b/>
-                <w:bCs/>
-              </w:rPr>
-            </w:pPr>
-            <w:r>
-              <w:rPr>
-                <w:rFonts w:hint="eastAsia"/>
-                <w:b/>
-                <w:bCs/>
-              </w:rPr>
-              <w:t>天数</w:t>
+            <w:r>
+              <w:rPr>
+                <w:rFonts w:hint="eastAsia"/>
+              </w:rPr>
+              <w:t>培训天数</w:t>
             </w:r>
           </w:p>
         </w:tc>
@@ -3963,19 +3170,9 @@
             <w:vAlign w:val="center"/>
           </w:tcPr>
           <w:p>
-            <w:pPr>
-              <w:pStyle w:val="15"/>
-              <w:spacing w:line="360" w:lineRule="auto"/>
-              <w:rPr>
-                <w:b/>
-                <w:bCs/>
-              </w:rPr>
-            </w:pPr>
-            <w:r>
-              <w:rPr>
-                <w:rFonts w:hint="eastAsia"/>
-                <w:b/>
-                <w:bCs/>
+            <w:r>
+              <w:rPr>
+                <w:rFonts w:hint="eastAsia"/>
               </w:rPr>
               <w:t>培训时间</w:t>
             </w:r>
@@ -3989,53 +3186,20 @@
             <w:vAlign w:val="center"/>
           </w:tcPr>
           <w:p>
-            <w:pPr>
-              <w:pStyle w:val="15"/>
-              <w:spacing w:line="360" w:lineRule="auto"/>
-              <w:rPr>
-                <w:b/>
-                <w:bCs/>
-              </w:rPr>
-            </w:pPr>
-            <w:r>
-              <w:rPr>
-                <w:rFonts w:hint="eastAsia"/>
-                <w:b/>
-                <w:bCs/>
-              </w:rPr>
-              <w:t>费用</w:t>
-            </w:r>
-          </w:p>
-          <w:p>
-            <w:pPr>
-              <w:pStyle w:val="15"/>
-              <w:spacing w:line="360" w:lineRule="auto"/>
-              <w:rPr>
-                <w:b/>
-                <w:bCs/>
-              </w:rPr>
-            </w:pPr>
-            <w:r>
-              <w:rPr>
-                <w:rFonts w:hint="eastAsia"/>
-                <w:b/>
-                <w:bCs/>
-              </w:rPr>
-              <w:t>预估</w:t>
+            <w:r>
+              <w:rPr>
+                <w:rFonts w:hint="eastAsia"/>
+              </w:rPr>
+              <w:t>费用预估</w:t>
             </w:r>
           </w:p>
         </w:tc>
       </w:tr>
       <w:tr>
         <w:tblPrEx>
-          <w:tblBorders>
-            <w:top w:val="single" w:color="auto" w:sz="4" w:space="0"/>
-            <w:left w:val="single" w:color="auto" w:sz="4" w:space="0"/>
-            <w:bottom w:val="single" w:color="auto" w:sz="4" w:space="0"/>
-            <w:right w:val="single" w:color="auto" w:sz="4" w:space="0"/>
-            <w:insideH w:val="single" w:color="auto" w:sz="4" w:space="0"/>
-            <w:insideV w:val="single" w:color="auto" w:sz="4" w:space="0"/>
-          </w:tblBorders>
+          <w:tblW w:w="9602" w:type="dxa"/>
+          <w:tblInd w:w="-101" w:type="dxa"/>
+          <w:tblLayout w:type="fixed"/>
           <w:tblCellMar>
             <w:top w:w="0" w:type="dxa"/>
             <w:left w:w="108" w:type="dxa"/>
@@ -4046,7 +3210,7 @@
         <w:trPr>
           <w:gridAfter w:val="1"/>
           <w:wAfter w:w="319" w:type="dxa"/>
-          <w:trHeight w:val="720" w:hRule="atLeast"/>
+          <w:trHeight w:val="720"/>
         </w:trPr>
         <w:tc>
           <w:tcPr>
@@ -4056,7 +3220,7 @@
           </w:tcPr>
           <w:p>
             <w:pPr>
-              <w:pStyle w:val="15"/>
+              <w:pStyle w:val="a1"/>
               <w:spacing w:line="360" w:lineRule="auto"/>
             </w:pPr>
             <w:r>
@@ -4124,7 +3288,7 @@
           </w:tcPr>
           <w:p>
             <w:pPr>
-              <w:pStyle w:val="15"/>
+              <w:pStyle w:val="a1"/>
               <w:spacing w:line="360" w:lineRule="auto"/>
             </w:pPr>
             <w:r>
@@ -4140,7 +3304,7 @@
           </w:tcPr>
           <w:p>
             <w:pPr>
-              <w:pStyle w:val="15"/>
+              <w:pStyle w:val="a1"/>
               <w:spacing w:line="360" w:lineRule="auto"/>
             </w:pPr>
             <w:r>
@@ -4159,7 +3323,7 @@
           </w:tcPr>
           <w:p>
             <w:pPr>
-              <w:pStyle w:val="15"/>
+              <w:pStyle w:val="a1"/>
               <w:spacing w:line="360" w:lineRule="auto"/>
             </w:pPr>
             <w:r>
@@ -4223,14 +3387,9 @@
       </w:tr>
       <w:tr>
         <w:tblPrEx>
-          <w:tblBorders>
-            <w:top w:val="single" w:color="auto" w:sz="4" w:space="0"/>
-            <w:left w:val="single" w:color="auto" w:sz="4" w:space="0"/>
-            <w:bottom w:val="single" w:color="auto" w:sz="4" w:space="0"/>
-            <w:right w:val="single" w:color="auto" w:sz="4" w:space="0"/>
-            <w:insideH w:val="single" w:color="auto" w:sz="4" w:space="0"/>
-            <w:insideV w:val="single" w:color="auto" w:sz="4" w:space="0"/>
-          </w:tblBorders>
+          <w:tblW w:w="9602" w:type="dxa"/>
+          <w:tblInd w:w="-101" w:type="dxa"/>
+          <w:tblLayout w:type="fixed"/>
           <w:tblCellMar>
             <w:top w:w="0" w:type="dxa"/>
             <w:left w:w="108" w:type="dxa"/>
@@ -4241,7 +3400,7 @@
         <w:trPr>
           <w:gridAfter w:val="1"/>
           <w:wAfter w:w="319" w:type="dxa"/>
-          <w:trHeight w:val="720" w:hRule="atLeast"/>
+          <w:trHeight w:val="720"/>
         </w:trPr>
         <w:tc>
           <w:tcPr>
@@ -4251,7 +3410,7 @@
           </w:tcPr>
           <w:p>
             <w:pPr>
-              <w:pStyle w:val="15"/>
+              <w:pStyle w:val="a1"/>
               <w:spacing w:line="360" w:lineRule="auto"/>
             </w:pPr>
             <w:r>
@@ -4313,7 +3472,7 @@
           </w:tcPr>
           <w:p>
             <w:pPr>
-              <w:pStyle w:val="15"/>
+              <w:pStyle w:val="a1"/>
               <w:spacing w:line="360" w:lineRule="auto"/>
             </w:pPr>
             <w:r>
@@ -4329,7 +3488,7 @@
           </w:tcPr>
           <w:p>
             <w:pPr>
-              <w:pStyle w:val="15"/>
+              <w:pStyle w:val="a1"/>
               <w:spacing w:line="360" w:lineRule="auto"/>
             </w:pPr>
             <w:r>
@@ -4345,7 +3504,7 @@
           </w:tcPr>
           <w:p>
             <w:pPr>
-              <w:pStyle w:val="15"/>
+              <w:pStyle w:val="a1"/>
               <w:spacing w:line="360" w:lineRule="auto"/>
             </w:pPr>
             <w:r>
@@ -4404,14 +3563,9 @@
       </w:tr>
       <w:tr>
         <w:tblPrEx>
-          <w:tblBorders>
-            <w:top w:val="single" w:color="auto" w:sz="4" w:space="0"/>
-            <w:left w:val="single" w:color="auto" w:sz="4" w:space="0"/>
-            <w:bottom w:val="single" w:color="auto" w:sz="4" w:space="0"/>
-            <w:right w:val="single" w:color="auto" w:sz="4" w:space="0"/>
-            <w:insideH w:val="single" w:color="auto" w:sz="4" w:space="0"/>
-            <w:insideV w:val="single" w:color="auto" w:sz="4" w:space="0"/>
-          </w:tblBorders>
+          <w:tblW w:w="9602" w:type="dxa"/>
+          <w:tblInd w:w="-101" w:type="dxa"/>
+          <w:tblLayout w:type="fixed"/>
           <w:tblCellMar>
             <w:top w:w="0" w:type="dxa"/>
             <w:left w:w="108" w:type="dxa"/>
@@ -4422,7 +3576,7 @@
         <w:trPr>
           <w:gridAfter w:val="1"/>
           <w:wAfter w:w="319" w:type="dxa"/>
-          <w:trHeight w:val="480" w:hRule="atLeast"/>
+          <w:trHeight w:val="480"/>
         </w:trPr>
         <w:tc>
           <w:tcPr>
@@ -4432,7 +3586,7 @@
           </w:tcPr>
           <w:p>
             <w:pPr>
-              <w:pStyle w:val="15"/>
+              <w:pStyle w:val="a1"/>
               <w:spacing w:line="360" w:lineRule="auto"/>
             </w:pPr>
             <w:r>
@@ -4496,7 +3650,7 @@
           </w:tcPr>
           <w:p>
             <w:pPr>
-              <w:pStyle w:val="15"/>
+              <w:pStyle w:val="a1"/>
               <w:spacing w:line="360" w:lineRule="auto"/>
             </w:pPr>
             <w:r>
@@ -4512,7 +3666,7 @@
           </w:tcPr>
           <w:p>
             <w:pPr>
-              <w:pStyle w:val="15"/>
+              <w:pStyle w:val="a1"/>
               <w:spacing w:line="360" w:lineRule="auto"/>
             </w:pPr>
             <w:r>
@@ -4531,7 +3685,7 @@
           </w:tcPr>
           <w:p>
             <w:pPr>
-              <w:pStyle w:val="15"/>
+              <w:pStyle w:val="a1"/>
               <w:spacing w:line="360" w:lineRule="auto"/>
             </w:pPr>
             <w:r>
@@ -4591,14 +3745,9 @@
       </w:tr>
       <w:tr>
         <w:tblPrEx>
-          <w:tblBorders>
-            <w:top w:val="single" w:color="auto" w:sz="4" w:space="0"/>
-            <w:left w:val="single" w:color="auto" w:sz="4" w:space="0"/>
-            <w:bottom w:val="single" w:color="auto" w:sz="4" w:space="0"/>
-            <w:right w:val="single" w:color="auto" w:sz="4" w:space="0"/>
-            <w:insideH w:val="single" w:color="auto" w:sz="4" w:space="0"/>
-            <w:insideV w:val="single" w:color="auto" w:sz="4" w:space="0"/>
-          </w:tblBorders>
+          <w:tblW w:w="9602" w:type="dxa"/>
+          <w:tblInd w:w="-101" w:type="dxa"/>
+          <w:tblLayout w:type="fixed"/>
           <w:tblCellMar>
             <w:top w:w="0" w:type="dxa"/>
             <w:left w:w="108" w:type="dxa"/>
@@ -4609,7 +3758,7 @@
         <w:trPr>
           <w:gridAfter w:val="1"/>
           <w:wAfter w:w="319" w:type="dxa"/>
-          <w:trHeight w:val="240" w:hRule="atLeast"/>
+          <w:trHeight w:val="240"/>
         </w:trPr>
         <w:tc>
           <w:tcPr>
@@ -4619,7 +3768,7 @@
           </w:tcPr>
           <w:p>
             <w:pPr>
-              <w:pStyle w:val="15"/>
+              <w:pStyle w:val="a1"/>
               <w:spacing w:line="360" w:lineRule="auto"/>
             </w:pPr>
             <w:r>
@@ -4683,7 +3832,7 @@
           </w:tcPr>
           <w:p>
             <w:pPr>
-              <w:pStyle w:val="15"/>
+              <w:pStyle w:val="a1"/>
               <w:spacing w:line="360" w:lineRule="auto"/>
             </w:pPr>
             <w:r>
@@ -4702,7 +3851,7 @@
           </w:tcPr>
           <w:p>
             <w:pPr>
-              <w:pStyle w:val="15"/>
+              <w:pStyle w:val="a1"/>
               <w:spacing w:line="360" w:lineRule="auto"/>
             </w:pPr>
             <w:r>
@@ -4721,7 +3870,7 @@
           </w:tcPr>
           <w:p>
             <w:pPr>
-              <w:pStyle w:val="15"/>
+              <w:pStyle w:val="a1"/>
               <w:spacing w:line="360" w:lineRule="auto"/>
             </w:pPr>
             <w:r>
@@ -4791,14 +3940,9 @@
       </w:tr>
       <w:tr>
         <w:tblPrEx>
-          <w:tblBorders>
-            <w:top w:val="single" w:color="auto" w:sz="4" w:space="0"/>
-            <w:left w:val="single" w:color="auto" w:sz="4" w:space="0"/>
-            <w:bottom w:val="single" w:color="auto" w:sz="4" w:space="0"/>
-            <w:right w:val="single" w:color="auto" w:sz="4" w:space="0"/>
-            <w:insideH w:val="single" w:color="auto" w:sz="4" w:space="0"/>
-            <w:insideV w:val="single" w:color="auto" w:sz="4" w:space="0"/>
-          </w:tblBorders>
+          <w:tblW w:w="9602" w:type="dxa"/>
+          <w:tblInd w:w="-101" w:type="dxa"/>
+          <w:tblLayout w:type="fixed"/>
           <w:tblCellMar>
             <w:top w:w="0" w:type="dxa"/>
             <w:left w:w="108" w:type="dxa"/>
@@ -4809,7 +3953,7 @@
         <w:trPr>
           <w:gridAfter w:val="1"/>
           <w:wAfter w:w="319" w:type="dxa"/>
-          <w:trHeight w:val="240" w:hRule="atLeast"/>
+          <w:trHeight w:val="240"/>
         </w:trPr>
         <w:tc>
           <w:tcPr>
@@ -4819,7 +3963,7 @@
           </w:tcPr>
           <w:p>
             <w:pPr>
-              <w:pStyle w:val="15"/>
+              <w:pStyle w:val="a1"/>
               <w:spacing w:line="360" w:lineRule="auto"/>
             </w:pPr>
             <w:r>
@@ -4883,7 +4027,7 @@
           </w:tcPr>
           <w:p>
             <w:pPr>
-              <w:pStyle w:val="15"/>
+              <w:pStyle w:val="a1"/>
               <w:spacing w:line="360" w:lineRule="auto"/>
             </w:pPr>
             <w:r>
@@ -4902,7 +4046,7 @@
           </w:tcPr>
           <w:p>
             <w:pPr>
-              <w:pStyle w:val="15"/>
+              <w:pStyle w:val="a1"/>
               <w:spacing w:line="360" w:lineRule="auto"/>
             </w:pPr>
             <w:r>
@@ -4921,7 +4065,7 @@
           </w:tcPr>
           <w:p>
             <w:pPr>
-              <w:pStyle w:val="15"/>
+              <w:pStyle w:val="a1"/>
               <w:spacing w:line="360" w:lineRule="auto"/>
             </w:pPr>
             <w:r>
@@ -4981,14 +4125,9 @@
       </w:tr>
       <w:tr>
         <w:tblPrEx>
-          <w:tblBorders>
-            <w:top w:val="single" w:color="auto" w:sz="4" w:space="0"/>
-            <w:left w:val="single" w:color="auto" w:sz="4" w:space="0"/>
-            <w:bottom w:val="single" w:color="auto" w:sz="4" w:space="0"/>
-            <w:right w:val="single" w:color="auto" w:sz="4" w:space="0"/>
-            <w:insideH w:val="single" w:color="auto" w:sz="4" w:space="0"/>
-            <w:insideV w:val="single" w:color="auto" w:sz="4" w:space="0"/>
-          </w:tblBorders>
+          <w:tblW w:w="9602" w:type="dxa"/>
+          <w:tblInd w:w="-101" w:type="dxa"/>
+          <w:tblLayout w:type="fixed"/>
           <w:tblCellMar>
             <w:top w:w="0" w:type="dxa"/>
             <w:left w:w="108" w:type="dxa"/>
@@ -4999,7 +4138,7 @@
         <w:trPr>
           <w:gridAfter w:val="1"/>
           <w:wAfter w:w="319" w:type="dxa"/>
-          <w:trHeight w:val="240" w:hRule="atLeast"/>
+          <w:trHeight w:val="240"/>
         </w:trPr>
         <w:tc>
           <w:tcPr>
@@ -5009,7 +4148,7 @@
           </w:tcPr>
           <w:p>
             <w:pPr>
-              <w:pStyle w:val="15"/>
+              <w:pStyle w:val="a1"/>
               <w:spacing w:line="360" w:lineRule="auto"/>
             </w:pPr>
             <w:r>
@@ -5076,7 +4215,7 @@
           </w:tcPr>
           <w:p>
             <w:pPr>
-              <w:pStyle w:val="15"/>
+              <w:pStyle w:val="a1"/>
               <w:spacing w:line="360" w:lineRule="auto"/>
             </w:pPr>
             <w:r>
@@ -5095,7 +4234,7 @@
           </w:tcPr>
           <w:p>
             <w:pPr>
-              <w:pStyle w:val="15"/>
+              <w:pStyle w:val="a1"/>
               <w:spacing w:line="360" w:lineRule="auto"/>
             </w:pPr>
             <w:r>
@@ -5114,7 +4253,7 @@
           </w:tcPr>
           <w:p>
             <w:pPr>
-              <w:pStyle w:val="15"/>
+              <w:pStyle w:val="a1"/>
               <w:spacing w:line="360" w:lineRule="auto"/>
             </w:pPr>
             <w:r>
@@ -5174,14 +4313,9 @@
       </w:tr>
       <w:tr>
         <w:tblPrEx>
-          <w:tblBorders>
-            <w:top w:val="single" w:color="auto" w:sz="4" w:space="0"/>
-            <w:left w:val="single" w:color="auto" w:sz="4" w:space="0"/>
-            <w:bottom w:val="single" w:color="auto" w:sz="4" w:space="0"/>
-            <w:right w:val="single" w:color="auto" w:sz="4" w:space="0"/>
-            <w:insideH w:val="single" w:color="auto" w:sz="4" w:space="0"/>
-            <w:insideV w:val="single" w:color="auto" w:sz="4" w:space="0"/>
-          </w:tblBorders>
+          <w:tblW w:w="9602" w:type="dxa"/>
+          <w:tblInd w:w="-101" w:type="dxa"/>
+          <w:tblLayout w:type="fixed"/>
           <w:tblCellMar>
             <w:top w:w="0" w:type="dxa"/>
             <w:left w:w="108" w:type="dxa"/>
@@ -5192,7 +4326,7 @@
         <w:trPr>
           <w:gridAfter w:val="1"/>
           <w:wAfter w:w="319" w:type="dxa"/>
-          <w:trHeight w:val="240" w:hRule="atLeast"/>
+          <w:trHeight w:val="513"/>
         </w:trPr>
         <w:tc>
           <w:tcPr>
@@ -5202,7 +4336,7 @@
           </w:tcPr>
           <w:p>
             <w:pPr>
-              <w:pStyle w:val="15"/>
+              <w:pStyle w:val="a1"/>
               <w:spacing w:line="360" w:lineRule="auto"/>
             </w:pPr>
             <w:r>
@@ -5266,7 +4400,7 @@
           </w:tcPr>
           <w:p>
             <w:pPr>
-              <w:pStyle w:val="15"/>
+              <w:pStyle w:val="a1"/>
               <w:spacing w:line="360" w:lineRule="auto"/>
             </w:pPr>
             <w:r>
@@ -5282,7 +4416,7 @@
           </w:tcPr>
           <w:p>
             <w:pPr>
-              <w:pStyle w:val="15"/>
+              <w:pStyle w:val="a1"/>
               <w:spacing w:line="360" w:lineRule="auto"/>
             </w:pPr>
             <w:r>
@@ -5301,7 +4435,7 @@
           </w:tcPr>
           <w:p>
             <w:pPr>
-              <w:pStyle w:val="15"/>
+              <w:pStyle w:val="a1"/>
               <w:spacing w:line="360" w:lineRule="auto"/>
             </w:pPr>
             <w:r>
@@ -5361,14 +4495,9 @@
       </w:tr>
       <w:tr>
         <w:tblPrEx>
-          <w:tblBorders>
-            <w:top w:val="single" w:color="auto" w:sz="4" w:space="0"/>
-            <w:left w:val="single" w:color="auto" w:sz="4" w:space="0"/>
-            <w:bottom w:val="single" w:color="auto" w:sz="4" w:space="0"/>
-            <w:right w:val="single" w:color="auto" w:sz="4" w:space="0"/>
-            <w:insideH w:val="single" w:color="auto" w:sz="4" w:space="0"/>
-            <w:insideV w:val="single" w:color="auto" w:sz="4" w:space="0"/>
-          </w:tblBorders>
+          <w:tblW w:w="9602" w:type="dxa"/>
+          <w:tblInd w:w="-101" w:type="dxa"/>
+          <w:tblLayout w:type="fixed"/>
           <w:tblCellMar>
             <w:top w:w="0" w:type="dxa"/>
             <w:left w:w="108" w:type="dxa"/>
@@ -5379,7 +4508,7 @@
         <w:trPr>
           <w:gridAfter w:val="1"/>
           <w:wAfter w:w="319" w:type="dxa"/>
-          <w:trHeight w:val="240" w:hRule="atLeast"/>
+          <w:trHeight w:val="240"/>
         </w:trPr>
         <w:tc>
           <w:tcPr>
@@ -5389,7 +4518,7 @@
           </w:tcPr>
           <w:p>
             <w:pPr>
-              <w:pStyle w:val="15"/>
+              <w:pStyle w:val="a1"/>
               <w:spacing w:line="360" w:lineRule="auto"/>
             </w:pPr>
             <w:r>
@@ -5456,7 +4585,7 @@
           </w:tcPr>
           <w:p>
             <w:pPr>
-              <w:pStyle w:val="15"/>
+              <w:pStyle w:val="a1"/>
               <w:spacing w:line="360" w:lineRule="auto"/>
             </w:pPr>
             <w:r>
@@ -5475,7 +4604,7 @@
           </w:tcPr>
           <w:p>
             <w:pPr>
-              <w:pStyle w:val="15"/>
+              <w:pStyle w:val="a1"/>
               <w:spacing w:line="360" w:lineRule="auto"/>
             </w:pPr>
             <w:r>
@@ -5494,7 +4623,7 @@
           </w:tcPr>
           <w:p>
             <w:pPr>
-              <w:pStyle w:val="15"/>
+              <w:pStyle w:val="a1"/>
               <w:spacing w:line="360" w:lineRule="auto"/>
             </w:pPr>
             <w:r>
@@ -5557,14 +4686,9 @@
       </w:tr>
       <w:tr>
         <w:tblPrEx>
-          <w:tblBorders>
-            <w:top w:val="single" w:color="auto" w:sz="4" w:space="0"/>
-            <w:left w:val="single" w:color="auto" w:sz="4" w:space="0"/>
-            <w:bottom w:val="single" w:color="auto" w:sz="4" w:space="0"/>
-            <w:right w:val="single" w:color="auto" w:sz="4" w:space="0"/>
-            <w:insideH w:val="single" w:color="auto" w:sz="4" w:space="0"/>
-            <w:insideV w:val="single" w:color="auto" w:sz="4" w:space="0"/>
-          </w:tblBorders>
+          <w:tblW w:w="9602" w:type="dxa"/>
+          <w:tblInd w:w="-101" w:type="dxa"/>
+          <w:tblLayout w:type="fixed"/>
           <w:tblCellMar>
             <w:top w:w="0" w:type="dxa"/>
             <w:left w:w="108" w:type="dxa"/>
@@ -5575,7 +4699,7 @@
         <w:trPr>
           <w:gridAfter w:val="1"/>
           <w:wAfter w:w="319" w:type="dxa"/>
-          <w:trHeight w:val="240" w:hRule="atLeast"/>
+          <w:trHeight w:val="240"/>
         </w:trPr>
         <w:tc>
           <w:tcPr>
@@ -5585,7 +4709,7 @@
           </w:tcPr>
           <w:p>
             <w:pPr>
-              <w:pStyle w:val="15"/>
+              <w:pStyle w:val="a1"/>
               <w:spacing w:line="360" w:lineRule="auto"/>
             </w:pPr>
             <w:r>
@@ -5652,7 +4776,7 @@
           </w:tcPr>
           <w:p>
             <w:pPr>
-              <w:pStyle w:val="15"/>
+              <w:pStyle w:val="a1"/>
               <w:spacing w:line="360" w:lineRule="auto"/>
             </w:pPr>
             <w:r>
@@ -5671,7 +4795,7 @@
           </w:tcPr>
           <w:p>
             <w:pPr>
-              <w:pStyle w:val="15"/>
+              <w:pStyle w:val="a1"/>
               <w:spacing w:line="360" w:lineRule="auto"/>
             </w:pPr>
             <w:r>
@@ -5690,7 +4814,7 @@
           </w:tcPr>
           <w:p>
             <w:pPr>
-              <w:pStyle w:val="15"/>
+              <w:pStyle w:val="a1"/>
               <w:spacing w:line="360" w:lineRule="auto"/>
             </w:pPr>
             <w:r>
@@ -5750,14 +4874,9 @@
       </w:tr>
       <w:tr>
         <w:tblPrEx>
-          <w:tblBorders>
-            <w:top w:val="single" w:color="auto" w:sz="4" w:space="0"/>
-            <w:left w:val="single" w:color="auto" w:sz="4" w:space="0"/>
-            <w:bottom w:val="single" w:color="auto" w:sz="4" w:space="0"/>
-            <w:right w:val="single" w:color="auto" w:sz="4" w:space="0"/>
-            <w:insideH w:val="single" w:color="auto" w:sz="4" w:space="0"/>
-            <w:insideV w:val="single" w:color="auto" w:sz="4" w:space="0"/>
-          </w:tblBorders>
+          <w:tblW w:w="9602" w:type="dxa"/>
+          <w:tblInd w:w="-101" w:type="dxa"/>
+          <w:tblLayout w:type="fixed"/>
           <w:tblCellMar>
             <w:top w:w="0" w:type="dxa"/>
             <w:left w:w="108" w:type="dxa"/>
@@ -5768,7 +4887,7 @@
         <w:trPr>
           <w:gridAfter w:val="1"/>
           <w:wAfter w:w="319" w:type="dxa"/>
-          <w:trHeight w:val="240" w:hRule="atLeast"/>
+          <w:trHeight w:val="240"/>
         </w:trPr>
         <w:tc>
           <w:tcPr>
@@ -5778,7 +4897,7 @@
           </w:tcPr>
           <w:p>
             <w:pPr>
-              <w:pStyle w:val="15"/>
+              <w:pStyle w:val="a1"/>
               <w:spacing w:line="360" w:lineRule="auto"/>
             </w:pPr>
             <w:r>
@@ -5811,7 +4930,18 @@
                 <w:sz w:val="20"/>
                 <w:szCs w:val="20"/>
               </w:rPr>
-              <w:t>商务风险防范</w:t>
+              <w:t>商务风险防</w:t>
+            </w:r>
+            <w:bookmarkStart w:id="5" w:name="_GoBack"/>
+            <w:bookmarkEnd w:id="5"/>
+            <w:r>
+              <w:rPr>
+                <w:rFonts w:hint="eastAsia"/>
+                <w:color w:val="000000"/>
+                <w:sz w:val="20"/>
+                <w:szCs w:val="20"/>
+              </w:rPr>
+              <w:t>范</w:t>
             </w:r>
           </w:p>
         </w:tc>
@@ -5849,7 +4979,7 @@
           </w:tcPr>
           <w:p>
             <w:pPr>
-              <w:pStyle w:val="15"/>
+              <w:pStyle w:val="a1"/>
               <w:spacing w:line="360" w:lineRule="auto"/>
             </w:pPr>
             <w:r>
@@ -5868,7 +4998,7 @@
           </w:tcPr>
           <w:p>
             <w:pPr>
-              <w:pStyle w:val="15"/>
+              <w:pStyle w:val="a1"/>
               <w:spacing w:line="360" w:lineRule="auto"/>
             </w:pPr>
             <w:r>
@@ -5887,7 +5017,7 @@
           </w:tcPr>
           <w:p>
             <w:pPr>
-              <w:pStyle w:val="15"/>
+              <w:pStyle w:val="a1"/>
               <w:spacing w:line="360" w:lineRule="auto"/>
             </w:pPr>
             <w:r>
@@ -5954,14 +5084,9 @@
       </w:tr>
       <w:tr>
         <w:tblPrEx>
-          <w:tblBorders>
-            <w:top w:val="single" w:color="auto" w:sz="4" w:space="0"/>
-            <w:left w:val="single" w:color="auto" w:sz="4" w:space="0"/>
-            <w:bottom w:val="single" w:color="auto" w:sz="4" w:space="0"/>
-            <w:right w:val="single" w:color="auto" w:sz="4" w:space="0"/>
-            <w:insideH w:val="single" w:color="auto" w:sz="4" w:space="0"/>
-            <w:insideV w:val="single" w:color="auto" w:sz="4" w:space="0"/>
-          </w:tblBorders>
+          <w:tblW w:w="9602" w:type="dxa"/>
+          <w:tblInd w:w="-101" w:type="dxa"/>
+          <w:tblLayout w:type="fixed"/>
           <w:tblCellMar>
             <w:top w:w="0" w:type="dxa"/>
             <w:left w:w="108" w:type="dxa"/>
@@ -5972,7 +5097,7 @@
         <w:trPr>
           <w:gridAfter w:val="1"/>
           <w:wAfter w:w="319" w:type="dxa"/>
-          <w:trHeight w:val="240" w:hRule="atLeast"/>
+          <w:trHeight w:val="240"/>
         </w:trPr>
         <w:tc>
           <w:tcPr>
@@ -5982,10 +5107,10 @@
           </w:tcPr>
           <w:p>
             <w:pPr>
-              <w:pStyle w:val="15"/>
+              <w:pStyle w:val="a1"/>
               <w:spacing w:line="360" w:lineRule="auto"/>
               <w:rPr>
-                <w:rFonts w:hint="eastAsia" w:eastAsia="宋体"/>
+                <w:rFonts w:eastAsia="宋体" w:hint="eastAsia"/>
                 <w:lang w:val="en-US" w:eastAsia="zh-CN"/>
               </w:rPr>
             </w:pPr>
@@ -6008,7 +5133,7 @@
             <w:pPr>
               <w:jc w:val="center"/>
               <w:rPr>
-                <w:rFonts w:hint="eastAsia" w:eastAsiaTheme="minorEastAsia"/>
+                <w:rFonts w:eastAsiaTheme="minorEastAsia" w:hint="eastAsia"/>
                 <w:color w:val="000000"/>
                 <w:sz w:val="20"/>
                 <w:szCs w:val="20"/>
@@ -6037,7 +5162,7 @@
             <w:pPr>
               <w:jc w:val="center"/>
               <w:rPr>
-                <w:rFonts w:hint="eastAsia" w:eastAsiaTheme="minorEastAsia"/>
+                <w:rFonts w:eastAsiaTheme="minorEastAsia" w:hint="eastAsia"/>
                 <w:sz w:val="20"/>
                 <w:szCs w:val="20"/>
                 <w:lang w:eastAsia="zh-CN"/>
@@ -6079,10 +5204,10 @@
           </w:tcPr>
           <w:p>
             <w:pPr>
-              <w:pStyle w:val="15"/>
+              <w:pStyle w:val="a1"/>
               <w:spacing w:line="360" w:lineRule="auto"/>
               <w:rPr>
-                <w:rFonts w:hint="eastAsia" w:eastAsia="宋体"/>
+                <w:rFonts w:eastAsia="宋体" w:hint="eastAsia"/>
                 <w:lang w:val="en-US" w:eastAsia="zh-CN"/>
               </w:rPr>
             </w:pPr>
@@ -6103,10 +5228,10 @@
           </w:tcPr>
           <w:p>
             <w:pPr>
-              <w:pStyle w:val="15"/>
+              <w:pStyle w:val="a1"/>
               <w:spacing w:line="360" w:lineRule="auto"/>
               <w:rPr>
-                <w:rFonts w:hint="eastAsia" w:eastAsia="宋体"/>
+                <w:rFonts w:eastAsia="宋体" w:hint="eastAsia"/>
                 <w:lang w:val="en-US" w:eastAsia="zh-CN"/>
               </w:rPr>
             </w:pPr>
@@ -6127,10 +5252,10 @@
           </w:tcPr>
           <w:p>
             <w:pPr>
-              <w:pStyle w:val="15"/>
+              <w:pStyle w:val="a1"/>
               <w:spacing w:line="360" w:lineRule="auto"/>
               <w:rPr>
-                <w:rFonts w:hint="eastAsia" w:eastAsia="宋体"/>
+                <w:rFonts w:eastAsia="宋体" w:hint="eastAsia"/>
                 <w:lang w:val="en-US" w:eastAsia="zh-CN"/>
               </w:rPr>
             </w:pPr>
@@ -6153,7 +5278,7 @@
             <w:pPr>
               <w:jc w:val="center"/>
               <w:rPr>
-                <w:rFonts w:hint="eastAsia" w:eastAsiaTheme="minorEastAsia"/>
+                <w:rFonts w:eastAsiaTheme="minorEastAsia" w:hint="eastAsia"/>
                 <w:color w:val="000000"/>
                 <w:sz w:val="20"/>
                 <w:szCs w:val="20"/>
@@ -6203,14 +5328,9 @@
       </w:tr>
       <w:tr>
         <w:tblPrEx>
-          <w:tblBorders>
-            <w:top w:val="single" w:color="auto" w:sz="4" w:space="0"/>
-            <w:left w:val="single" w:color="auto" w:sz="4" w:space="0"/>
-            <w:bottom w:val="single" w:color="auto" w:sz="4" w:space="0"/>
-            <w:right w:val="single" w:color="auto" w:sz="4" w:space="0"/>
-            <w:insideH w:val="single" w:color="auto" w:sz="4" w:space="0"/>
-            <w:insideV w:val="single" w:color="auto" w:sz="4" w:space="0"/>
-          </w:tblBorders>
+          <w:tblW w:w="9602" w:type="dxa"/>
+          <w:tblInd w:w="-101" w:type="dxa"/>
+          <w:tblLayout w:type="fixed"/>
           <w:tblCellMar>
             <w:top w:w="0" w:type="dxa"/>
             <w:left w:w="108" w:type="dxa"/>
@@ -6221,7 +5341,7 @@
         <w:trPr>
           <w:gridAfter w:val="1"/>
           <w:wAfter w:w="319" w:type="dxa"/>
-          <w:trHeight w:val="240" w:hRule="atLeast"/>
+          <w:trHeight w:val="240"/>
         </w:trPr>
         <w:tc>
           <w:tcPr>
@@ -6231,10 +5351,10 @@
           </w:tcPr>
           <w:p>
             <w:pPr>
-              <w:pStyle w:val="15"/>
+              <w:pStyle w:val="a1"/>
               <w:spacing w:line="360" w:lineRule="auto"/>
               <w:rPr>
-                <w:rFonts w:hint="eastAsia" w:eastAsia="宋体"/>
+                <w:rFonts w:eastAsia="宋体" w:hint="eastAsia"/>
                 <w:lang w:val="en-US" w:eastAsia="zh-CN"/>
               </w:rPr>
             </w:pPr>
@@ -6257,7 +5377,7 @@
             <w:pPr>
               <w:jc w:val="center"/>
               <w:rPr>
-                <w:rFonts w:hint="eastAsia" w:eastAsiaTheme="minorEastAsia"/>
+                <w:rFonts w:eastAsiaTheme="minorEastAsia" w:hint="eastAsia"/>
                 <w:color w:val="000000"/>
                 <w:sz w:val="20"/>
                 <w:szCs w:val="20"/>
@@ -6311,7 +5431,7 @@
           </w:tcPr>
           <w:p>
             <w:pPr>
-              <w:pStyle w:val="15"/>
+              <w:pStyle w:val="a1"/>
               <w:spacing w:line="360" w:lineRule="auto"/>
               <w:rPr>
                 <w:rFonts w:hint="eastAsia"/>
@@ -6333,7 +5453,7 @@
           </w:tcPr>
           <w:p>
             <w:pPr>
-              <w:pStyle w:val="15"/>
+              <w:pStyle w:val="a1"/>
               <w:spacing w:line="360" w:lineRule="auto"/>
               <w:rPr>
                 <w:rFonts w:hint="eastAsia"/>
@@ -6355,7 +5475,7 @@
           </w:tcPr>
           <w:p>
             <w:pPr>
-              <w:pStyle w:val="15"/>
+              <w:pStyle w:val="a1"/>
               <w:spacing w:line="360" w:lineRule="auto"/>
               <w:rPr>
                 <w:rFonts w:hint="eastAsia"/>
@@ -6379,7 +5499,7 @@
             <w:pPr>
               <w:jc w:val="center"/>
               <w:rPr>
-                <w:rFonts w:hint="eastAsia" w:eastAsiaTheme="minorEastAsia"/>
+                <w:rFonts w:eastAsiaTheme="minorEastAsia" w:hint="eastAsia"/>
                 <w:color w:val="000000"/>
                 <w:sz w:val="20"/>
                 <w:szCs w:val="20"/>
@@ -6429,14 +5549,9 @@
       </w:tr>
       <w:tr>
         <w:tblPrEx>
-          <w:tblBorders>
-            <w:top w:val="single" w:color="auto" w:sz="4" w:space="0"/>
-            <w:left w:val="single" w:color="auto" w:sz="4" w:space="0"/>
-            <w:bottom w:val="single" w:color="auto" w:sz="4" w:space="0"/>
-            <w:right w:val="single" w:color="auto" w:sz="4" w:space="0"/>
-            <w:insideH w:val="single" w:color="auto" w:sz="4" w:space="0"/>
-            <w:insideV w:val="single" w:color="auto" w:sz="4" w:space="0"/>
-          </w:tblBorders>
+          <w:tblW w:w="9602" w:type="dxa"/>
+          <w:tblInd w:w="-101" w:type="dxa"/>
+          <w:tblLayout w:type="fixed"/>
           <w:tblCellMar>
             <w:top w:w="0" w:type="dxa"/>
             <w:left w:w="108" w:type="dxa"/>
@@ -6447,7 +5562,7 @@
         <w:trPr>
           <w:gridAfter w:val="1"/>
           <w:wAfter w:w="319" w:type="dxa"/>
-          <w:trHeight w:val="240" w:hRule="atLeast"/>
+          <w:trHeight w:val="90"/>
         </w:trPr>
         <w:tc>
           <w:tcPr>
@@ -6457,10 +5572,10 @@
           </w:tcPr>
           <w:p>
             <w:pPr>
-              <w:pStyle w:val="15"/>
+              <w:pStyle w:val="a1"/>
               <w:spacing w:line="360" w:lineRule="auto"/>
               <w:rPr>
-                <w:rFonts w:hint="eastAsia" w:eastAsia="宋体"/>
+                <w:rFonts w:eastAsia="宋体" w:hint="eastAsia"/>
                 <w:lang w:val="en-US" w:eastAsia="zh-CN"/>
               </w:rPr>
             </w:pPr>
@@ -6483,7 +5598,7 @@
             <w:pPr>
               <w:jc w:val="both"/>
               <w:rPr>
-                <w:rFonts w:hint="eastAsia" w:eastAsiaTheme="minorEastAsia"/>
+                <w:rFonts w:eastAsiaTheme="minorEastAsia" w:hint="eastAsia"/>
                 <w:color w:val="000000"/>
                 <w:sz w:val="20"/>
                 <w:szCs w:val="20"/>
@@ -6537,10 +5652,10 @@
           </w:tcPr>
           <w:p>
             <w:pPr>
-              <w:pStyle w:val="15"/>
+              <w:pStyle w:val="a1"/>
               <w:spacing w:line="360" w:lineRule="auto"/>
               <w:rPr>
-                <w:rFonts w:hint="eastAsia" w:eastAsia="宋体"/>
+                <w:rFonts w:eastAsia="宋体" w:hint="eastAsia"/>
                 <w:lang w:val="en-US" w:eastAsia="zh-CN"/>
               </w:rPr>
             </w:pPr>
@@ -6561,10 +5676,10 @@
           </w:tcPr>
           <w:p>
             <w:pPr>
-              <w:pStyle w:val="15"/>
+              <w:pStyle w:val="a1"/>
               <w:spacing w:line="360" w:lineRule="auto"/>
               <w:rPr>
-                <w:rFonts w:hint="eastAsia" w:eastAsia="宋体"/>
+                <w:rFonts w:eastAsia="宋体" w:hint="eastAsia"/>
                 <w:lang w:val="en-US" w:eastAsia="zh-CN"/>
               </w:rPr>
             </w:pPr>
@@ -6585,10 +5700,10 @@
           </w:tcPr>
           <w:p>
             <w:pPr>
-              <w:pStyle w:val="15"/>
+              <w:pStyle w:val="a1"/>
               <w:spacing w:line="360" w:lineRule="auto"/>
               <w:rPr>
-                <w:rFonts w:hint="eastAsia" w:eastAsia="宋体"/>
+                <w:rFonts w:eastAsia="宋体" w:hint="eastAsia"/>
                 <w:lang w:val="en-US" w:eastAsia="zh-CN"/>
               </w:rPr>
             </w:pPr>
@@ -6611,7 +5726,7 @@
             <w:pPr>
               <w:jc w:val="center"/>
               <w:rPr>
-                <w:rFonts w:hint="eastAsia" w:eastAsiaTheme="minorEastAsia"/>
+                <w:rFonts w:eastAsiaTheme="minorEastAsia" w:hint="eastAsia"/>
                 <w:color w:val="000000"/>
                 <w:sz w:val="20"/>
                 <w:szCs w:val="20"/>
@@ -6641,7 +5756,7 @@
             <w:pPr>
               <w:jc w:val="center"/>
               <w:rPr>
-                <w:rFonts w:hint="eastAsia" w:eastAsiaTheme="minorEastAsia"/>
+                <w:rFonts w:eastAsiaTheme="minorEastAsia" w:hint="eastAsia"/>
                 <w:color w:val="000000"/>
                 <w:sz w:val="20"/>
                 <w:szCs w:val="20"/>
@@ -6663,14 +5778,9 @@
       </w:tr>
       <w:tr>
         <w:tblPrEx>
-          <w:tblBorders>
-            <w:top w:val="single" w:color="auto" w:sz="4" w:space="0"/>
-            <w:left w:val="single" w:color="auto" w:sz="4" w:space="0"/>
-            <w:bottom w:val="single" w:color="auto" w:sz="4" w:space="0"/>
-            <w:right w:val="single" w:color="auto" w:sz="4" w:space="0"/>
-            <w:insideH w:val="single" w:color="auto" w:sz="4" w:space="0"/>
-            <w:insideV w:val="single" w:color="auto" w:sz="4" w:space="0"/>
-          </w:tblBorders>
+          <w:tblW w:w="9602" w:type="dxa"/>
+          <w:tblInd w:w="-101" w:type="dxa"/>
+          <w:tblLayout w:type="fixed"/>
           <w:tblCellMar>
             <w:top w:w="0" w:type="dxa"/>
             <w:left w:w="108" w:type="dxa"/>
@@ -6681,7 +5791,7 @@
         <w:trPr>
           <w:gridAfter w:val="1"/>
           <w:wAfter w:w="319" w:type="dxa"/>
-          <w:trHeight w:val="640" w:hRule="atLeast"/>
+          <w:trHeight w:val="714"/>
         </w:trPr>
         <w:tc>
           <w:tcPr>
@@ -6691,8 +5801,21 @@
           </w:tcPr>
           <w:p>
             <w:pPr>
-              <w:pStyle w:val="15"/>
-              <w:spacing w:line="360" w:lineRule="auto"/>
+              <w:keepNext w:val="0"/>
+              <w:keepLines w:val="0"/>
+              <w:pageBreakBefore w:val="0"/>
+              <w:widowControl w:val="0"/>
+              <w:kinsoku/>
+              <w:wordWrap/>
+              <w:overflowPunct/>
+              <w:topLinePunct w:val="0"/>
+              <w:autoSpaceDE/>
+              <w:autoSpaceDN/>
+              <w:bidi w:val="0"/>
+              <w:adjustRightInd/>
+              <w:snapToGrid/>
+              <w:spacing w:after="0" w:line="240" w:lineRule="auto"/>
+              <w:textAlignment w:val="auto"/>
               <w:rPr>
                 <w:rFonts w:hint="eastAsia"/>
                 <w:lang w:val="en-US" w:eastAsia="zh-CN"/>
@@ -6715,21 +5838,29 @@
           </w:tcPr>
           <w:p>
             <w:pPr>
-              <w:jc w:val="both"/>
-              <w:rPr>
-                <w:rFonts w:hint="eastAsia"/>
-                <w:color w:val="000000"/>
-                <w:sz w:val="20"/>
-                <w:szCs w:val="20"/>
+              <w:keepNext w:val="0"/>
+              <w:keepLines w:val="0"/>
+              <w:pageBreakBefore w:val="0"/>
+              <w:widowControl w:val="0"/>
+              <w:kinsoku/>
+              <w:wordWrap/>
+              <w:overflowPunct/>
+              <w:topLinePunct w:val="0"/>
+              <w:autoSpaceDE/>
+              <w:autoSpaceDN/>
+              <w:bidi w:val="0"/>
+              <w:adjustRightInd/>
+              <w:snapToGrid/>
+              <w:spacing w:after="0" w:line="240" w:lineRule="auto"/>
+              <w:textAlignment w:val="auto"/>
+              <w:rPr>
+                <w:rFonts w:hint="eastAsia"/>
                 <w:lang w:val="en-US" w:eastAsia="zh-CN"/>
               </w:rPr>
             </w:pPr>
             <w:r>
               <w:rPr>
                 <w:rFonts w:hint="eastAsia"/>
-                <w:color w:val="000000"/>
-                <w:sz w:val="20"/>
-                <w:szCs w:val="20"/>
                 <w:lang w:val="en-US" w:eastAsia="zh-CN"/>
               </w:rPr>
               <w:t>ITSS项目经理培训</w:t>
@@ -6744,19 +5875,29 @@
           </w:tcPr>
           <w:p>
             <w:pPr>
-              <w:jc w:val="center"/>
-              <w:rPr>
-                <w:rFonts w:hint="eastAsia"/>
-                <w:sz w:val="20"/>
-                <w:szCs w:val="20"/>
+              <w:keepNext w:val="0"/>
+              <w:keepLines w:val="0"/>
+              <w:pageBreakBefore w:val="0"/>
+              <w:widowControl w:val="0"/>
+              <w:kinsoku/>
+              <w:wordWrap/>
+              <w:overflowPunct/>
+              <w:topLinePunct w:val="0"/>
+              <w:autoSpaceDE/>
+              <w:autoSpaceDN/>
+              <w:bidi w:val="0"/>
+              <w:adjustRightInd/>
+              <w:snapToGrid/>
+              <w:spacing w:after="0" w:line="240" w:lineRule="auto"/>
+              <w:textAlignment w:val="auto"/>
+              <w:rPr>
+                <w:rFonts w:hint="eastAsia"/>
                 <w:lang w:val="en-US" w:eastAsia="zh-CN"/>
               </w:rPr>
             </w:pPr>
             <w:r>
               <w:rPr>
                 <w:rFonts w:hint="eastAsia"/>
-                <w:sz w:val="20"/>
-                <w:szCs w:val="20"/>
                 <w:lang w:val="en-US" w:eastAsia="zh-CN"/>
               </w:rPr>
               <w:t>ITSS项目经理教程</w:t>
@@ -6771,10 +5912,23 @@
           </w:tcPr>
           <w:p>
             <w:pPr>
-              <w:pStyle w:val="15"/>
-              <w:spacing w:line="360" w:lineRule="auto"/>
-              <w:rPr>
-                <w:rFonts w:hint="eastAsia" w:eastAsia="宋体"/>
+              <w:keepNext w:val="0"/>
+              <w:keepLines w:val="0"/>
+              <w:pageBreakBefore w:val="0"/>
+              <w:widowControl w:val="0"/>
+              <w:kinsoku/>
+              <w:wordWrap/>
+              <w:overflowPunct/>
+              <w:topLinePunct w:val="0"/>
+              <w:autoSpaceDE/>
+              <w:autoSpaceDN/>
+              <w:bidi w:val="0"/>
+              <w:adjustRightInd/>
+              <w:snapToGrid/>
+              <w:spacing w:after="0" w:line="240" w:lineRule="auto"/>
+              <w:textAlignment w:val="auto"/>
+              <w:rPr>
+                <w:rFonts w:hint="eastAsia"/>
                 <w:lang w:val="en-US" w:eastAsia="zh-CN"/>
               </w:rPr>
             </w:pPr>
@@ -6795,10 +5949,23 @@
           </w:tcPr>
           <w:p>
             <w:pPr>
-              <w:pStyle w:val="15"/>
-              <w:spacing w:line="360" w:lineRule="auto"/>
-              <w:rPr>
-                <w:rFonts w:hint="eastAsia" w:eastAsia="宋体"/>
+              <w:keepNext w:val="0"/>
+              <w:keepLines w:val="0"/>
+              <w:pageBreakBefore w:val="0"/>
+              <w:widowControl w:val="0"/>
+              <w:kinsoku/>
+              <w:wordWrap/>
+              <w:overflowPunct/>
+              <w:topLinePunct w:val="0"/>
+              <w:autoSpaceDE/>
+              <w:autoSpaceDN/>
+              <w:bidi w:val="0"/>
+              <w:adjustRightInd/>
+              <w:snapToGrid/>
+              <w:spacing w:after="0" w:line="240" w:lineRule="auto"/>
+              <w:textAlignment w:val="auto"/>
+              <w:rPr>
+                <w:rFonts w:hint="eastAsia"/>
                 <w:lang w:val="en-US" w:eastAsia="zh-CN"/>
               </w:rPr>
             </w:pPr>
@@ -6819,10 +5986,23 @@
           </w:tcPr>
           <w:p>
             <w:pPr>
-              <w:pStyle w:val="15"/>
-              <w:spacing w:line="360" w:lineRule="auto"/>
-              <w:rPr>
-                <w:rFonts w:hint="eastAsia" w:eastAsia="宋体"/>
+              <w:keepNext w:val="0"/>
+              <w:keepLines w:val="0"/>
+              <w:pageBreakBefore w:val="0"/>
+              <w:widowControl w:val="0"/>
+              <w:kinsoku/>
+              <w:wordWrap/>
+              <w:overflowPunct/>
+              <w:topLinePunct w:val="0"/>
+              <w:autoSpaceDE/>
+              <w:autoSpaceDN/>
+              <w:bidi w:val="0"/>
+              <w:adjustRightInd/>
+              <w:snapToGrid/>
+              <w:spacing w:after="0" w:line="240" w:lineRule="auto"/>
+              <w:textAlignment w:val="auto"/>
+              <w:rPr>
+                <w:rFonts w:hint="eastAsia"/>
                 <w:lang w:val="en-US" w:eastAsia="zh-CN"/>
               </w:rPr>
             </w:pPr>
@@ -6843,21 +6023,29 @@
           </w:tcPr>
           <w:p>
             <w:pPr>
-              <w:jc w:val="center"/>
-              <w:rPr>
-                <w:rFonts w:hint="eastAsia" w:eastAsiaTheme="minorEastAsia"/>
-                <w:color w:val="000000"/>
-                <w:sz w:val="20"/>
-                <w:szCs w:val="20"/>
+              <w:keepNext w:val="0"/>
+              <w:keepLines w:val="0"/>
+              <w:pageBreakBefore w:val="0"/>
+              <w:widowControl w:val="0"/>
+              <w:kinsoku/>
+              <w:wordWrap/>
+              <w:overflowPunct/>
+              <w:topLinePunct w:val="0"/>
+              <w:autoSpaceDE/>
+              <w:autoSpaceDN/>
+              <w:bidi w:val="0"/>
+              <w:adjustRightInd/>
+              <w:snapToGrid/>
+              <w:spacing w:after="0" w:line="240" w:lineRule="auto"/>
+              <w:textAlignment w:val="auto"/>
+              <w:rPr>
+                <w:rFonts w:hint="eastAsia"/>
                 <w:lang w:val="en-US" w:eastAsia="zh-CN"/>
               </w:rPr>
             </w:pPr>
             <w:r>
               <w:rPr>
                 <w:rFonts w:hint="eastAsia"/>
-                <w:color w:val="000000"/>
-                <w:sz w:val="20"/>
-                <w:szCs w:val="20"/>
                 <w:lang w:val="en-US" w:eastAsia="zh-CN"/>
               </w:rPr>
               <w:t>12月</w:t>
@@ -6873,21 +6061,29 @@
           </w:tcPr>
           <w:p>
             <w:pPr>
-              <w:jc w:val="center"/>
-              <w:rPr>
-                <w:rFonts w:hint="eastAsia" w:eastAsiaTheme="minorEastAsia"/>
-                <w:color w:val="000000"/>
-                <w:sz w:val="20"/>
-                <w:szCs w:val="20"/>
+              <w:keepNext w:val="0"/>
+              <w:keepLines w:val="0"/>
+              <w:pageBreakBefore w:val="0"/>
+              <w:widowControl w:val="0"/>
+              <w:kinsoku/>
+              <w:wordWrap/>
+              <w:overflowPunct/>
+              <w:topLinePunct w:val="0"/>
+              <w:autoSpaceDE/>
+              <w:autoSpaceDN/>
+              <w:bidi w:val="0"/>
+              <w:adjustRightInd/>
+              <w:snapToGrid/>
+              <w:spacing w:after="0" w:line="240" w:lineRule="auto"/>
+              <w:textAlignment w:val="auto"/>
+              <w:rPr>
+                <w:rFonts w:hint="eastAsia"/>
                 <w:lang w:val="en-US" w:eastAsia="zh-CN"/>
               </w:rPr>
             </w:pPr>
             <w:r>
               <w:rPr>
                 <w:rFonts w:hint="eastAsia"/>
-                <w:color w:val="000000"/>
-                <w:sz w:val="20"/>
-                <w:szCs w:val="20"/>
                 <w:lang w:val="en-US" w:eastAsia="zh-CN"/>
               </w:rPr>
               <w:t>6800</w:t>
@@ -6897,14 +6093,9 @@
       </w:tr>
       <w:tr>
         <w:tblPrEx>
-          <w:tblBorders>
-            <w:top w:val="single" w:color="auto" w:sz="4" w:space="0"/>
-            <w:left w:val="single" w:color="auto" w:sz="4" w:space="0"/>
-            <w:bottom w:val="single" w:color="auto" w:sz="4" w:space="0"/>
-            <w:right w:val="single" w:color="auto" w:sz="4" w:space="0"/>
-            <w:insideH w:val="single" w:color="auto" w:sz="4" w:space="0"/>
-            <w:insideV w:val="single" w:color="auto" w:sz="4" w:space="0"/>
-          </w:tblBorders>
+          <w:tblW w:w="9602" w:type="dxa"/>
+          <w:tblInd w:w="-101" w:type="dxa"/>
+          <w:tblLayout w:type="fixed"/>
           <w:tblCellMar>
             <w:top w:w="0" w:type="dxa"/>
             <w:left w:w="108" w:type="dxa"/>
@@ -6915,7 +6106,7 @@
         <w:trPr>
           <w:gridAfter w:val="1"/>
           <w:wAfter w:w="319" w:type="dxa"/>
-          <w:trHeight w:val="240" w:hRule="atLeast"/>
+          <w:trHeight w:val="240"/>
         </w:trPr>
         <w:tc>
           <w:tcPr>
@@ -6925,8 +6116,6 @@
           </w:tcPr>
           <w:p>
             <w:pPr>
-              <w:pStyle w:val="15"/>
-              <w:spacing w:line="360" w:lineRule="auto"/>
               <w:rPr>
                 <w:rFonts w:hint="eastAsia"/>
                 <w:lang w:val="en-US" w:eastAsia="zh-CN"/>
@@ -6949,21 +6138,14 @@
           </w:tcPr>
           <w:p>
             <w:pPr>
-              <w:jc w:val="both"/>
-              <w:rPr>
-                <w:rFonts w:hint="eastAsia"/>
-                <w:color w:val="000000"/>
-                <w:sz w:val="20"/>
-                <w:szCs w:val="20"/>
+              <w:rPr>
+                <w:rFonts w:hint="eastAsia"/>
                 <w:lang w:val="en-US" w:eastAsia="zh-CN"/>
               </w:rPr>
             </w:pPr>
             <w:r>
               <w:rPr>
                 <w:rFonts w:hint="eastAsia"/>
-                <w:color w:val="000000"/>
-                <w:sz w:val="20"/>
-                <w:szCs w:val="20"/>
                 <w:lang w:val="en-US" w:eastAsia="zh-CN"/>
               </w:rPr>
               <w:t>SAP培训</w:t>
@@ -6978,19 +6160,14 @@
           </w:tcPr>
           <w:p>
             <w:pPr>
-              <w:jc w:val="center"/>
-              <w:rPr>
-                <w:rFonts w:hint="eastAsia"/>
-                <w:sz w:val="20"/>
-                <w:szCs w:val="20"/>
+              <w:rPr>
+                <w:rFonts w:hint="eastAsia"/>
                 <w:lang w:val="en-US" w:eastAsia="zh-CN"/>
               </w:rPr>
             </w:pPr>
             <w:r>
               <w:rPr>
                 <w:rFonts w:hint="eastAsia"/>
-                <w:sz w:val="20"/>
-                <w:szCs w:val="20"/>
                 <w:lang w:val="en-US" w:eastAsia="zh-CN"/>
               </w:rPr>
               <w:t>SAP系统模块介绍</w:t>
@@ -7005,10 +6182,8 @@
           </w:tcPr>
           <w:p>
             <w:pPr>
-              <w:pStyle w:val="15"/>
-              <w:spacing w:line="360" w:lineRule="auto"/>
-              <w:rPr>
-                <w:rFonts w:hint="eastAsia" w:eastAsia="宋体"/>
+              <w:rPr>
+                <w:rFonts w:hint="eastAsia"/>
                 <w:lang w:val="en-US" w:eastAsia="zh-CN"/>
               </w:rPr>
             </w:pPr>
@@ -7029,10 +6204,8 @@
           </w:tcPr>
           <w:p>
             <w:pPr>
-              <w:pStyle w:val="15"/>
-              <w:spacing w:line="360" w:lineRule="auto"/>
-              <w:rPr>
-                <w:rFonts w:hint="eastAsia" w:eastAsia="宋体"/>
+              <w:rPr>
+                <w:rFonts w:hint="eastAsia"/>
                 <w:lang w:val="en-US" w:eastAsia="zh-CN"/>
               </w:rPr>
             </w:pPr>
@@ -7053,10 +6226,8 @@
           </w:tcPr>
           <w:p>
             <w:pPr>
-              <w:pStyle w:val="15"/>
-              <w:spacing w:line="360" w:lineRule="auto"/>
-              <w:rPr>
-                <w:rFonts w:hint="eastAsia" w:eastAsia="宋体"/>
+              <w:rPr>
+                <w:rFonts w:hint="eastAsia"/>
                 <w:lang w:val="en-US" w:eastAsia="zh-CN"/>
               </w:rPr>
             </w:pPr>
@@ -7077,21 +6248,14 @@
           </w:tcPr>
           <w:p>
             <w:pPr>
-              <w:jc w:val="center"/>
-              <w:rPr>
-                <w:rFonts w:hint="eastAsia" w:eastAsiaTheme="minorEastAsia"/>
-                <w:color w:val="000000"/>
-                <w:sz w:val="20"/>
-                <w:szCs w:val="20"/>
+              <w:rPr>
+                <w:rFonts w:hint="eastAsia"/>
                 <w:lang w:val="en-US" w:eastAsia="zh-CN"/>
               </w:rPr>
             </w:pPr>
             <w:r>
               <w:rPr>
                 <w:rFonts w:hint="eastAsia"/>
-                <w:color w:val="000000"/>
-                <w:sz w:val="20"/>
-                <w:szCs w:val="20"/>
                 <w:lang w:val="en-US" w:eastAsia="zh-CN"/>
               </w:rPr>
               <w:t>4/8月</w:t>
@@ -7107,20 +6271,13 @@
           </w:tcPr>
           <w:p>
             <w:pPr>
-              <w:jc w:val="center"/>
-              <w:rPr>
-                <w:rFonts w:hint="eastAsia"/>
-                <w:color w:val="000000"/>
-                <w:sz w:val="20"/>
-                <w:szCs w:val="20"/>
-              </w:rPr>
-            </w:pPr>
-            <w:r>
-              <w:rPr>
-                <w:rFonts w:hint="eastAsia"/>
-                <w:color w:val="000000"/>
-                <w:sz w:val="20"/>
-                <w:szCs w:val="20"/>
+              <w:rPr>
+                <w:rFonts w:hint="eastAsia"/>
+              </w:rPr>
+            </w:pPr>
+            <w:r>
+              <w:rPr>
+                <w:rFonts w:hint="eastAsia"/>
               </w:rPr>
               <w:t>0</w:t>
             </w:r>
@@ -7129,14 +6286,9 @@
       </w:tr>
       <w:tr>
         <w:tblPrEx>
-          <w:tblBorders>
-            <w:top w:val="single" w:color="auto" w:sz="4" w:space="0"/>
-            <w:left w:val="single" w:color="auto" w:sz="4" w:space="0"/>
-            <w:bottom w:val="single" w:color="auto" w:sz="4" w:space="0"/>
-            <w:right w:val="single" w:color="auto" w:sz="4" w:space="0"/>
-            <w:insideH w:val="single" w:color="auto" w:sz="4" w:space="0"/>
-            <w:insideV w:val="single" w:color="auto" w:sz="4" w:space="0"/>
-          </w:tblBorders>
+          <w:tblW w:w="9602" w:type="dxa"/>
+          <w:tblInd w:w="-101" w:type="dxa"/>
+          <w:tblLayout w:type="fixed"/>
           <w:tblCellMar>
             <w:top w:w="0" w:type="dxa"/>
             <w:left w:w="108" w:type="dxa"/>
@@ -7147,7 +6299,7 @@
         <w:trPr>
           <w:gridAfter w:val="1"/>
           <w:wAfter w:w="319" w:type="dxa"/>
-          <w:trHeight w:val="240" w:hRule="atLeast"/>
+          <w:trHeight w:val="491"/>
         </w:trPr>
         <w:tc>
           <w:tcPr>
@@ -7157,8 +6309,21 @@
           </w:tcPr>
           <w:p>
             <w:pPr>
-              <w:pStyle w:val="15"/>
-              <w:spacing w:line="360" w:lineRule="auto"/>
+              <w:keepNext w:val="0"/>
+              <w:keepLines w:val="0"/>
+              <w:pageBreakBefore w:val="0"/>
+              <w:widowControl w:val="0"/>
+              <w:kinsoku/>
+              <w:wordWrap/>
+              <w:overflowPunct/>
+              <w:topLinePunct w:val="0"/>
+              <w:autoSpaceDE/>
+              <w:autoSpaceDN/>
+              <w:bidi w:val="0"/>
+              <w:adjustRightInd/>
+              <w:snapToGrid/>
+              <w:spacing w:after="0" w:line="240" w:lineRule="auto"/>
+              <w:textAlignment w:val="auto"/>
               <w:rPr>
                 <w:rFonts w:hint="eastAsia"/>
                 <w:lang w:val="en-US" w:eastAsia="zh-CN"/>
@@ -7181,21 +6346,29 @@
           </w:tcPr>
           <w:p>
             <w:pPr>
-              <w:jc w:val="both"/>
-              <w:rPr>
-                <w:rFonts w:hint="eastAsia"/>
-                <w:color w:val="000000"/>
-                <w:sz w:val="20"/>
-                <w:szCs w:val="20"/>
+              <w:keepNext w:val="0"/>
+              <w:keepLines w:val="0"/>
+              <w:pageBreakBefore w:val="0"/>
+              <w:widowControl w:val="0"/>
+              <w:kinsoku/>
+              <w:wordWrap/>
+              <w:overflowPunct/>
+              <w:topLinePunct w:val="0"/>
+              <w:autoSpaceDE/>
+              <w:autoSpaceDN/>
+              <w:bidi w:val="0"/>
+              <w:adjustRightInd/>
+              <w:snapToGrid/>
+              <w:spacing w:after="0" w:line="240" w:lineRule="auto"/>
+              <w:textAlignment w:val="auto"/>
+              <w:rPr>
+                <w:rFonts w:hint="eastAsia"/>
                 <w:lang w:val="en-US" w:eastAsia="zh-CN"/>
               </w:rPr>
             </w:pPr>
             <w:r>
               <w:rPr>
                 <w:rFonts w:hint="eastAsia"/>
-                <w:color w:val="000000"/>
-                <w:sz w:val="20"/>
-                <w:szCs w:val="20"/>
                 <w:lang w:val="en-US" w:eastAsia="zh-CN"/>
               </w:rPr>
               <w:t>服务台培训</w:t>
@@ -7210,19 +6383,29 @@
           </w:tcPr>
           <w:p>
             <w:pPr>
-              <w:jc w:val="center"/>
-              <w:rPr>
-                <w:rFonts w:hint="eastAsia"/>
-                <w:sz w:val="20"/>
-                <w:szCs w:val="20"/>
+              <w:keepNext w:val="0"/>
+              <w:keepLines w:val="0"/>
+              <w:pageBreakBefore w:val="0"/>
+              <w:widowControl w:val="0"/>
+              <w:kinsoku/>
+              <w:wordWrap/>
+              <w:overflowPunct/>
+              <w:topLinePunct w:val="0"/>
+              <w:autoSpaceDE/>
+              <w:autoSpaceDN/>
+              <w:bidi w:val="0"/>
+              <w:adjustRightInd/>
+              <w:snapToGrid/>
+              <w:spacing w:after="0" w:line="240" w:lineRule="auto"/>
+              <w:textAlignment w:val="auto"/>
+              <w:rPr>
+                <w:rFonts w:hint="eastAsia"/>
                 <w:lang w:val="en-US" w:eastAsia="zh-CN"/>
               </w:rPr>
             </w:pPr>
             <w:r>
               <w:rPr>
                 <w:rFonts w:hint="eastAsia"/>
-                <w:sz w:val="20"/>
-                <w:szCs w:val="20"/>
                 <w:lang w:val="en-US" w:eastAsia="zh-CN"/>
               </w:rPr>
               <w:t>客户服务过程、满意度调查</w:t>
@@ -7237,8 +6420,21 @@
           </w:tcPr>
           <w:p>
             <w:pPr>
-              <w:pStyle w:val="15"/>
-              <w:spacing w:line="360" w:lineRule="auto"/>
+              <w:keepNext w:val="0"/>
+              <w:keepLines w:val="0"/>
+              <w:pageBreakBefore w:val="0"/>
+              <w:widowControl w:val="0"/>
+              <w:kinsoku/>
+              <w:wordWrap/>
+              <w:overflowPunct/>
+              <w:topLinePunct w:val="0"/>
+              <w:autoSpaceDE/>
+              <w:autoSpaceDN/>
+              <w:bidi w:val="0"/>
+              <w:adjustRightInd/>
+              <w:snapToGrid/>
+              <w:spacing w:after="0" w:line="240" w:lineRule="auto"/>
+              <w:textAlignment w:val="auto"/>
               <w:rPr>
                 <w:rFonts w:hint="eastAsia"/>
                 <w:lang w:val="en-US" w:eastAsia="zh-CN"/>
@@ -7261,8 +6457,21 @@
           </w:tcPr>
           <w:p>
             <w:pPr>
-              <w:pStyle w:val="15"/>
-              <w:spacing w:line="360" w:lineRule="auto"/>
+              <w:keepNext w:val="0"/>
+              <w:keepLines w:val="0"/>
+              <w:pageBreakBefore w:val="0"/>
+              <w:widowControl w:val="0"/>
+              <w:kinsoku/>
+              <w:wordWrap/>
+              <w:overflowPunct/>
+              <w:topLinePunct w:val="0"/>
+              <w:autoSpaceDE/>
+              <w:autoSpaceDN/>
+              <w:bidi w:val="0"/>
+              <w:adjustRightInd/>
+              <w:snapToGrid/>
+              <w:spacing w:after="0" w:line="240" w:lineRule="auto"/>
+              <w:textAlignment w:val="auto"/>
               <w:rPr>
                 <w:rFonts w:hint="eastAsia"/>
                 <w:lang w:val="en-US" w:eastAsia="zh-CN"/>
@@ -7285,8 +6494,21 @@
           </w:tcPr>
           <w:p>
             <w:pPr>
-              <w:pStyle w:val="15"/>
-              <w:spacing w:line="360" w:lineRule="auto"/>
+              <w:keepNext w:val="0"/>
+              <w:keepLines w:val="0"/>
+              <w:pageBreakBefore w:val="0"/>
+              <w:widowControl w:val="0"/>
+              <w:kinsoku/>
+              <w:wordWrap/>
+              <w:overflowPunct/>
+              <w:topLinePunct w:val="0"/>
+              <w:autoSpaceDE/>
+              <w:autoSpaceDN/>
+              <w:bidi w:val="0"/>
+              <w:adjustRightInd/>
+              <w:snapToGrid/>
+              <w:spacing w:after="0" w:line="240" w:lineRule="auto"/>
+              <w:textAlignment w:val="auto"/>
               <w:rPr>
                 <w:rFonts w:hint="eastAsia"/>
                 <w:lang w:val="en-US" w:eastAsia="zh-CN"/>
@@ -7309,21 +6531,29 @@
           </w:tcPr>
           <w:p>
             <w:pPr>
-              <w:jc w:val="center"/>
-              <w:rPr>
-                <w:rFonts w:hint="eastAsia"/>
-                <w:color w:val="000000"/>
-                <w:sz w:val="20"/>
-                <w:szCs w:val="20"/>
+              <w:keepNext w:val="0"/>
+              <w:keepLines w:val="0"/>
+              <w:pageBreakBefore w:val="0"/>
+              <w:widowControl w:val="0"/>
+              <w:kinsoku/>
+              <w:wordWrap/>
+              <w:overflowPunct/>
+              <w:topLinePunct w:val="0"/>
+              <w:autoSpaceDE/>
+              <w:autoSpaceDN/>
+              <w:bidi w:val="0"/>
+              <w:adjustRightInd/>
+              <w:snapToGrid/>
+              <w:spacing w:after="0" w:line="240" w:lineRule="auto"/>
+              <w:textAlignment w:val="auto"/>
+              <w:rPr>
+                <w:rFonts w:hint="eastAsia"/>
                 <w:lang w:val="en-US" w:eastAsia="zh-CN"/>
               </w:rPr>
             </w:pPr>
             <w:r>
               <w:rPr>
                 <w:rFonts w:hint="eastAsia"/>
-                <w:color w:val="000000"/>
-                <w:sz w:val="20"/>
-                <w:szCs w:val="20"/>
                 <w:lang w:val="en-US" w:eastAsia="zh-CN"/>
               </w:rPr>
               <w:t>3/9月</w:t>
@@ -7339,43 +6569,51 @@
           </w:tcPr>
           <w:p>
             <w:pPr>
-              <w:jc w:val="center"/>
-              <w:rPr>
-                <w:rFonts w:hint="eastAsia"/>
-                <w:color w:val="000000"/>
-                <w:sz w:val="20"/>
-                <w:szCs w:val="20"/>
-              </w:rPr>
-            </w:pPr>
-            <w:r>
-              <w:rPr>
-                <w:rFonts w:hint="eastAsia"/>
-                <w:color w:val="000000"/>
-                <w:sz w:val="20"/>
-                <w:szCs w:val="20"/>
+              <w:keepNext w:val="0"/>
+              <w:keepLines w:val="0"/>
+              <w:pageBreakBefore w:val="0"/>
+              <w:widowControl w:val="0"/>
+              <w:kinsoku/>
+              <w:wordWrap/>
+              <w:overflowPunct/>
+              <w:topLinePunct w:val="0"/>
+              <w:autoSpaceDE/>
+              <w:autoSpaceDN/>
+              <w:bidi w:val="0"/>
+              <w:adjustRightInd/>
+              <w:snapToGrid/>
+              <w:spacing w:after="0" w:line="240" w:lineRule="auto"/>
+              <w:textAlignment w:val="auto"/>
+              <w:rPr>
+                <w:rFonts w:hint="eastAsia"/>
+              </w:rPr>
+            </w:pPr>
+            <w:r>
+              <w:rPr>
+                <w:rFonts w:hint="eastAsia"/>
               </w:rPr>
               <w:t>0</w:t>
             </w:r>
           </w:p>
         </w:tc>
       </w:tr>
-      <w:bookmarkEnd w:id="4"/>
     </w:tbl>
     <w:p>
       <w:pPr>
         <w:spacing w:line="360" w:lineRule="auto"/>
-        <w:jc w:val="center"/>
+        <w:jc w:val="both"/>
         <w:rPr>
           <w:rFonts w:ascii="宋体"/>
         </w:rPr>
       </w:pPr>
+      <w:bookmarkEnd w:id="4"/>
     </w:p>
     <w:sectPr>
-      <w:footerReference r:id="rId4" w:type="default"/>
+      <w:footerReference w:type="default" r:id="rId5"/>
       <w:pgSz w:w="11906" w:h="16838"/>
       <w:pgMar w:top="1440" w:right="1800" w:bottom="1440" w:left="1800" w:header="851" w:footer="992" w:gutter="0"/>
       <w:pgNumType w:fmt="decimal" w:start="1"/>
-      <w:cols w:space="425" w:num="1"/>
+      <w:cols w:num="1" w:space="425"/>
       <w:docGrid w:type="lines" w:linePitch="312" w:charSpace="0"/>
     </w:sectPr>
   </w:body>
@@ -7383,205 +6621,21 @@
 </file>
 
 <file path=word/footer1.xml><?xml version="1.0" encoding="utf-8"?>
-<w:ftr xmlns:wpc="http://schemas.microsoft.com/office/word/2010/wordprocessingCanvas" xmlns:mc="http://schemas.openxmlformats.org/markup-compatibility/2006" xmlns:o="urn:schemas-microsoft-com:office:office" xmlns:r="http://schemas.openxmlformats.org/officeDocument/2006/relationships" xmlns:m="http://schemas.openxmlformats.org/officeDocument/2006/math" xmlns:v="urn:schemas-microsoft-com:vml" xmlns:wp14="http://schemas.microsoft.com/office/word/2010/wordprocessingDrawing" xmlns:wp="http://schemas.openxmlformats.org/drawingml/2006/wordprocessingDrawing" xmlns:w10="urn:schemas-microsoft-com:office:word" xmlns:w="http://schemas.openxmlformats.org/wordprocessingml/2006/main" xmlns:w14="http://schemas.microsoft.com/office/word/2010/wordml" xmlns:w15="http://schemas.microsoft.com/office/word/2012/wordml" xmlns:wpg="http://schemas.microsoft.com/office/word/2010/wordprocessingGroup" xmlns:wpi="http://schemas.microsoft.com/office/word/2010/wordprocessingInk" xmlns:wne="http://schemas.microsoft.com/office/word/2006/wordml" xmlns:wps="http://schemas.microsoft.com/office/word/2010/wordprocessingShape" xmlns:wpsCustomData="http://www.wps.cn/officeDocument/2013/wpsCustomData" mc:Ignorable="w14 w15 wp14">
+<w:ftr xmlns:wpc="http://schemas.microsoft.com/office/word/2010/wordprocessingCanvas" xmlns:mc="http://schemas.openxmlformats.org/markup-compatibility/2006" xmlns:o="urn:schemas-microsoft-com:office:office" xmlns:r="http://schemas.openxmlformats.org/officeDocument/2006/relationships" xmlns:m="http://schemas.openxmlformats.org/officeDocument/2006/math" xmlns:v="urn:schemas-microsoft-com:vml" xmlns:wp14="http://schemas.microsoft.com/office/word/2010/wordprocessingDrawing" xmlns:wp="http://schemas.openxmlformats.org/drawingml/2006/wordprocessingDrawing" xmlns:w10="urn:schemas-microsoft-com:office:word" xmlns:w="http://schemas.openxmlformats.org/wordprocessingml/2006/main" xmlns:w14="http://schemas.microsoft.com/office/word/2010/wordml" xmlns:w15="http://schemas.microsoft.com/office/word/2012/wordml" xmlns:wne="http://schemas.microsoft.com/office/word/2006/wordml" xmlns:wpg="http://schemas.microsoft.com/office/word/2010/wordprocessingGroup" xmlns:wpi="http://schemas.microsoft.com/office/word/2010/wordprocessingInk" xmlns:wps="http://schemas.microsoft.com/office/word/2010/wordprocessingShape" mc:Ignorable="w14 w15 wp14">
   <w:p>
     <w:pPr>
-      <w:pStyle w:val="5"/>
+      <w:pStyle w:val="Footer"/>
     </w:pPr>
-    <w:r>
-      <w:rPr>
-        <w:sz w:val="18"/>
-      </w:rPr>
-      <mc:AlternateContent>
-        <mc:Choice Requires="wps">
-          <w:drawing>
-            <wp:anchor distT="0" distB="0" distL="114300" distR="114300" simplePos="0" relativeHeight="251658240" behindDoc="0" locked="0" layoutInCell="1" allowOverlap="1">
-              <wp:simplePos x="0" y="0"/>
-              <wp:positionH relativeFrom="margin">
-                <wp:align>center</wp:align>
-              </wp:positionH>
-              <wp:positionV relativeFrom="paragraph">
-                <wp:posOffset>0</wp:posOffset>
-              </wp:positionV>
-              <wp:extent cx="1828800" cy="1828800"/>
-              <wp:effectExtent l="0" t="0" r="0" b="0"/>
-              <wp:wrapNone/>
-              <wp:docPr id="1" name="文本框 1"/>
-              <wp:cNvGraphicFramePr/>
-              <a:graphic xmlns:a="http://schemas.openxmlformats.org/drawingml/2006/main">
-                <a:graphicData uri="http://schemas.microsoft.com/office/word/2010/wordprocessingShape">
-                  <wps:wsp>
-                    <wps:cNvSpPr txBox="1"/>
-                    <wps:spPr>
-                      <a:xfrm>
-                        <a:off x="0" y="0"/>
-                        <a:ext cx="1828800" cy="1828800"/>
-                      </a:xfrm>
-                      <a:prstGeom prst="rect">
-                        <a:avLst/>
-                      </a:prstGeom>
-                      <a:noFill/>
-                      <a:ln w="6350">
-                        <a:noFill/>
-                      </a:ln>
-                      <a:extLst>
-                        <a:ext uri="{909E8E84-426E-40DD-AFC4-6F175D3DCCD1}">
-                          <a14:hiddenFill xmlns:a14="http://schemas.microsoft.com/office/drawing/2010/main">
-                            <a:solidFill>
-                              <a:schemeClr val="lt1"/>
-                            </a:solidFill>
-                          </a14:hiddenFill>
-                        </a:ext>
-                        <a:ext uri="{91240B29-F687-4F45-9708-019B960494DF}">
-                          <a14:hiddenLine xmlns:a14="http://schemas.microsoft.com/office/drawing/2010/main" w="6350">
-                            <a:solidFill>
-                              <a:prstClr val="black"/>
-                            </a:solidFill>
-                          </a14:hiddenLine>
-                        </a:ext>
-                      </a:extLst>
-                    </wps:spPr>
-                    <wps:style>
-                      <a:lnRef idx="0">
-                        <a:schemeClr val="accent1"/>
-                      </a:lnRef>
-                      <a:fillRef idx="0">
-                        <a:schemeClr val="accent1"/>
-                      </a:fillRef>
-                      <a:effectRef idx="0">
-                        <a:schemeClr val="accent1"/>
-                      </a:effectRef>
-                      <a:fontRef idx="minor">
-                        <a:schemeClr val="dk1"/>
-                      </a:fontRef>
-                    </wps:style>
-                    <wps:txbx>
-                      <w:txbxContent>
-                        <w:p>
-                          <w:pPr>
-                            <w:pStyle w:val="5"/>
-                            <w:rPr>
-                              <w:rFonts w:hint="eastAsia" w:eastAsia="宋体"/>
-                              <w:lang w:eastAsia="zh-CN"/>
-                            </w:rPr>
-                          </w:pPr>
-                          <w:r>
-                            <w:rPr>
-                              <w:rFonts w:hint="eastAsia"/>
-                              <w:lang w:eastAsia="zh-CN"/>
-                            </w:rPr>
-                            <w:fldChar w:fldCharType="begin"/>
-                          </w:r>
-                          <w:r>
-                            <w:rPr>
-                              <w:rFonts w:hint="eastAsia"/>
-                              <w:lang w:eastAsia="zh-CN"/>
-                            </w:rPr>
-                            <w:instrText xml:space="preserve"> PAGE  \* MERGEFORMAT </w:instrText>
-                          </w:r>
-                          <w:r>
-                            <w:rPr>
-                              <w:rFonts w:hint="eastAsia"/>
-                              <w:lang w:eastAsia="zh-CN"/>
-                            </w:rPr>
-                            <w:fldChar w:fldCharType="separate"/>
-                          </w:r>
-                          <w:r>
-                            <w:rPr>
-                              <w:rFonts w:hint="eastAsia"/>
-                              <w:lang w:eastAsia="zh-CN"/>
-                            </w:rPr>
-                            <w:t>1</w:t>
-                          </w:r>
-                          <w:r>
-                            <w:rPr>
-                              <w:rFonts w:hint="eastAsia"/>
-                              <w:lang w:eastAsia="zh-CN"/>
-                            </w:rPr>
-                            <w:fldChar w:fldCharType="end"/>
-                          </w:r>
-                        </w:p>
-                      </w:txbxContent>
-                    </wps:txbx>
-                    <wps:bodyPr rot="0" spcFirstLastPara="0" vertOverflow="overflow" horzOverflow="overflow" vert="horz" wrap="none" lIns="0" tIns="0" rIns="0" bIns="0" numCol="1" spcCol="0" rtlCol="0" fromWordArt="0" anchor="t" anchorCtr="0" forceAA="0" upright="0" compatLnSpc="1">
-                      <a:spAutoFit/>
-                    </wps:bodyPr>
-                  </wps:wsp>
-                </a:graphicData>
-              </a:graphic>
-            </wp:anchor>
-          </w:drawing>
-        </mc:Choice>
-        <mc:Fallback>
-          <w:pict>
-            <v:shape id="_x0000_s1026" o:spid="_x0000_s1026" o:spt="202" type="#_x0000_t202" style="position:absolute;left:0pt;margin-top:0pt;height:144pt;width:144pt;mso-position-horizontal:center;mso-position-horizontal-relative:margin;mso-wrap-style:none;z-index:251658240;mso-width-relative:page;mso-height-relative:page;" filled="f" stroked="f" coordsize="21600,21600" o:gfxdata="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">
-              <v:fill on="f" focussize="0,0"/>
-              <v:stroke on="f" weight="0.5pt"/>
-              <v:imagedata o:title=""/>
-              <o:lock v:ext="edit" aspectratio="f"/>
-              <v:textbox inset="0mm,0mm,0mm,0mm" style="mso-fit-shape-to-text:t;">
-                <w:txbxContent>
-                  <w:p>
-                    <w:pPr>
-                      <w:pStyle w:val="5"/>
-                      <w:rPr>
-                        <w:rFonts w:hint="eastAsia" w:eastAsia="宋体"/>
-                        <w:lang w:eastAsia="zh-CN"/>
-                      </w:rPr>
-                    </w:pPr>
-                    <w:r>
-                      <w:rPr>
-                        <w:rFonts w:hint="eastAsia"/>
-                        <w:lang w:eastAsia="zh-CN"/>
-                      </w:rPr>
-                      <w:fldChar w:fldCharType="begin"/>
-                    </w:r>
-                    <w:r>
-                      <w:rPr>
-                        <w:rFonts w:hint="eastAsia"/>
-                        <w:lang w:eastAsia="zh-CN"/>
-                      </w:rPr>
-                      <w:instrText xml:space="preserve"> PAGE  \* MERGEFORMAT </w:instrText>
-                    </w:r>
-                    <w:r>
-                      <w:rPr>
-                        <w:rFonts w:hint="eastAsia"/>
-                        <w:lang w:eastAsia="zh-CN"/>
-                      </w:rPr>
-                      <w:fldChar w:fldCharType="separate"/>
-                    </w:r>
-                    <w:r>
-                      <w:rPr>
-                        <w:rFonts w:hint="eastAsia"/>
-                        <w:lang w:eastAsia="zh-CN"/>
-                      </w:rPr>
-                      <w:t>1</w:t>
-                    </w:r>
-                    <w:r>
-                      <w:rPr>
-                        <w:rFonts w:hint="eastAsia"/>
-                        <w:lang w:eastAsia="zh-CN"/>
-                      </w:rPr>
-                      <w:fldChar w:fldCharType="end"/>
-                    </w:r>
-                  </w:p>
-                </w:txbxContent>
-              </v:textbox>
-            </v:shape>
-          </w:pict>
-        </mc:Fallback>
-      </mc:AlternateContent>
-    </w:r>
   </w:p>
 </w:ftr>
 </file>
 
 <file path=word/header1.xml><?xml version="1.0" encoding="utf-8"?>
-<w:hdr xmlns:wpc="http://schemas.microsoft.com/office/word/2010/wordprocessingCanvas" xmlns:mc="http://schemas.openxmlformats.org/markup-compatibility/2006" xmlns:o="urn:schemas-microsoft-com:office:office" xmlns:r="http://schemas.openxmlformats.org/officeDocument/2006/relationships" xmlns:m="http://schemas.openxmlformats.org/officeDocument/2006/math" xmlns:v="urn:schemas-microsoft-com:vml" xmlns:wp14="http://schemas.microsoft.com/office/word/2010/wordprocessingDrawing" xmlns:wp="http://schemas.openxmlformats.org/drawingml/2006/wordprocessingDrawing" xmlns:w10="urn:schemas-microsoft-com:office:word" xmlns:w="http://schemas.openxmlformats.org/wordprocessingml/2006/main" xmlns:w14="http://schemas.microsoft.com/office/word/2010/wordml" xmlns:w15="http://schemas.microsoft.com/office/word/2012/wordml" xmlns:wpg="http://schemas.microsoft.com/office/word/2010/wordprocessingGroup" xmlns:wpi="http://schemas.microsoft.com/office/word/2010/wordprocessingInk" xmlns:wne="http://schemas.microsoft.com/office/word/2006/wordml" xmlns:wps="http://schemas.microsoft.com/office/word/2010/wordprocessingShape" xmlns:wpsCustomData="http://www.wps.cn/officeDocument/2013/wpsCustomData" mc:Ignorable="w14 w15 wp14">
+<w:hdr xmlns:wpc="http://schemas.microsoft.com/office/word/2010/wordprocessingCanvas" xmlns:mc="http://schemas.openxmlformats.org/markup-compatibility/2006" xmlns:o="urn:schemas-microsoft-com:office:office" xmlns:r="http://schemas.openxmlformats.org/officeDocument/2006/relationships" xmlns:m="http://schemas.openxmlformats.org/officeDocument/2006/math" xmlns:v="urn:schemas-microsoft-com:vml" xmlns:wp14="http://schemas.microsoft.com/office/word/2010/wordprocessingDrawing" xmlns:wp="http://schemas.openxmlformats.org/drawingml/2006/wordprocessingDrawing" xmlns:w10="urn:schemas-microsoft-com:office:word" xmlns:w="http://schemas.openxmlformats.org/wordprocessingml/2006/main" xmlns:w14="http://schemas.microsoft.com/office/word/2010/wordml" xmlns:w15="http://schemas.microsoft.com/office/word/2012/wordml" xmlns:wne="http://schemas.microsoft.com/office/word/2006/wordml" xmlns:wpg="http://schemas.microsoft.com/office/word/2010/wordprocessingGroup" xmlns:wpi="http://schemas.microsoft.com/office/word/2010/wordprocessingInk" xmlns:wps="http://schemas.microsoft.com/office/word/2010/wordprocessingShape" mc:Ignorable="w14 w15 wp14">
   <w:p>
     <w:pPr>
       <w:pBdr>
-        <w:bottom w:val="single" w:color="auto" w:sz="4" w:space="0"/>
+        <w:bottom w:val="single" w:sz="4" w:space="0" w:color="auto"/>
       </w:pBdr>
       <w:jc w:val="center"/>
     </w:pPr>
@@ -7589,19 +6643,19 @@
       <w:rPr>
         <w:rFonts w:hint="eastAsia"/>
       </w:rPr>
-      <w:t>青岛九邮信息技术有限公司</w:t>
+      <w:t>南京航之舟数字科技有限公司</w:t>
     </w:r>
   </w:p>
 </w:hdr>
 </file>
 
 <file path=word/numbering.xml><?xml version="1.0" encoding="utf-8"?>
-<w:numbering xmlns:wpc="http://schemas.microsoft.com/office/word/2010/wordprocessingCanvas" xmlns:mc="http://schemas.openxmlformats.org/markup-compatibility/2006" xmlns:o="urn:schemas-microsoft-com:office:office" xmlns:r="http://schemas.openxmlformats.org/officeDocument/2006/relationships" xmlns:m="http://schemas.openxmlformats.org/officeDocument/2006/math" xmlns:v="urn:schemas-microsoft-com:vml" xmlns:wp14="http://schemas.microsoft.com/office/word/2010/wordprocessingDrawing" xmlns:wp="http://schemas.openxmlformats.org/drawingml/2006/wordprocessingDrawing" xmlns:w10="urn:schemas-microsoft-com:office:word" xmlns:w="http://schemas.openxmlformats.org/wordprocessingml/2006/main" xmlns:w14="http://schemas.microsoft.com/office/word/2010/wordml" xmlns:wpg="http://schemas.microsoft.com/office/word/2010/wordprocessingGroup" xmlns:wpi="http://schemas.microsoft.com/office/word/2010/wordprocessingInk" xmlns:wne="http://schemas.microsoft.com/office/word/2006/wordml" xmlns:wps="http://schemas.microsoft.com/office/word/2010/wordprocessingShape" mc:Ignorable="w14 wp14">
+<w:numbering xmlns:wpc="http://schemas.microsoft.com/office/word/2010/wordprocessingCanvas" xmlns:mc="http://schemas.openxmlformats.org/markup-compatibility/2006" xmlns:o="urn:schemas-microsoft-com:office:office" xmlns:r="http://schemas.openxmlformats.org/officeDocument/2006/relationships" xmlns:m="http://schemas.openxmlformats.org/officeDocument/2006/math" xmlns:v="urn:schemas-microsoft-com:vml" xmlns:wp14="http://schemas.microsoft.com/office/word/2010/wordprocessingDrawing" xmlns:wp="http://schemas.openxmlformats.org/drawingml/2006/wordprocessingDrawing" xmlns:w10="urn:schemas-microsoft-com:office:word" xmlns:w="http://schemas.openxmlformats.org/wordprocessingml/2006/main" xmlns:w14="http://schemas.microsoft.com/office/word/2010/wordml" xmlns:w15="http://schemas.microsoft.com/office/word/2012/wordml" xmlns:wne="http://schemas.microsoft.com/office/word/2006/wordml" xmlns:wpg="http://schemas.microsoft.com/office/word/2010/wordprocessingGroup" xmlns:wpi="http://schemas.microsoft.com/office/word/2010/wordprocessingInk" xmlns:wps="http://schemas.microsoft.com/office/word/2010/wordprocessingShape" mc:Ignorable="w14 w15 wp14">
   <w:abstractNum w:abstractNumId="0">
     <w:nsid w:val="16027932"/>
     <w:multiLevelType w:val="multilevel"/>
     <w:tmpl w:val="16027932"/>
-    <w:lvl w:ilvl="0" w:tentative="0">
+    <w:lvl w:ilvl="0">
       <w:start w:val="1"/>
       <w:numFmt w:val="chineseCountingThousand"/>
       <w:lvlText w:val="%1、"/>
@@ -7610,7 +6664,7 @@
         <w:ind w:left="420" w:hanging="420"/>
       </w:pPr>
     </w:lvl>
-    <w:lvl w:ilvl="1" w:tentative="0">
+    <w:lvl w:ilvl="1">
       <w:start w:val="1"/>
       <w:numFmt w:val="lowerLetter"/>
       <w:lvlText w:val="%2)"/>
@@ -7619,7 +6673,7 @@
         <w:ind w:left="840" w:hanging="420"/>
       </w:pPr>
     </w:lvl>
-    <w:lvl w:ilvl="2" w:tentative="0">
+    <w:lvl w:ilvl="2">
       <w:start w:val="1"/>
       <w:numFmt w:val="lowerRoman"/>
       <w:lvlText w:val="%3."/>
@@ -7628,7 +6682,7 @@
         <w:ind w:left="1260" w:hanging="420"/>
       </w:pPr>
     </w:lvl>
-    <w:lvl w:ilvl="3" w:tentative="0">
+    <w:lvl w:ilvl="3">
       <w:start w:val="1"/>
       <w:numFmt w:val="decimal"/>
       <w:lvlText w:val="%4."/>
@@ -7637,7 +6691,7 @@
         <w:ind w:left="1680" w:hanging="420"/>
       </w:pPr>
     </w:lvl>
-    <w:lvl w:ilvl="4" w:tentative="0">
+    <w:lvl w:ilvl="4">
       <w:start w:val="1"/>
       <w:numFmt w:val="lowerLetter"/>
       <w:lvlText w:val="%5)"/>
@@ -7646,7 +6700,7 @@
         <w:ind w:left="2100" w:hanging="420"/>
       </w:pPr>
     </w:lvl>
-    <w:lvl w:ilvl="5" w:tentative="0">
+    <w:lvl w:ilvl="5">
       <w:start w:val="1"/>
       <w:numFmt w:val="lowerRoman"/>
       <w:lvlText w:val="%6."/>
@@ -7655,7 +6709,7 @@
         <w:ind w:left="2520" w:hanging="420"/>
       </w:pPr>
     </w:lvl>
-    <w:lvl w:ilvl="6" w:tentative="0">
+    <w:lvl w:ilvl="6">
       <w:start w:val="1"/>
       <w:numFmt w:val="decimal"/>
       <w:lvlText w:val="%7."/>
@@ -7664,7 +6718,7 @@
         <w:ind w:left="2940" w:hanging="420"/>
       </w:pPr>
     </w:lvl>
-    <w:lvl w:ilvl="7" w:tentative="0">
+    <w:lvl w:ilvl="7">
       <w:start w:val="1"/>
       <w:numFmt w:val="lowerLetter"/>
       <w:lvlText w:val="%8)"/>
@@ -7673,7 +6727,7 @@
         <w:ind w:left="3360" w:hanging="420"/>
       </w:pPr>
     </w:lvl>
-    <w:lvl w:ilvl="8" w:tentative="0">
+    <w:lvl w:ilvl="8">
       <w:start w:val="1"/>
       <w:numFmt w:val="lowerRoman"/>
       <w:lvlText w:val="%9."/>
@@ -7687,7 +6741,7 @@
     <w:nsid w:val="3E1B51DF"/>
     <w:multiLevelType w:val="multilevel"/>
     <w:tmpl w:val="3E1B51DF"/>
-    <w:lvl w:ilvl="0" w:tentative="0">
+    <w:lvl w:ilvl="0">
       <w:start w:val="1"/>
       <w:numFmt w:val="decimal"/>
       <w:lvlText w:val="（%1）"/>
@@ -7699,7 +6753,7 @@
         <w:rFonts w:hint="default"/>
       </w:rPr>
     </w:lvl>
-    <w:lvl w:ilvl="1" w:tentative="0">
+    <w:lvl w:ilvl="1">
       <w:start w:val="1"/>
       <w:numFmt w:val="lowerLetter"/>
       <w:lvlText w:val="%2)"/>
@@ -7708,7 +6762,7 @@
         <w:ind w:left="1260" w:hanging="420"/>
       </w:pPr>
     </w:lvl>
-    <w:lvl w:ilvl="2" w:tentative="0">
+    <w:lvl w:ilvl="2">
       <w:start w:val="1"/>
       <w:numFmt w:val="lowerRoman"/>
       <w:lvlText w:val="%3."/>
@@ -7717,7 +6771,7 @@
         <w:ind w:left="1680" w:hanging="420"/>
       </w:pPr>
     </w:lvl>
-    <w:lvl w:ilvl="3" w:tentative="0">
+    <w:lvl w:ilvl="3">
       <w:start w:val="1"/>
       <w:numFmt w:val="decimal"/>
       <w:lvlText w:val="%4."/>
@@ -7726,7 +6780,7 @@
         <w:ind w:left="2100" w:hanging="420"/>
       </w:pPr>
     </w:lvl>
-    <w:lvl w:ilvl="4" w:tentative="0">
+    <w:lvl w:ilvl="4">
       <w:start w:val="1"/>
       <w:numFmt w:val="lowerLetter"/>
       <w:lvlText w:val="%5)"/>
@@ -7735,7 +6789,7 @@
         <w:ind w:left="2520" w:hanging="420"/>
       </w:pPr>
     </w:lvl>
-    <w:lvl w:ilvl="5" w:tentative="0">
+    <w:lvl w:ilvl="5">
       <w:start w:val="1"/>
       <w:numFmt w:val="lowerRoman"/>
       <w:lvlText w:val="%6."/>
@@ -7744,7 +6798,7 @@
         <w:ind w:left="2940" w:hanging="420"/>
       </w:pPr>
     </w:lvl>
-    <w:lvl w:ilvl="6" w:tentative="0">
+    <w:lvl w:ilvl="6">
       <w:start w:val="1"/>
       <w:numFmt w:val="decimal"/>
       <w:lvlText w:val="%7."/>
@@ -7753,7 +6807,7 @@
         <w:ind w:left="3360" w:hanging="420"/>
       </w:pPr>
     </w:lvl>
-    <w:lvl w:ilvl="7" w:tentative="0">
+    <w:lvl w:ilvl="7">
       <w:start w:val="1"/>
       <w:numFmt w:val="lowerLetter"/>
       <w:lvlText w:val="%8)"/>
@@ -7762,7 +6816,7 @@
         <w:ind w:left="3780" w:hanging="420"/>
       </w:pPr>
     </w:lvl>
-    <w:lvl w:ilvl="8" w:tentative="0">
+    <w:lvl w:ilvl="8">
       <w:start w:val="1"/>
       <w:numFmt w:val="lowerRoman"/>
       <w:lvlText w:val="%9."/>
@@ -7776,7 +6830,7 @@
     <w:nsid w:val="4E3B05A6"/>
     <w:multiLevelType w:val="multilevel"/>
     <w:tmpl w:val="4E3B05A6"/>
-    <w:lvl w:ilvl="0" w:tentative="0">
+    <w:lvl w:ilvl="0">
       <w:start w:val="1"/>
       <w:numFmt w:val="decimal"/>
       <w:lvlText w:val="%1"/>
@@ -7788,7 +6842,7 @@
         <w:rFonts w:hint="default"/>
       </w:rPr>
     </w:lvl>
-    <w:lvl w:ilvl="1" w:tentative="0">
+    <w:lvl w:ilvl="1">
       <w:start w:val="2"/>
       <w:numFmt w:val="decimal"/>
       <w:lvlText w:val="%1.%2"/>
@@ -7800,7 +6854,7 @@
         <w:rFonts w:hint="default"/>
       </w:rPr>
     </w:lvl>
-    <w:lvl w:ilvl="2" w:tentative="0">
+    <w:lvl w:ilvl="2">
       <w:start w:val="1"/>
       <w:numFmt w:val="decimal"/>
       <w:lvlText w:val="%1.%2.%3"/>
@@ -7812,7 +6866,7 @@
         <w:rFonts w:hint="default"/>
       </w:rPr>
     </w:lvl>
-    <w:lvl w:ilvl="3" w:tentative="0">
+    <w:lvl w:ilvl="3">
       <w:start w:val="1"/>
       <w:numFmt w:val="decimal"/>
       <w:lvlText w:val="%1.%2.%3.%4"/>
@@ -7824,7 +6878,7 @@
         <w:rFonts w:hint="default"/>
       </w:rPr>
     </w:lvl>
-    <w:lvl w:ilvl="4" w:tentative="0">
+    <w:lvl w:ilvl="4">
       <w:start w:val="1"/>
       <w:numFmt w:val="decimal"/>
       <w:lvlText w:val="%1.%2.%3.%4.%5"/>
@@ -7836,7 +6890,7 @@
         <w:rFonts w:hint="default"/>
       </w:rPr>
     </w:lvl>
-    <w:lvl w:ilvl="5" w:tentative="0">
+    <w:lvl w:ilvl="5">
       <w:start w:val="1"/>
       <w:numFmt w:val="decimal"/>
       <w:lvlText w:val="%1.%2.%3.%4.%5.%6"/>
@@ -7848,7 +6902,7 @@
         <w:rFonts w:hint="default"/>
       </w:rPr>
     </w:lvl>
-    <w:lvl w:ilvl="6" w:tentative="0">
+    <w:lvl w:ilvl="6">
       <w:start w:val="1"/>
       <w:numFmt w:val="decimal"/>
       <w:lvlText w:val="%1.%2.%3.%4.%5.%6.%7"/>
@@ -7860,7 +6914,7 @@
         <w:rFonts w:hint="default"/>
       </w:rPr>
     </w:lvl>
-    <w:lvl w:ilvl="7" w:tentative="0">
+    <w:lvl w:ilvl="7">
       <w:start w:val="1"/>
       <w:numFmt w:val="decimal"/>
       <w:lvlText w:val="%1.%2.%3.%4.%5.%6.%7.%8"/>
@@ -7872,7 +6926,7 @@
         <w:rFonts w:hint="default"/>
       </w:rPr>
     </w:lvl>
-    <w:lvl w:ilvl="8" w:tentative="0">
+    <w:lvl w:ilvl="8">
       <w:start w:val="1"/>
       <w:numFmt w:val="decimal"/>
       <w:lvlText w:val="%1.%2.%3.%4.%5.%6.%7.%8.%9"/>
@@ -7889,7 +6943,7 @@
     <w:nsid w:val="73140B3A"/>
     <w:multiLevelType w:val="multilevel"/>
     <w:tmpl w:val="73140B3A"/>
-    <w:lvl w:ilvl="0" w:tentative="0">
+    <w:lvl w:ilvl="0">
       <w:start w:val="1"/>
       <w:numFmt w:val="decimal"/>
       <w:lvlText w:val="%1."/>
@@ -7898,7 +6952,7 @@
         <w:ind w:left="986" w:hanging="420"/>
       </w:pPr>
     </w:lvl>
-    <w:lvl w:ilvl="1" w:tentative="0">
+    <w:lvl w:ilvl="1">
       <w:start w:val="1"/>
       <w:numFmt w:val="lowerLetter"/>
       <w:lvlText w:val="%2)"/>
@@ -7907,7 +6961,7 @@
         <w:ind w:left="1406" w:hanging="420"/>
       </w:pPr>
     </w:lvl>
-    <w:lvl w:ilvl="2" w:tentative="0">
+    <w:lvl w:ilvl="2">
       <w:start w:val="1"/>
       <w:numFmt w:val="lowerRoman"/>
       <w:lvlText w:val="%3."/>
@@ -7916,7 +6970,7 @@
         <w:ind w:left="1826" w:hanging="420"/>
       </w:pPr>
     </w:lvl>
-    <w:lvl w:ilvl="3" w:tentative="0">
+    <w:lvl w:ilvl="3">
       <w:start w:val="1"/>
       <w:numFmt w:val="decimal"/>
       <w:lvlText w:val="%4."/>
@@ -7925,7 +6979,7 @@
         <w:ind w:left="2246" w:hanging="420"/>
       </w:pPr>
     </w:lvl>
-    <w:lvl w:ilvl="4" w:tentative="0">
+    <w:lvl w:ilvl="4">
       <w:start w:val="1"/>
       <w:numFmt w:val="lowerLetter"/>
       <w:lvlText w:val="%5)"/>
@@ -7934,7 +6988,7 @@
         <w:ind w:left="2666" w:hanging="420"/>
       </w:pPr>
     </w:lvl>
-    <w:lvl w:ilvl="5" w:tentative="0">
+    <w:lvl w:ilvl="5">
       <w:start w:val="1"/>
       <w:numFmt w:val="lowerRoman"/>
       <w:lvlText w:val="%6."/>
@@ -7943,7 +6997,7 @@
         <w:ind w:left="3086" w:hanging="420"/>
       </w:pPr>
     </w:lvl>
-    <w:lvl w:ilvl="6" w:tentative="0">
+    <w:lvl w:ilvl="6">
       <w:start w:val="1"/>
       <w:numFmt w:val="decimal"/>
       <w:lvlText w:val="%7."/>
@@ -7952,7 +7006,7 @@
         <w:ind w:left="3506" w:hanging="420"/>
       </w:pPr>
     </w:lvl>
-    <w:lvl w:ilvl="7" w:tentative="0">
+    <w:lvl w:ilvl="7">
       <w:start w:val="1"/>
       <w:numFmt w:val="lowerLetter"/>
       <w:lvlText w:val="%8)"/>
@@ -7961,7 +7015,7 @@
         <w:ind w:left="3926" w:hanging="420"/>
       </w:pPr>
     </w:lvl>
-    <w:lvl w:ilvl="8" w:tentative="0">
+    <w:lvl w:ilvl="8">
       <w:start w:val="1"/>
       <w:numFmt w:val="lowerRoman"/>
       <w:lvlText w:val="%9."/>
@@ -7987,287 +7041,287 @@
 </file>
 
 <file path=word/styles.xml><?xml version="1.0" encoding="utf-8"?>
-<w:styles xmlns:mc="http://schemas.openxmlformats.org/markup-compatibility/2006" xmlns:o="urn:schemas-microsoft-com:office:office" xmlns:r="http://schemas.openxmlformats.org/officeDocument/2006/relationships" xmlns:m="http://schemas.openxmlformats.org/officeDocument/2006/math" xmlns:v="urn:schemas-microsoft-com:vml" xmlns:w="http://schemas.openxmlformats.org/wordprocessingml/2006/main" xmlns:w14="http://schemas.microsoft.com/office/word/2010/wordml" xmlns:w10="urn:schemas-microsoft-com:office:word" xmlns:sl="http://schemas.openxmlformats.org/schemaLibrary/2006/main" mc:Ignorable="w14">
+<w:styles xmlns:mc="http://schemas.openxmlformats.org/markup-compatibility/2006" xmlns:r="http://schemas.openxmlformats.org/officeDocument/2006/relationships" xmlns:w="http://schemas.openxmlformats.org/wordprocessingml/2006/main" xmlns:w14="http://schemas.microsoft.com/office/word/2010/wordml" xmlns:w15="http://schemas.microsoft.com/office/word/2012/wordml" mc:Ignorable="w14 w15">
   <w:docDefaults>
     <w:rPrDefault>
       <w:rPr>
-        <w:rFonts w:ascii="Times New Roman" w:hAnsi="Times New Roman" w:eastAsia="宋体" w:cs="Times New Roman"/>
+        <w:rFonts w:ascii="Times New Roman" w:eastAsia="宋体" w:hAnsi="Times New Roman" w:cs="Times New Roman"/>
       </w:rPr>
     </w:rPrDefault>
+    <w:pPrDefault/>
   </w:docDefaults>
-  <w:latentStyles w:count="260" w:defQFormat="0" w:defUnhideWhenUsed="1" w:defSemiHidden="1" w:defUIPriority="99" w:defLockedState="0">
-    <w:lsdException w:qFormat="1" w:unhideWhenUsed="0" w:uiPriority="0" w:semiHidden="0" w:name="Normal"/>
-    <w:lsdException w:qFormat="1" w:unhideWhenUsed="0" w:uiPriority="99" w:semiHidden="0" w:name="heading 1"/>
-    <w:lsdException w:qFormat="1" w:uiPriority="0" w:name="heading 2" w:locked="1"/>
-    <w:lsdException w:qFormat="1" w:uiPriority="0" w:name="heading 3" w:locked="1"/>
-    <w:lsdException w:qFormat="1" w:uiPriority="0" w:name="heading 4" w:locked="1"/>
-    <w:lsdException w:qFormat="1" w:uiPriority="0" w:name="heading 5" w:locked="1"/>
-    <w:lsdException w:qFormat="1" w:uiPriority="0" w:name="heading 6" w:locked="1"/>
-    <w:lsdException w:qFormat="1" w:uiPriority="0" w:name="heading 7" w:locked="1"/>
-    <w:lsdException w:qFormat="1" w:uiPriority="0" w:name="heading 8" w:locked="1"/>
-    <w:lsdException w:qFormat="1" w:uiPriority="0" w:name="heading 9" w:locked="1"/>
-    <w:lsdException w:uiPriority="99" w:name="index 1"/>
-    <w:lsdException w:uiPriority="99" w:name="index 2"/>
-    <w:lsdException w:uiPriority="99" w:name="index 3"/>
-    <w:lsdException w:uiPriority="99" w:name="index 4"/>
-    <w:lsdException w:uiPriority="99" w:name="index 5"/>
-    <w:lsdException w:uiPriority="99" w:name="index 6"/>
-    <w:lsdException w:uiPriority="99" w:name="index 7"/>
-    <w:lsdException w:uiPriority="99" w:name="index 8"/>
-    <w:lsdException w:uiPriority="99" w:name="index 9"/>
-    <w:lsdException w:unhideWhenUsed="0" w:uiPriority="0" w:semiHidden="0" w:name="toc 1" w:locked="1"/>
-    <w:lsdException w:unhideWhenUsed="0" w:uiPriority="0" w:semiHidden="0" w:name="toc 2" w:locked="1"/>
-    <w:lsdException w:unhideWhenUsed="0" w:uiPriority="0" w:semiHidden="0" w:name="toc 3" w:locked="1"/>
-    <w:lsdException w:unhideWhenUsed="0" w:uiPriority="0" w:semiHidden="0" w:name="toc 4" w:locked="1"/>
-    <w:lsdException w:unhideWhenUsed="0" w:uiPriority="0" w:semiHidden="0" w:name="toc 5" w:locked="1"/>
-    <w:lsdException w:unhideWhenUsed="0" w:uiPriority="0" w:semiHidden="0" w:name="toc 6" w:locked="1"/>
-    <w:lsdException w:unhideWhenUsed="0" w:uiPriority="0" w:semiHidden="0" w:name="toc 7" w:locked="1"/>
-    <w:lsdException w:unhideWhenUsed="0" w:uiPriority="0" w:semiHidden="0" w:name="toc 8" w:locked="1"/>
-    <w:lsdException w:unhideWhenUsed="0" w:uiPriority="0" w:semiHidden="0" w:name="toc 9" w:locked="1"/>
-    <w:lsdException w:uiPriority="99" w:name="Normal Indent"/>
-    <w:lsdException w:uiPriority="99" w:name="footnote text"/>
-    <w:lsdException w:uiPriority="99" w:name="annotation text"/>
-    <w:lsdException w:qFormat="1" w:uiPriority="99" w:semiHidden="0" w:name="header"/>
-    <w:lsdException w:unhideWhenUsed="0" w:uiPriority="99" w:semiHidden="0" w:name="footer"/>
-    <w:lsdException w:uiPriority="99" w:name="index heading"/>
-    <w:lsdException w:qFormat="1" w:uiPriority="0" w:name="caption" w:locked="1"/>
-    <w:lsdException w:uiPriority="99" w:name="table of figures"/>
-    <w:lsdException w:uiPriority="99" w:name="envelope address"/>
-    <w:lsdException w:uiPriority="99" w:name="envelope return"/>
-    <w:lsdException w:uiPriority="99" w:name="footnote reference"/>
-    <w:lsdException w:uiPriority="99" w:name="annotation reference"/>
-    <w:lsdException w:uiPriority="99" w:name="line number"/>
-    <w:lsdException w:uiPriority="99" w:name="page number"/>
-    <w:lsdException w:uiPriority="99" w:name="endnote reference"/>
-    <w:lsdException w:uiPriority="99" w:name="endnote text"/>
-    <w:lsdException w:uiPriority="99" w:name="table of authorities"/>
-    <w:lsdException w:uiPriority="99" w:name="macro"/>
-    <w:lsdException w:uiPriority="99" w:name="toa heading"/>
-    <w:lsdException w:uiPriority="99" w:name="List"/>
-    <w:lsdException w:uiPriority="99" w:name="List Bullet"/>
-    <w:lsdException w:uiPriority="99" w:name="List Number"/>
-    <w:lsdException w:uiPriority="99" w:name="List 2"/>
-    <w:lsdException w:uiPriority="99" w:name="List 3"/>
-    <w:lsdException w:uiPriority="99" w:name="List 4"/>
-    <w:lsdException w:uiPriority="99" w:name="List 5"/>
-    <w:lsdException w:uiPriority="99" w:name="List Bullet 2"/>
-    <w:lsdException w:uiPriority="99" w:name="List Bullet 3"/>
-    <w:lsdException w:uiPriority="99" w:name="List Bullet 4"/>
-    <w:lsdException w:uiPriority="99" w:name="List Bullet 5"/>
-    <w:lsdException w:uiPriority="99" w:name="List Number 2"/>
-    <w:lsdException w:uiPriority="99" w:name="List Number 3"/>
-    <w:lsdException w:uiPriority="99" w:name="List Number 4"/>
-    <w:lsdException w:uiPriority="99" w:name="List Number 5"/>
-    <w:lsdException w:qFormat="1" w:unhideWhenUsed="0" w:uiPriority="0" w:semiHidden="0" w:name="Title" w:locked="1"/>
-    <w:lsdException w:uiPriority="99" w:name="Closing"/>
-    <w:lsdException w:uiPriority="99" w:name="Signature"/>
-    <w:lsdException w:qFormat="1" w:uiPriority="1" w:semiHidden="0" w:name="Default Paragraph Font"/>
-    <w:lsdException w:uiPriority="99" w:name="Body Text"/>
-    <w:lsdException w:uiPriority="99" w:name="Body Text Indent"/>
-    <w:lsdException w:uiPriority="99" w:name="List Continue"/>
-    <w:lsdException w:uiPriority="99" w:name="List Continue 2"/>
-    <w:lsdException w:uiPriority="99" w:name="List Continue 3"/>
-    <w:lsdException w:uiPriority="99" w:name="List Continue 4"/>
-    <w:lsdException w:uiPriority="99" w:name="List Continue 5"/>
-    <w:lsdException w:uiPriority="99" w:name="Message Header"/>
-    <w:lsdException w:qFormat="1" w:unhideWhenUsed="0" w:uiPriority="0" w:semiHidden="0" w:name="Subtitle" w:locked="1"/>
-    <w:lsdException w:uiPriority="99" w:name="Salutation"/>
-    <w:lsdException w:uiPriority="99" w:name="Date"/>
-    <w:lsdException w:uiPriority="99" w:name="Body Text First Indent"/>
-    <w:lsdException w:uiPriority="99" w:name="Body Text First Indent 2"/>
-    <w:lsdException w:unhideWhenUsed="0" w:uiPriority="99" w:semiHidden="0" w:name="Note Heading"/>
-    <w:lsdException w:uiPriority="99" w:name="Body Text 2"/>
-    <w:lsdException w:uiPriority="99" w:name="Body Text 3"/>
-    <w:lsdException w:uiPriority="99" w:name="Body Text Indent 2"/>
-    <w:lsdException w:qFormat="1" w:unhideWhenUsed="0" w:uiPriority="99" w:semiHidden="0" w:name="Body Text Indent 3"/>
-    <w:lsdException w:uiPriority="99" w:name="Block Text"/>
-    <w:lsdException w:uiPriority="99" w:name="Hyperlink"/>
-    <w:lsdException w:uiPriority="99" w:name="FollowedHyperlink"/>
-    <w:lsdException w:qFormat="1" w:unhideWhenUsed="0" w:uiPriority="99" w:semiHidden="0" w:name="Strong"/>
-    <w:lsdException w:qFormat="1" w:unhideWhenUsed="0" w:uiPriority="0" w:semiHidden="0" w:name="Emphasis" w:locked="1"/>
-    <w:lsdException w:qFormat="1" w:unhideWhenUsed="0" w:uiPriority="99" w:name="Document Map"/>
-    <w:lsdException w:uiPriority="99" w:name="Plain Text"/>
-    <w:lsdException w:uiPriority="99" w:name="E-mail Signature"/>
-    <w:lsdException w:uiPriority="99" w:name="Normal (Web)"/>
-    <w:lsdException w:uiPriority="99" w:name="HTML Acronym"/>
-    <w:lsdException w:uiPriority="99" w:name="HTML Address"/>
-    <w:lsdException w:uiPriority="99" w:name="HTML Cite"/>
-    <w:lsdException w:uiPriority="99" w:name="HTML Code"/>
-    <w:lsdException w:uiPriority="99" w:name="HTML Definition"/>
-    <w:lsdException w:uiPriority="99" w:name="HTML Keyboard"/>
-    <w:lsdException w:uiPriority="99" w:name="HTML Preformatted"/>
-    <w:lsdException w:uiPriority="99" w:name="HTML Sample"/>
-    <w:lsdException w:uiPriority="99" w:name="HTML Typewriter"/>
-    <w:lsdException w:uiPriority="99" w:name="HTML Variable"/>
-    <w:lsdException w:uiPriority="99" w:semiHidden="0" w:name="Normal Table"/>
-    <w:lsdException w:uiPriority="99" w:name="annotation subject"/>
-    <w:lsdException w:uiPriority="99" w:name="Table Simple 1"/>
-    <w:lsdException w:uiPriority="99" w:name="Table Simple 2"/>
-    <w:lsdException w:uiPriority="99" w:name="Table Simple 3"/>
-    <w:lsdException w:uiPriority="99" w:name="Table Classic 1"/>
-    <w:lsdException w:uiPriority="99" w:name="Table Classic 2"/>
-    <w:lsdException w:uiPriority="99" w:name="Table Classic 3"/>
-    <w:lsdException w:uiPriority="99" w:name="Table Classic 4"/>
-    <w:lsdException w:uiPriority="99" w:name="Table Colorful 1"/>
-    <w:lsdException w:uiPriority="99" w:name="Table Colorful 2"/>
-    <w:lsdException w:uiPriority="99" w:name="Table Colorful 3"/>
-    <w:lsdException w:uiPriority="99" w:name="Table Columns 1"/>
-    <w:lsdException w:uiPriority="99" w:name="Table Columns 2"/>
-    <w:lsdException w:uiPriority="99" w:name="Table Columns 3"/>
-    <w:lsdException w:uiPriority="99" w:name="Table Columns 4"/>
-    <w:lsdException w:uiPriority="99" w:name="Table Columns 5"/>
-    <w:lsdException w:uiPriority="99" w:name="Table Grid 1"/>
-    <w:lsdException w:uiPriority="99" w:name="Table Grid 2"/>
-    <w:lsdException w:uiPriority="99" w:name="Table Grid 3"/>
-    <w:lsdException w:uiPriority="99" w:name="Table Grid 4"/>
-    <w:lsdException w:uiPriority="99" w:name="Table Grid 5"/>
-    <w:lsdException w:uiPriority="99" w:name="Table Grid 6"/>
-    <w:lsdException w:uiPriority="99" w:name="Table Grid 7"/>
-    <w:lsdException w:uiPriority="99" w:name="Table Grid 8"/>
-    <w:lsdException w:uiPriority="99" w:name="Table List 1"/>
-    <w:lsdException w:uiPriority="99" w:name="Table List 2"/>
-    <w:lsdException w:uiPriority="99" w:name="Table List 3"/>
-    <w:lsdException w:uiPriority="99" w:name="Table List 4"/>
-    <w:lsdException w:uiPriority="99" w:name="Table List 5"/>
-    <w:lsdException w:uiPriority="99" w:name="Table List 6"/>
-    <w:lsdException w:uiPriority="99" w:name="Table List 7"/>
-    <w:lsdException w:uiPriority="99" w:name="Table List 8"/>
-    <w:lsdException w:uiPriority="99" w:name="Table 3D effects 1"/>
-    <w:lsdException w:uiPriority="99" w:name="Table 3D effects 2"/>
-    <w:lsdException w:uiPriority="99" w:name="Table 3D effects 3"/>
-    <w:lsdException w:uiPriority="99" w:name="Table Contemporary"/>
-    <w:lsdException w:uiPriority="99" w:name="Table Elegant"/>
-    <w:lsdException w:uiPriority="99" w:name="Table Professional"/>
-    <w:lsdException w:uiPriority="99" w:name="Table Subtle 1"/>
-    <w:lsdException w:uiPriority="99" w:name="Table Subtle 2"/>
-    <w:lsdException w:uiPriority="99" w:name="Table Web 1"/>
-    <w:lsdException w:uiPriority="99" w:name="Table Web 2"/>
-    <w:lsdException w:uiPriority="99" w:name="Table Web 3"/>
-    <w:lsdException w:qFormat="1" w:unhideWhenUsed="0" w:uiPriority="99" w:name="Balloon Text"/>
-    <w:lsdException w:unhideWhenUsed="0" w:uiPriority="0" w:semiHidden="0" w:name="Table Grid" w:locked="1"/>
-    <w:lsdException w:uiPriority="99" w:name="Table Theme"/>
-    <w:lsdException w:unhideWhenUsed="0" w:uiPriority="60" w:semiHidden="0" w:name="Light Shading"/>
-    <w:lsdException w:unhideWhenUsed="0" w:uiPriority="61" w:semiHidden="0" w:name="Light List"/>
-    <w:lsdException w:unhideWhenUsed="0" w:uiPriority="62" w:semiHidden="0" w:name="Light Grid"/>
-    <w:lsdException w:unhideWhenUsed="0" w:uiPriority="63" w:semiHidden="0" w:name="Medium Shading 1"/>
-    <w:lsdException w:unhideWhenUsed="0" w:uiPriority="64" w:semiHidden="0" w:name="Medium Shading 2"/>
-    <w:lsdException w:unhideWhenUsed="0" w:uiPriority="65" w:semiHidden="0" w:name="Medium List 1"/>
-    <w:lsdException w:unhideWhenUsed="0" w:uiPriority="66" w:semiHidden="0" w:name="Medium List 2"/>
-    <w:lsdException w:unhideWhenUsed="0" w:uiPriority="67" w:semiHidden="0" w:name="Medium Grid 1"/>
-    <w:lsdException w:unhideWhenUsed="0" w:uiPriority="68" w:semiHidden="0" w:name="Medium Grid 2"/>
-    <w:lsdException w:unhideWhenUsed="0" w:uiPriority="69" w:semiHidden="0" w:name="Medium Grid 3"/>
-    <w:lsdException w:unhideWhenUsed="0" w:uiPriority="70" w:semiHidden="0" w:name="Dark List"/>
-    <w:lsdException w:unhideWhenUsed="0" w:uiPriority="71" w:semiHidden="0" w:name="Colorful Shading"/>
-    <w:lsdException w:unhideWhenUsed="0" w:uiPriority="72" w:semiHidden="0" w:name="Colorful List"/>
-    <w:lsdException w:unhideWhenUsed="0" w:uiPriority="73" w:semiHidden="0" w:name="Colorful Grid"/>
-    <w:lsdException w:unhideWhenUsed="0" w:uiPriority="60" w:semiHidden="0" w:name="Light Shading Accent 1"/>
-    <w:lsdException w:unhideWhenUsed="0" w:uiPriority="61" w:semiHidden="0" w:name="Light List Accent 1"/>
-    <w:lsdException w:unhideWhenUsed="0" w:uiPriority="62" w:semiHidden="0" w:name="Light Grid Accent 1"/>
-    <w:lsdException w:unhideWhenUsed="0" w:uiPriority="63" w:semiHidden="0" w:name="Medium Shading 1 Accent 1"/>
-    <w:lsdException w:unhideWhenUsed="0" w:uiPriority="64" w:semiHidden="0" w:name="Medium Shading 2 Accent 1"/>
-    <w:lsdException w:unhideWhenUsed="0" w:uiPriority="65" w:semiHidden="0" w:name="Medium List 1 Accent 1"/>
-    <w:lsdException w:unhideWhenUsed="0" w:uiPriority="66" w:semiHidden="0" w:name="Medium List 2 Accent 1"/>
-    <w:lsdException w:unhideWhenUsed="0" w:uiPriority="67" w:semiHidden="0" w:name="Medium Grid 1 Accent 1"/>
-    <w:lsdException w:unhideWhenUsed="0" w:uiPriority="68" w:semiHidden="0" w:name="Medium Grid 2 Accent 1"/>
-    <w:lsdException w:unhideWhenUsed="0" w:uiPriority="69" w:semiHidden="0" w:name="Medium Grid 3 Accent 1"/>
-    <w:lsdException w:unhideWhenUsed="0" w:uiPriority="70" w:semiHidden="0" w:name="Dark List Accent 1"/>
-    <w:lsdException w:unhideWhenUsed="0" w:uiPriority="71" w:semiHidden="0" w:name="Colorful Shading Accent 1"/>
-    <w:lsdException w:unhideWhenUsed="0" w:uiPriority="72" w:semiHidden="0" w:name="Colorful List Accent 1"/>
-    <w:lsdException w:unhideWhenUsed="0" w:uiPriority="73" w:semiHidden="0" w:name="Colorful Grid Accent 1"/>
-    <w:lsdException w:unhideWhenUsed="0" w:uiPriority="60" w:semiHidden="0" w:name="Light Shading Accent 2"/>
-    <w:lsdException w:unhideWhenUsed="0" w:uiPriority="61" w:semiHidden="0" w:name="Light List Accent 2"/>
-    <w:lsdException w:unhideWhenUsed="0" w:uiPriority="62" w:semiHidden="0" w:name="Light Grid Accent 2"/>
-    <w:lsdException w:unhideWhenUsed="0" w:uiPriority="63" w:semiHidden="0" w:name="Medium Shading 1 Accent 2"/>
-    <w:lsdException w:unhideWhenUsed="0" w:uiPriority="64" w:semiHidden="0" w:name="Medium Shading 2 Accent 2"/>
-    <w:lsdException w:unhideWhenUsed="0" w:uiPriority="65" w:semiHidden="0" w:name="Medium List 1 Accent 2"/>
-    <w:lsdException w:unhideWhenUsed="0" w:uiPriority="66" w:semiHidden="0" w:name="Medium List 2 Accent 2"/>
-    <w:lsdException w:unhideWhenUsed="0" w:uiPriority="67" w:semiHidden="0" w:name="Medium Grid 1 Accent 2"/>
-    <w:lsdException w:unhideWhenUsed="0" w:uiPriority="68" w:semiHidden="0" w:name="Medium Grid 2 Accent 2"/>
-    <w:lsdException w:unhideWhenUsed="0" w:uiPriority="69" w:semiHidden="0" w:name="Medium Grid 3 Accent 2"/>
-    <w:lsdException w:unhideWhenUsed="0" w:uiPriority="70" w:semiHidden="0" w:name="Dark List Accent 2"/>
-    <w:lsdException w:unhideWhenUsed="0" w:uiPriority="71" w:semiHidden="0" w:name="Colorful Shading Accent 2"/>
-    <w:lsdException w:unhideWhenUsed="0" w:uiPriority="72" w:semiHidden="0" w:name="Colorful List Accent 2"/>
-    <w:lsdException w:unhideWhenUsed="0" w:uiPriority="73" w:semiHidden="0" w:name="Colorful Grid Accent 2"/>
-    <w:lsdException w:unhideWhenUsed="0" w:uiPriority="60" w:semiHidden="0" w:name="Light Shading Accent 3"/>
-    <w:lsdException w:unhideWhenUsed="0" w:uiPriority="61" w:semiHidden="0" w:name="Light List Accent 3"/>
-    <w:lsdException w:unhideWhenUsed="0" w:uiPriority="62" w:semiHidden="0" w:name="Light Grid Accent 3"/>
-    <w:lsdException w:unhideWhenUsed="0" w:uiPriority="63" w:semiHidden="0" w:name="Medium Shading 1 Accent 3"/>
-    <w:lsdException w:unhideWhenUsed="0" w:uiPriority="64" w:semiHidden="0" w:name="Medium Shading 2 Accent 3"/>
-    <w:lsdException w:unhideWhenUsed="0" w:uiPriority="65" w:semiHidden="0" w:name="Medium List 1 Accent 3"/>
-    <w:lsdException w:unhideWhenUsed="0" w:uiPriority="66" w:semiHidden="0" w:name="Medium List 2 Accent 3"/>
-    <w:lsdException w:unhideWhenUsed="0" w:uiPriority="67" w:semiHidden="0" w:name="Medium Grid 1 Accent 3"/>
-    <w:lsdException w:unhideWhenUsed="0" w:uiPriority="68" w:semiHidden="0" w:name="Medium Grid 2 Accent 3"/>
-    <w:lsdException w:unhideWhenUsed="0" w:uiPriority="69" w:semiHidden="0" w:name="Medium Grid 3 Accent 3"/>
-    <w:lsdException w:unhideWhenUsed="0" w:uiPriority="70" w:semiHidden="0" w:name="Dark List Accent 3"/>
-    <w:lsdException w:unhideWhenUsed="0" w:uiPriority="71" w:semiHidden="0" w:name="Colorful Shading Accent 3"/>
-    <w:lsdException w:unhideWhenUsed="0" w:uiPriority="72" w:semiHidden="0" w:name="Colorful List Accent 3"/>
-    <w:lsdException w:unhideWhenUsed="0" w:uiPriority="73" w:semiHidden="0" w:name="Colorful Grid Accent 3"/>
-    <w:lsdException w:unhideWhenUsed="0" w:uiPriority="60" w:semiHidden="0" w:name="Light Shading Accent 4"/>
-    <w:lsdException w:unhideWhenUsed="0" w:uiPriority="61" w:semiHidden="0" w:name="Light List Accent 4"/>
-    <w:lsdException w:unhideWhenUsed="0" w:uiPriority="62" w:semiHidden="0" w:name="Light Grid Accent 4"/>
-    <w:lsdException w:unhideWhenUsed="0" w:uiPriority="63" w:semiHidden="0" w:name="Medium Shading 1 Accent 4"/>
-    <w:lsdException w:unhideWhenUsed="0" w:uiPriority="64" w:semiHidden="0" w:name="Medium Shading 2 Accent 4"/>
-    <w:lsdException w:unhideWhenUsed="0" w:uiPriority="65" w:semiHidden="0" w:name="Medium List 1 Accent 4"/>
-    <w:lsdException w:unhideWhenUsed="0" w:uiPriority="66" w:semiHidden="0" w:name="Medium List 2 Accent 4"/>
-    <w:lsdException w:unhideWhenUsed="0" w:uiPriority="67" w:semiHidden="0" w:name="Medium Grid 1 Accent 4"/>
-    <w:lsdException w:unhideWhenUsed="0" w:uiPriority="68" w:semiHidden="0" w:name="Medium Grid 2 Accent 4"/>
-    <w:lsdException w:unhideWhenUsed="0" w:uiPriority="69" w:semiHidden="0" w:name="Medium Grid 3 Accent 4"/>
-    <w:lsdException w:unhideWhenUsed="0" w:uiPriority="70" w:semiHidden="0" w:name="Dark List Accent 4"/>
-    <w:lsdException w:unhideWhenUsed="0" w:uiPriority="71" w:semiHidden="0" w:name="Colorful Shading Accent 4"/>
-    <w:lsdException w:unhideWhenUsed="0" w:uiPriority="72" w:semiHidden="0" w:name="Colorful List Accent 4"/>
-    <w:lsdException w:unhideWhenUsed="0" w:uiPriority="73" w:semiHidden="0" w:name="Colorful Grid Accent 4"/>
-    <w:lsdException w:unhideWhenUsed="0" w:uiPriority="60" w:semiHidden="0" w:name="Light Shading Accent 5"/>
-    <w:lsdException w:unhideWhenUsed="0" w:uiPriority="61" w:semiHidden="0" w:name="Light List Accent 5"/>
-    <w:lsdException w:unhideWhenUsed="0" w:uiPriority="62" w:semiHidden="0" w:name="Light Grid Accent 5"/>
-    <w:lsdException w:unhideWhenUsed="0" w:uiPriority="63" w:semiHidden="0" w:name="Medium Shading 1 Accent 5"/>
-    <w:lsdException w:unhideWhenUsed="0" w:uiPriority="64" w:semiHidden="0" w:name="Medium Shading 2 Accent 5"/>
-    <w:lsdException w:unhideWhenUsed="0" w:uiPriority="65" w:semiHidden="0" w:name="Medium List 1 Accent 5"/>
-    <w:lsdException w:unhideWhenUsed="0" w:uiPriority="66" w:semiHidden="0" w:name="Medium List 2 Accent 5"/>
-    <w:lsdException w:unhideWhenUsed="0" w:uiPriority="67" w:semiHidden="0" w:name="Medium Grid 1 Accent 5"/>
-    <w:lsdException w:unhideWhenUsed="0" w:uiPriority="68" w:semiHidden="0" w:name="Medium Grid 2 Accent 5"/>
-    <w:lsdException w:unhideWhenUsed="0" w:uiPriority="69" w:semiHidden="0" w:name="Medium Grid 3 Accent 5"/>
-    <w:lsdException w:unhideWhenUsed="0" w:uiPriority="70" w:semiHidden="0" w:name="Dark List Accent 5"/>
-    <w:lsdException w:unhideWhenUsed="0" w:uiPriority="71" w:semiHidden="0" w:name="Colorful Shading Accent 5"/>
-    <w:lsdException w:unhideWhenUsed="0" w:uiPriority="72" w:semiHidden="0" w:name="Colorful List Accent 5"/>
-    <w:lsdException w:unhideWhenUsed="0" w:uiPriority="73" w:semiHidden="0" w:name="Colorful Grid Accent 5"/>
-    <w:lsdException w:unhideWhenUsed="0" w:uiPriority="60" w:semiHidden="0" w:name="Light Shading Accent 6"/>
-    <w:lsdException w:unhideWhenUsed="0" w:uiPriority="61" w:semiHidden="0" w:name="Light List Accent 6"/>
-    <w:lsdException w:unhideWhenUsed="0" w:uiPriority="62" w:semiHidden="0" w:name="Light Grid Accent 6"/>
-    <w:lsdException w:unhideWhenUsed="0" w:uiPriority="63" w:semiHidden="0" w:name="Medium Shading 1 Accent 6"/>
-    <w:lsdException w:unhideWhenUsed="0" w:uiPriority="64" w:semiHidden="0" w:name="Medium Shading 2 Accent 6"/>
-    <w:lsdException w:unhideWhenUsed="0" w:uiPriority="65" w:semiHidden="0" w:name="Medium List 1 Accent 6"/>
-    <w:lsdException w:unhideWhenUsed="0" w:uiPriority="66" w:semiHidden="0" w:name="Medium List 2 Accent 6"/>
-    <w:lsdException w:unhideWhenUsed="0" w:uiPriority="67" w:semiHidden="0" w:name="Medium Grid 1 Accent 6"/>
-    <w:lsdException w:unhideWhenUsed="0" w:uiPriority="68" w:semiHidden="0" w:name="Medium Grid 2 Accent 6"/>
-    <w:lsdException w:unhideWhenUsed="0" w:uiPriority="69" w:semiHidden="0" w:name="Medium Grid 3 Accent 6"/>
-    <w:lsdException w:unhideWhenUsed="0" w:uiPriority="70" w:semiHidden="0" w:name="Dark List Accent 6"/>
-    <w:lsdException w:unhideWhenUsed="0" w:uiPriority="71" w:semiHidden="0" w:name="Colorful Shading Accent 6"/>
-    <w:lsdException w:unhideWhenUsed="0" w:uiPriority="72" w:semiHidden="0" w:name="Colorful List Accent 6"/>
-    <w:lsdException w:unhideWhenUsed="0" w:uiPriority="73" w:semiHidden="0" w:name="Colorful Grid Accent 6"/>
+  <w:latentStyles w:defLockedState="0" w:defUIPriority="99" w:defSemiHidden="1" w:defUnhideWhenUsed="1" w:defQFormat="0" w:count="260">
+    <w:lsdException w:name="Normal" w:semiHidden="0" w:uiPriority="0" w:unhideWhenUsed="0" w:qFormat="1"/>
+    <w:lsdException w:name="heading 1" w:semiHidden="0" w:unhideWhenUsed="0" w:qFormat="1"/>
+    <w:lsdException w:name="heading 2" w:locked="1" w:uiPriority="0" w:qFormat="1"/>
+    <w:lsdException w:name="heading 3" w:locked="1" w:uiPriority="0" w:qFormat="1"/>
+    <w:lsdException w:name="heading 4" w:locked="1" w:uiPriority="0" w:qFormat="1"/>
+    <w:lsdException w:name="heading 5" w:locked="1" w:uiPriority="0" w:qFormat="1"/>
+    <w:lsdException w:name="heading 6" w:locked="1" w:uiPriority="0" w:qFormat="1"/>
+    <w:lsdException w:name="heading 7" w:locked="1" w:uiPriority="0" w:qFormat="1"/>
+    <w:lsdException w:name="heading 8" w:locked="1" w:uiPriority="0" w:qFormat="1"/>
+    <w:lsdException w:name="heading 9" w:locked="1" w:uiPriority="0" w:qFormat="1"/>
+    <w:lsdException w:name="index 1"/>
+    <w:lsdException w:name="index 2"/>
+    <w:lsdException w:name="index 3"/>
+    <w:lsdException w:name="index 4"/>
+    <w:lsdException w:name="index 5"/>
+    <w:lsdException w:name="index 6"/>
+    <w:lsdException w:name="index 7"/>
+    <w:lsdException w:name="index 8"/>
+    <w:lsdException w:name="index 9"/>
+    <w:lsdException w:name="toc 1" w:locked="1" w:semiHidden="0" w:uiPriority="0" w:unhideWhenUsed="0"/>
+    <w:lsdException w:name="toc 2" w:locked="1" w:semiHidden="0" w:uiPriority="0" w:unhideWhenUsed="0"/>
+    <w:lsdException w:name="toc 3" w:locked="1" w:semiHidden="0" w:uiPriority="0" w:unhideWhenUsed="0"/>
+    <w:lsdException w:name="toc 4" w:locked="1" w:semiHidden="0" w:uiPriority="0" w:unhideWhenUsed="0"/>
+    <w:lsdException w:name="toc 5" w:locked="1" w:semiHidden="0" w:uiPriority="0" w:unhideWhenUsed="0"/>
+    <w:lsdException w:name="toc 6" w:locked="1" w:semiHidden="0" w:uiPriority="0" w:unhideWhenUsed="0"/>
+    <w:lsdException w:name="toc 7" w:locked="1" w:semiHidden="0" w:uiPriority="0" w:unhideWhenUsed="0"/>
+    <w:lsdException w:name="toc 8" w:locked="1" w:semiHidden="0" w:uiPriority="0" w:unhideWhenUsed="0"/>
+    <w:lsdException w:name="toc 9" w:locked="1" w:semiHidden="0" w:uiPriority="0" w:unhideWhenUsed="0"/>
+    <w:lsdException w:name="Normal Indent"/>
+    <w:lsdException w:name="footnote text"/>
+    <w:lsdException w:name="annotation text"/>
+    <w:lsdException w:name="header" w:semiHidden="0" w:qFormat="1"/>
+    <w:lsdException w:name="footer" w:semiHidden="0" w:unhideWhenUsed="0" w:qFormat="1"/>
+    <w:lsdException w:name="index heading"/>
+    <w:lsdException w:name="caption" w:locked="1" w:uiPriority="0" w:qFormat="1"/>
+    <w:lsdException w:name="table of figures"/>
+    <w:lsdException w:name="envelope address"/>
+    <w:lsdException w:name="envelope return"/>
+    <w:lsdException w:name="footnote reference"/>
+    <w:lsdException w:name="annotation reference"/>
+    <w:lsdException w:name="line number"/>
+    <w:lsdException w:name="page number"/>
+    <w:lsdException w:name="endnote reference"/>
+    <w:lsdException w:name="endnote text"/>
+    <w:lsdException w:name="table of authorities"/>
+    <w:lsdException w:name="macro"/>
+    <w:lsdException w:name="toa heading"/>
+    <w:lsdException w:name="List"/>
+    <w:lsdException w:name="List Bullet"/>
+    <w:lsdException w:name="List Number"/>
+    <w:lsdException w:name="List 2"/>
+    <w:lsdException w:name="List 3"/>
+    <w:lsdException w:name="List 4"/>
+    <w:lsdException w:name="List 5"/>
+    <w:lsdException w:name="List Bullet 2"/>
+    <w:lsdException w:name="List Bullet 3"/>
+    <w:lsdException w:name="List Bullet 4"/>
+    <w:lsdException w:name="List Bullet 5"/>
+    <w:lsdException w:name="List Number 2"/>
+    <w:lsdException w:name="List Number 3"/>
+    <w:lsdException w:name="List Number 4"/>
+    <w:lsdException w:name="List Number 5"/>
+    <w:lsdException w:name="Title" w:locked="1" w:semiHidden="0" w:uiPriority="0" w:unhideWhenUsed="0" w:qFormat="1"/>
+    <w:lsdException w:name="Closing"/>
+    <w:lsdException w:name="Signature"/>
+    <w:lsdException w:name="Default Paragraph Font" w:semiHidden="0" w:uiPriority="1" w:qFormat="1"/>
+    <w:lsdException w:name="Body Text"/>
+    <w:lsdException w:name="Body Text Indent"/>
+    <w:lsdException w:name="List Continue"/>
+    <w:lsdException w:name="List Continue 2"/>
+    <w:lsdException w:name="List Continue 3"/>
+    <w:lsdException w:name="List Continue 4"/>
+    <w:lsdException w:name="List Continue 5"/>
+    <w:lsdException w:name="Message Header"/>
+    <w:lsdException w:name="Subtitle" w:locked="1" w:semiHidden="0" w:uiPriority="0" w:unhideWhenUsed="0" w:qFormat="1"/>
+    <w:lsdException w:name="Salutation"/>
+    <w:lsdException w:name="Date"/>
+    <w:lsdException w:name="Body Text First Indent"/>
+    <w:lsdException w:name="Body Text First Indent 2"/>
+    <w:lsdException w:name="Body Text 2"/>
+    <w:lsdException w:name="Body Text 3"/>
+    <w:lsdException w:name="Body Text Indent 2"/>
+    <w:lsdException w:name="Body Text Indent 3" w:semiHidden="0" w:unhideWhenUsed="0" w:qFormat="1"/>
+    <w:lsdException w:name="Block Text"/>
+    <w:lsdException w:name="Hyperlink"/>
+    <w:lsdException w:name="FollowedHyperlink"/>
+    <w:lsdException w:name="Strong" w:semiHidden="0" w:unhideWhenUsed="0" w:qFormat="1"/>
+    <w:lsdException w:name="Emphasis" w:locked="1" w:semiHidden="0" w:uiPriority="0" w:unhideWhenUsed="0" w:qFormat="1"/>
+    <w:lsdException w:name="Document Map" w:unhideWhenUsed="0" w:qFormat="1"/>
+    <w:lsdException w:name="Plain Text"/>
+    <w:lsdException w:name="E-mail Signature"/>
+    <w:lsdException w:name="Normal (Web)"/>
+    <w:lsdException w:name="HTML Acronym"/>
+    <w:lsdException w:name="HTML Address"/>
+    <w:lsdException w:name="HTML Cite"/>
+    <w:lsdException w:name="HTML Code"/>
+    <w:lsdException w:name="HTML Definition"/>
+    <w:lsdException w:name="HTML Keyboard"/>
+    <w:lsdException w:name="HTML Preformatted"/>
+    <w:lsdException w:name="HTML Sample"/>
+    <w:lsdException w:name="HTML Typewriter"/>
+    <w:lsdException w:name="HTML Variable"/>
+    <w:lsdException w:name="Normal Table" w:semiHidden="0"/>
+    <w:lsdException w:name="annotation subject"/>
+    <w:lsdException w:name="Table Simple 1"/>
+    <w:lsdException w:name="Table Simple 2"/>
+    <w:lsdException w:name="Table Simple 3"/>
+    <w:lsdException w:name="Table Classic 1"/>
+    <w:lsdException w:name="Table Classic 2"/>
+    <w:lsdException w:name="Table Classic 3"/>
+    <w:lsdException w:name="Table Classic 4"/>
+    <w:lsdException w:name="Table Colorful 1"/>
+    <w:lsdException w:name="Table Colorful 2"/>
+    <w:lsdException w:name="Table Colorful 3"/>
+    <w:lsdException w:name="Table Columns 1"/>
+    <w:lsdException w:name="Table Columns 2"/>
+    <w:lsdException w:name="Table Columns 3"/>
+    <w:lsdException w:name="Table Columns 4"/>
+    <w:lsdException w:name="Table Columns 5"/>
+    <w:lsdException w:name="Table Grid 1"/>
+    <w:lsdException w:name="Table Grid 2"/>
+    <w:lsdException w:name="Table Grid 3"/>
+    <w:lsdException w:name="Table Grid 4"/>
+    <w:lsdException w:name="Table Grid 5"/>
+    <w:lsdException w:name="Table Grid 6"/>
+    <w:lsdException w:name="Table Grid 7"/>
+    <w:lsdException w:name="Table Grid 8"/>
+    <w:lsdException w:name="Table List 1"/>
+    <w:lsdException w:name="Table List 2"/>
+    <w:lsdException w:name="Table List 3"/>
+    <w:lsdException w:name="Table List 4"/>
+    <w:lsdException w:name="Table List 5"/>
+    <w:lsdException w:name="Table List 6"/>
+    <w:lsdException w:name="Table List 7"/>
+    <w:lsdException w:name="Table List 8"/>
+    <w:lsdException w:name="Table 3D effects 1"/>
+    <w:lsdException w:name="Table 3D effects 2"/>
+    <w:lsdException w:name="Table 3D effects 3"/>
+    <w:lsdException w:name="Table Contemporary"/>
+    <w:lsdException w:name="Table Elegant"/>
+    <w:lsdException w:name="Table Professional"/>
+    <w:lsdException w:name="Table Subtle 1"/>
+    <w:lsdException w:name="Table Subtle 2"/>
+    <w:lsdException w:name="Table Web 1"/>
+    <w:lsdException w:name="Table Web 2"/>
+    <w:lsdException w:name="Table Web 3"/>
+    <w:lsdException w:name="Balloon Text" w:unhideWhenUsed="0" w:qFormat="1"/>
+    <w:lsdException w:name="Table Grid" w:locked="1" w:semiHidden="0" w:uiPriority="0" w:unhideWhenUsed="0"/>
+    <w:lsdException w:name="Table Theme"/>
+    <w:lsdException w:name="Light Shading" w:semiHidden="0" w:uiPriority="60" w:unhideWhenUsed="0"/>
+    <w:lsdException w:name="Light List" w:semiHidden="0" w:uiPriority="61" w:unhideWhenUsed="0"/>
+    <w:lsdException w:name="Light Grid" w:semiHidden="0" w:uiPriority="62" w:unhideWhenUsed="0"/>
+    <w:lsdException w:name="Medium Shading 1" w:semiHidden="0" w:uiPriority="63" w:unhideWhenUsed="0"/>
+    <w:lsdException w:name="Medium Shading 2" w:semiHidden="0" w:uiPriority="64" w:unhideWhenUsed="0"/>
+    <w:lsdException w:name="Medium List 1" w:semiHidden="0" w:uiPriority="65" w:unhideWhenUsed="0"/>
+    <w:lsdException w:name="Medium List 2" w:semiHidden="0" w:uiPriority="66" w:unhideWhenUsed="0"/>
+    <w:lsdException w:name="Medium Grid 1" w:semiHidden="0" w:uiPriority="67" w:unhideWhenUsed="0"/>
+    <w:lsdException w:name="Medium Grid 2" w:semiHidden="0" w:uiPriority="68" w:unhideWhenUsed="0"/>
+    <w:lsdException w:name="Medium Grid 3" w:semiHidden="0" w:uiPriority="69" w:unhideWhenUsed="0"/>
+    <w:lsdException w:name="Dark List" w:semiHidden="0" w:uiPriority="70" w:unhideWhenUsed="0"/>
+    <w:lsdException w:name="Colorful Shading" w:semiHidden="0" w:uiPriority="71" w:unhideWhenUsed="0"/>
+    <w:lsdException w:name="Colorful List" w:semiHidden="0" w:uiPriority="72" w:unhideWhenUsed="0"/>
+    <w:lsdException w:name="Colorful Grid" w:semiHidden="0" w:uiPriority="73" w:unhideWhenUsed="0"/>
+    <w:lsdException w:name="Light Shading Accent 1" w:semiHidden="0" w:uiPriority="60" w:unhideWhenUsed="0"/>
+    <w:lsdException w:name="Light List Accent 1" w:semiHidden="0" w:uiPriority="61" w:unhideWhenUsed="0"/>
+    <w:lsdException w:name="Light Grid Accent 1" w:semiHidden="0" w:uiPriority="62" w:unhideWhenUsed="0"/>
+    <w:lsdException w:name="Medium Shading 1 Accent 1" w:semiHidden="0" w:uiPriority="63" w:unhideWhenUsed="0"/>
+    <w:lsdException w:name="Medium Shading 2 Accent 1" w:semiHidden="0" w:uiPriority="64" w:unhideWhenUsed="0"/>
+    <w:lsdException w:name="Medium List 1 Accent 1" w:semiHidden="0" w:uiPriority="65" w:unhideWhenUsed="0"/>
+    <w:lsdException w:name="Medium List 2 Accent 1" w:semiHidden="0" w:uiPriority="66" w:unhideWhenUsed="0"/>
+    <w:lsdException w:name="Medium Grid 1 Accent 1" w:semiHidden="0" w:uiPriority="67" w:unhideWhenUsed="0"/>
+    <w:lsdException w:name="Medium Grid 2 Accent 1" w:semiHidden="0" w:uiPriority="68" w:unhideWhenUsed="0"/>
+    <w:lsdException w:name="Medium Grid 3 Accent 1" w:semiHidden="0" w:uiPriority="69" w:unhideWhenUsed="0"/>
+    <w:lsdException w:name="Dark List Accent 1" w:semiHidden="0" w:uiPriority="70" w:unhideWhenUsed="0"/>
+    <w:lsdException w:name="Colorful Shading Accent 1" w:semiHidden="0" w:uiPriority="71" w:unhideWhenUsed="0"/>
+    <w:lsdException w:name="Colorful List Accent 1" w:semiHidden="0" w:uiPriority="72" w:unhideWhenUsed="0"/>
+    <w:lsdException w:name="Colorful Grid Accent 1" w:semiHidden="0" w:uiPriority="73" w:unhideWhenUsed="0"/>
+    <w:lsdException w:name="Light Shading Accent 2" w:semiHidden="0" w:uiPriority="60" w:unhideWhenUsed="0"/>
+    <w:lsdException w:name="Light List Accent 2" w:semiHidden="0" w:uiPriority="61" w:unhideWhenUsed="0"/>
+    <w:lsdException w:name="Light Grid Accent 2" w:semiHidden="0" w:uiPriority="62" w:unhideWhenUsed="0"/>
+    <w:lsdException w:name="Medium Shading 1 Accent 2" w:semiHidden="0" w:uiPriority="63" w:unhideWhenUsed="0"/>
+    <w:lsdException w:name="Medium Shading 2 Accent 2" w:semiHidden="0" w:uiPriority="64" w:unhideWhenUsed="0"/>
+    <w:lsdException w:name="Medium List 1 Accent 2" w:semiHidden="0" w:uiPriority="65" w:unhideWhenUsed="0"/>
+    <w:lsdException w:name="Medium List 2 Accent 2" w:semiHidden="0" w:uiPriority="66" w:unhideWhenUsed="0"/>
+    <w:lsdException w:name="Medium Grid 1 Accent 2" w:semiHidden="0" w:uiPriority="67" w:unhideWhenUsed="0"/>
+    <w:lsdException w:name="Medium Grid 2 Accent 2" w:semiHidden="0" w:uiPriority="68" w:unhideWhenUsed="0"/>
+    <w:lsdException w:name="Medium Grid 3 Accent 2" w:semiHidden="0" w:uiPriority="69" w:unhideWhenUsed="0"/>
+    <w:lsdException w:name="Dark List Accent 2" w:semiHidden="0" w:uiPriority="70" w:unhideWhenUsed="0"/>
+    <w:lsdException w:name="Colorful Shading Accent 2" w:semiHidden="0" w:uiPriority="71" w:unhideWhenUsed="0"/>
+    <w:lsdException w:name="Colorful List Accent 2" w:semiHidden="0" w:uiPriority="72" w:unhideWhenUsed="0"/>
+    <w:lsdException w:name="Colorful Grid Accent 2" w:semiHidden="0" w:uiPriority="73" w:unhideWhenUsed="0"/>
+    <w:lsdException w:name="Light Shading Accent 3" w:semiHidden="0" w:uiPriority="60" w:unhideWhenUsed="0"/>
+    <w:lsdException w:name="Light List Accent 3" w:semiHidden="0" w:uiPriority="61" w:unhideWhenUsed="0"/>
+    <w:lsdException w:name="Light Grid Accent 3" w:semiHidden="0" w:uiPriority="62" w:unhideWhenUsed="0"/>
+    <w:lsdException w:name="Medium Shading 1 Accent 3" w:semiHidden="0" w:uiPriority="63" w:unhideWhenUsed="0"/>
+    <w:lsdException w:name="Medium Shading 2 Accent 3" w:semiHidden="0" w:uiPriority="64" w:unhideWhenUsed="0"/>
+    <w:lsdException w:name="Medium List 1 Accent 3" w:semiHidden="0" w:uiPriority="65" w:unhideWhenUsed="0"/>
+    <w:lsdException w:name="Medium List 2 Accent 3" w:semiHidden="0" w:uiPriority="66" w:unhideWhenUsed="0"/>
+    <w:lsdException w:name="Medium Grid 1 Accent 3" w:semiHidden="0" w:uiPriority="67" w:unhideWhenUsed="0"/>
+    <w:lsdException w:name="Medium Grid 2 Accent 3" w:semiHidden="0" w:uiPriority="68" w:unhideWhenUsed="0"/>
+    <w:lsdException w:name="Medium Grid 3 Accent 3" w:semiHidden="0" w:uiPriority="69" w:unhideWhenUsed="0"/>
+    <w:lsdException w:name="Dark List Accent 3" w:semiHidden="0" w:uiPriority="70" w:unhideWhenUsed="0"/>
+    <w:lsdException w:name="Colorful Shading Accent 3" w:semiHidden="0" w:uiPriority="71" w:unhideWhenUsed="0"/>
+    <w:lsdException w:name="Colorful List Accent 3" w:semiHidden="0" w:uiPriority="72" w:unhideWhenUsed="0"/>
+    <w:lsdException w:name="Colorful Grid Accent 3" w:semiHidden="0" w:uiPriority="73" w:unhideWhenUsed="0"/>
+    <w:lsdException w:name="Light Shading Accent 4" w:semiHidden="0" w:uiPriority="60" w:unhideWhenUsed="0"/>
+    <w:lsdException w:name="Light List Accent 4" w:semiHidden="0" w:uiPriority="61" w:unhideWhenUsed="0"/>
+    <w:lsdException w:name="Light Grid Accent 4" w:semiHidden="0" w:uiPriority="62" w:unhideWhenUsed="0"/>
+    <w:lsdException w:name="Medium Shading 1 Accent 4" w:semiHidden="0" w:uiPriority="63" w:unhideWhenUsed="0"/>
+    <w:lsdException w:name="Medium Shading 2 Accent 4" w:semiHidden="0" w:uiPriority="64" w:unhideWhenUsed="0"/>
+    <w:lsdException w:name="Medium List 1 Accent 4" w:semiHidden="0" w:uiPriority="65" w:unhideWhenUsed="0"/>
+    <w:lsdException w:name="Medium List 2 Accent 4" w:semiHidden="0" w:uiPriority="66" w:unhideWhenUsed="0"/>
+    <w:lsdException w:name="Medium Grid 1 Accent 4" w:semiHidden="0" w:uiPriority="67" w:unhideWhenUsed="0"/>
+    <w:lsdException w:name="Medium Grid 2 Accent 4" w:semiHidden="0" w:uiPriority="68" w:unhideWhenUsed="0"/>
+    <w:lsdException w:name="Medium Grid 3 Accent 4" w:semiHidden="0" w:uiPriority="69" w:unhideWhenUsed="0"/>
+    <w:lsdException w:name="Dark List Accent 4" w:semiHidden="0" w:uiPriority="70" w:unhideWhenUsed="0"/>
+    <w:lsdException w:name="Colorful Shading Accent 4" w:semiHidden="0" w:uiPriority="71" w:unhideWhenUsed="0"/>
+    <w:lsdException w:name="Colorful List Accent 4" w:semiHidden="0" w:uiPriority="72" w:unhideWhenUsed="0"/>
+    <w:lsdException w:name="Colorful Grid Accent 4" w:semiHidden="0" w:uiPriority="73" w:unhideWhenUsed="0"/>
+    <w:lsdException w:name="Light Shading Accent 5" w:semiHidden="0" w:uiPriority="60" w:unhideWhenUsed="0"/>
+    <w:lsdException w:name="Light List Accent 5" w:semiHidden="0" w:uiPriority="61" w:unhideWhenUsed="0"/>
+    <w:lsdException w:name="Light Grid Accent 5" w:semiHidden="0" w:uiPriority="62" w:unhideWhenUsed="0"/>
+    <w:lsdException w:name="Medium Shading 1 Accent 5" w:semiHidden="0" w:uiPriority="63" w:unhideWhenUsed="0"/>
+    <w:lsdException w:name="Medium Shading 2 Accent 5" w:semiHidden="0" w:uiPriority="64" w:unhideWhenUsed="0"/>
+    <w:lsdException w:name="Medium List 1 Accent 5" w:semiHidden="0" w:uiPriority="65" w:unhideWhenUsed="0"/>
+    <w:lsdException w:name="Medium List 2 Accent 5" w:semiHidden="0" w:uiPriority="66" w:unhideWhenUsed="0"/>
+    <w:lsdException w:name="Medium Grid 1 Accent 5" w:semiHidden="0" w:uiPriority="67" w:unhideWhenUsed="0"/>
+    <w:lsdException w:name="Medium Grid 2 Accent 5" w:semiHidden="0" w:uiPriority="68" w:unhideWhenUsed="0"/>
+    <w:lsdException w:name="Medium Grid 3 Accent 5" w:semiHidden="0" w:uiPriority="69" w:unhideWhenUsed="0"/>
+    <w:lsdException w:name="Dark List Accent 5" w:semiHidden="0" w:uiPriority="70" w:unhideWhenUsed="0"/>
+    <w:lsdException w:name="Colorful Shading Accent 5" w:semiHidden="0" w:uiPriority="71" w:unhideWhenUsed="0"/>
+    <w:lsdException w:name="Colorful List Accent 5" w:semiHidden="0" w:uiPriority="72" w:unhideWhenUsed="0"/>
+    <w:lsdException w:name="Colorful Grid Accent 5" w:semiHidden="0" w:uiPriority="73" w:unhideWhenUsed="0"/>
+    <w:lsdException w:name="Light Shading Accent 6" w:semiHidden="0" w:uiPriority="60" w:unhideWhenUsed="0"/>
+    <w:lsdException w:name="Light List Accent 6" w:semiHidden="0" w:uiPriority="61" w:unhideWhenUsed="0"/>
+    <w:lsdException w:name="Light Grid Accent 6" w:semiHidden="0" w:uiPriority="62" w:unhideWhenUsed="0"/>
+    <w:lsdException w:name="Medium Shading 1 Accent 6" w:semiHidden="0" w:uiPriority="63" w:unhideWhenUsed="0"/>
+    <w:lsdException w:name="Medium Shading 2 Accent 6" w:semiHidden="0" w:uiPriority="64" w:unhideWhenUsed="0"/>
+    <w:lsdException w:name="Medium List 1 Accent 6" w:semiHidden="0" w:uiPriority="65" w:unhideWhenUsed="0"/>
+    <w:lsdException w:name="Medium List 2 Accent 6" w:semiHidden="0" w:uiPriority="66" w:unhideWhenUsed="0"/>
+    <w:lsdException w:name="Medium Grid 1 Accent 6" w:semiHidden="0" w:uiPriority="67" w:unhideWhenUsed="0"/>
+    <w:lsdException w:name="Medium Grid 2 Accent 6" w:semiHidden="0" w:uiPriority="68" w:unhideWhenUsed="0"/>
+    <w:lsdException w:name="Medium Grid 3 Accent 6" w:semiHidden="0" w:uiPriority="69" w:unhideWhenUsed="0"/>
+    <w:lsdException w:name="Dark List Accent 6" w:semiHidden="0" w:uiPriority="70" w:unhideWhenUsed="0"/>
+    <w:lsdException w:name="Colorful Shading Accent 6" w:semiHidden="0" w:uiPriority="71" w:unhideWhenUsed="0"/>
+    <w:lsdException w:name="Colorful List Accent 6" w:semiHidden="0" w:uiPriority="72" w:unhideWhenUsed="0"/>
+    <w:lsdException w:name="Colorful Grid Accent 6" w:semiHidden="0" w:uiPriority="73" w:unhideWhenUsed="0"/>
   </w:latentStyles>
-  <w:style w:type="paragraph" w:default="1" w:styleId="1">
+  <w:style w:type="paragraph" w:default="1" w:styleId="Normal">
     <w:name w:val="Normal"/>
     <w:qFormat/>
-    <w:uiPriority w:val="0"/>
     <w:pPr>
       <w:widowControl w:val="0"/>
+      <w:spacing w:after="200" w:line="276" w:lineRule="auto"/>
       <w:jc w:val="both"/>
     </w:pPr>
     <w:rPr>
-      <w:rFonts w:ascii="Times New Roman" w:hAnsi="Times New Roman" w:eastAsia="宋体" w:cs="Times New Roman"/>
+      <w:rFonts w:ascii="Times New Roman" w:eastAsia="宋体" w:hAnsi="Times New Roman" w:cs="Times New Roman"/>
       <w:kern w:val="2"/>
       <w:sz w:val="21"/>
       <w:szCs w:val="21"/>
       <w:lang w:val="en-US" w:eastAsia="zh-CN" w:bidi="ar-SA"/>
     </w:rPr>
   </w:style>
-  <w:style w:type="paragraph" w:styleId="2">
+  <w:style w:type="paragraph" w:styleId="Heading1">
     <w:name w:val="heading 1"/>
-    <w:basedOn w:val="1"/>
-    <w:next w:val="1"/>
-    <w:link w:val="11"/>
+    <w:basedOn w:val="Normal"/>
+    <w:next w:val="Normal"/>
+    <w:link w:val="1"/>
+    <w:uiPriority w:val="99"/>
     <w:qFormat/>
-    <w:uiPriority w:val="99"/>
     <w:pPr>
       <w:keepNext/>
       <w:keepLines/>
@@ -8283,16 +7337,16 @@
       <w:szCs w:val="44"/>
     </w:rPr>
   </w:style>
-  <w:style w:type="character" w:default="1" w:styleId="9">
+  <w:style w:type="character" w:default="1" w:styleId="DefaultParagraphFont">
     <w:name w:val="Default Paragraph Font"/>
+    <w:uiPriority w:val="1"/>
     <w:unhideWhenUsed/>
     <w:qFormat/>
-    <w:uiPriority w:val="1"/>
   </w:style>
-  <w:style w:type="table" w:default="1" w:styleId="8">
+  <w:style w:type="table" w:default="1" w:styleId="TableNormal">
     <w:name w:val="Normal Table"/>
+    <w:uiPriority w:val="99"/>
     <w:unhideWhenUsed/>
-    <w:uiPriority w:val="99"/>
     <w:tblPr>
       <w:tblCellMar>
         <w:top w:w="0" w:type="dxa"/>
@@ -8302,36 +7356,37 @@
       </w:tblCellMar>
     </w:tblPr>
   </w:style>
-  <w:style w:type="paragraph" w:styleId="3">
+  <w:style w:type="paragraph" w:styleId="DocumentMap">
     <w:name w:val="Document Map"/>
-    <w:basedOn w:val="1"/>
-    <w:link w:val="18"/>
+    <w:basedOn w:val="Normal"/>
+    <w:link w:val="a2"/>
+    <w:uiPriority w:val="99"/>
     <w:semiHidden/>
     <w:qFormat/>
-    <w:uiPriority w:val="99"/>
     <w:rPr>
       <w:rFonts w:ascii="宋体"/>
       <w:sz w:val="18"/>
       <w:szCs w:val="18"/>
     </w:rPr>
   </w:style>
-  <w:style w:type="paragraph" w:styleId="4">
+  <w:style w:type="paragraph" w:styleId="BalloonText">
     <w:name w:val="Balloon Text"/>
-    <w:basedOn w:val="1"/>
-    <w:link w:val="13"/>
+    <w:basedOn w:val="Normal"/>
+    <w:link w:val="a0"/>
+    <w:uiPriority w:val="99"/>
     <w:semiHidden/>
     <w:qFormat/>
-    <w:uiPriority w:val="99"/>
     <w:rPr>
       <w:sz w:val="18"/>
       <w:szCs w:val="18"/>
     </w:rPr>
   </w:style>
-  <w:style w:type="paragraph" w:styleId="5">
+  <w:style w:type="paragraph" w:styleId="Footer">
     <w:name w:val="footer"/>
-    <w:basedOn w:val="1"/>
-    <w:link w:val="12"/>
+    <w:basedOn w:val="Normal"/>
+    <w:link w:val="a"/>
     <w:uiPriority w:val="99"/>
+    <w:qFormat/>
     <w:pPr>
       <w:tabs>
         <w:tab w:val="center" w:pos="4153"/>
@@ -8345,16 +7400,16 @@
       <w:szCs w:val="18"/>
     </w:rPr>
   </w:style>
-  <w:style w:type="paragraph" w:styleId="6">
+  <w:style w:type="paragraph" w:styleId="Header">
     <w:name w:val="header"/>
-    <w:basedOn w:val="1"/>
-    <w:link w:val="19"/>
+    <w:basedOn w:val="Normal"/>
+    <w:link w:val="a3"/>
+    <w:uiPriority w:val="99"/>
     <w:unhideWhenUsed/>
     <w:qFormat/>
-    <w:uiPriority w:val="99"/>
     <w:pPr>
       <w:pBdr>
-        <w:bottom w:val="single" w:color="auto" w:sz="6" w:space="1"/>
+        <w:bottom w:val="single" w:sz="6" w:space="1" w:color="auto"/>
       </w:pBdr>
       <w:tabs>
         <w:tab w:val="center" w:pos="4153"/>
@@ -8368,12 +7423,12 @@
       <w:szCs w:val="18"/>
     </w:rPr>
   </w:style>
-  <w:style w:type="paragraph" w:styleId="7">
+  <w:style w:type="paragraph" w:styleId="BodyTextIndent3">
     <w:name w:val="Body Text Indent 3"/>
-    <w:basedOn w:val="1"/>
-    <w:link w:val="17"/>
+    <w:basedOn w:val="Normal"/>
+    <w:link w:val="3"/>
+    <w:uiPriority w:val="99"/>
     <w:qFormat/>
-    <w:uiPriority w:val="99"/>
     <w:pPr>
       <w:widowControl/>
       <w:spacing w:line="360" w:lineRule="auto"/>
@@ -8387,24 +7442,24 @@
       <w:lang w:eastAsia="en-US"/>
     </w:rPr>
   </w:style>
-  <w:style w:type="character" w:styleId="10">
+  <w:style w:type="character" w:styleId="Strong">
     <w:name w:val="Strong"/>
+    <w:uiPriority w:val="99"/>
     <w:qFormat/>
-    <w:uiPriority w:val="99"/>
     <w:rPr>
       <w:rFonts w:eastAsia="宋体"/>
       <w:sz w:val="56"/>
       <w:szCs w:val="56"/>
     </w:rPr>
   </w:style>
-  <w:style w:type="character" w:customStyle="1" w:styleId="11">
+  <w:style w:type="character" w:customStyle="1" w:styleId="1">
     <w:name w:val="标题 1 字符"/>
-    <w:link w:val="2"/>
+    <w:link w:val="Heading1"/>
+    <w:uiPriority w:val="99"/>
     <w:qFormat/>
     <w:locked/>
-    <w:uiPriority w:val="99"/>
     <w:rPr>
-      <w:rFonts w:ascii="Calibri" w:hAnsi="Calibri" w:eastAsia="宋体" w:cs="Calibri"/>
+      <w:rFonts w:ascii="Calibri" w:eastAsia="宋体" w:hAnsi="Calibri" w:cs="Calibri"/>
       <w:b/>
       <w:bCs/>
       <w:kern w:val="44"/>
@@ -8412,35 +7467,35 @@
       <w:szCs w:val="44"/>
     </w:rPr>
   </w:style>
-  <w:style w:type="character" w:customStyle="1" w:styleId="12">
+  <w:style w:type="character" w:customStyle="1" w:styleId="a">
     <w:name w:val="页脚 字符"/>
-    <w:link w:val="5"/>
+    <w:link w:val="Footer"/>
+    <w:uiPriority w:val="99"/>
     <w:qFormat/>
     <w:locked/>
-    <w:uiPriority w:val="99"/>
     <w:rPr>
       <w:kern w:val="2"/>
       <w:sz w:val="18"/>
       <w:szCs w:val="18"/>
     </w:rPr>
   </w:style>
-  <w:style w:type="character" w:customStyle="1" w:styleId="13">
+  <w:style w:type="character" w:customStyle="1" w:styleId="a0">
     <w:name w:val="批注框文本 字符"/>
-    <w:link w:val="4"/>
+    <w:link w:val="BalloonText"/>
+    <w:uiPriority w:val="99"/>
     <w:qFormat/>
     <w:locked/>
-    <w:uiPriority w:val="99"/>
     <w:rPr>
       <w:kern w:val="2"/>
       <w:sz w:val="18"/>
       <w:szCs w:val="18"/>
     </w:rPr>
   </w:style>
-  <w:style w:type="paragraph" w:customStyle="1" w:styleId="14">
+  <w:style w:type="paragraph" w:customStyle="1" w:styleId="ListParagraph">
     <w:name w:val="List Paragraph"/>
-    <w:basedOn w:val="1"/>
+    <w:basedOn w:val="Normal"/>
+    <w:uiPriority w:val="99"/>
     <w:qFormat/>
-    <w:uiPriority w:val="99"/>
     <w:pPr>
       <w:ind w:firstLine="420" w:firstLineChars="200"/>
     </w:pPr>
@@ -8448,11 +7503,12 @@
       <w:rFonts w:ascii="Calibri" w:hAnsi="Calibri" w:cs="Calibri"/>
     </w:rPr>
   </w:style>
-  <w:style w:type="paragraph" w:customStyle="1" w:styleId="15">
+  <w:style w:type="paragraph" w:customStyle="1" w:styleId="a1">
     <w:name w:val="表格"/>
-    <w:basedOn w:val="1"/>
-    <w:link w:val="16"/>
+    <w:basedOn w:val="Normal"/>
+    <w:link w:val="Char"/>
     <w:uiPriority w:val="99"/>
+    <w:qFormat/>
     <w:pPr>
       <w:widowControl/>
       <w:jc w:val="center"/>
@@ -8465,12 +7521,12 @@
       <w:szCs w:val="22"/>
     </w:rPr>
   </w:style>
-  <w:style w:type="character" w:customStyle="1" w:styleId="16">
+  <w:style w:type="character" w:customStyle="1" w:styleId="Char">
     <w:name w:val="表格 Char"/>
-    <w:link w:val="15"/>
+    <w:link w:val="a1"/>
+    <w:uiPriority w:val="99"/>
     <w:qFormat/>
     <w:locked/>
-    <w:uiPriority w:val="99"/>
     <w:rPr>
       <w:rFonts w:ascii="宋体" w:eastAsia="宋体" w:cs="宋体"/>
       <w:color w:val="000000"/>
@@ -8478,11 +7534,12 @@
       <w:szCs w:val="22"/>
     </w:rPr>
   </w:style>
-  <w:style w:type="character" w:customStyle="1" w:styleId="17">
+  <w:style w:type="character" w:customStyle="1" w:styleId="3">
     <w:name w:val="正文文本缩进 3 字符"/>
-    <w:link w:val="7"/>
+    <w:link w:val="BodyTextIndent3"/>
+    <w:uiPriority w:val="99"/>
+    <w:qFormat/>
     <w:locked/>
-    <w:uiPriority w:val="99"/>
     <w:rPr>
       <w:rFonts w:ascii="宋体" w:eastAsia="宋体" w:cs="宋体"/>
       <w:sz w:val="24"/>
@@ -8490,11 +7547,12 @@
       <w:lang w:eastAsia="en-US"/>
     </w:rPr>
   </w:style>
-  <w:style w:type="character" w:customStyle="1" w:styleId="18">
+  <w:style w:type="character" w:customStyle="1" w:styleId="a2">
     <w:name w:val="文档结构图 字符"/>
-    <w:link w:val="3"/>
+    <w:link w:val="DocumentMap"/>
+    <w:uiPriority w:val="99"/>
+    <w:qFormat/>
     <w:locked/>
-    <w:uiPriority w:val="99"/>
     <w:rPr>
       <w:rFonts w:ascii="宋体" w:cs="宋体"/>
       <w:kern w:val="2"/>
@@ -8502,11 +7560,11 @@
       <w:szCs w:val="18"/>
     </w:rPr>
   </w:style>
-  <w:style w:type="character" w:customStyle="1" w:styleId="19">
+  <w:style w:type="character" w:customStyle="1" w:styleId="a3">
     <w:name w:val="页眉 字符"/>
-    <w:link w:val="6"/>
+    <w:link w:val="Header"/>
+    <w:uiPriority w:val="99"/>
     <w:qFormat/>
-    <w:uiPriority w:val="99"/>
     <w:rPr>
       <w:kern w:val="2"/>
       <w:sz w:val="18"/>
@@ -8796,24 +7854,4 @@
   </a:themeElements>
   <a:objectDefaults/>
 </a:theme>
-</file>
-
-<file path=customXml/item1.xml><?xml version="1.0" encoding="utf-8"?>
-<s:customData xmlns="http://www.wps.cn/officeDocument/2013/wpsCustomData" xmlns:s="http://www.wps.cn/officeDocument/2013/wpsCustomData">
-  <customSectProps>
-    <customSectPr/>
-    <customSectPr/>
-  </customSectProps>
-  <customShpExts>
-    <customShpInfo spid="_x0000_s1026" textRotate="1"/>
-  </customShpExts>
-</s:customData>
-</file>
-
-<file path=customXml/itemProps1.xml><?xml version="1.0" encoding="utf-8"?>
-<ds:datastoreItem xmlns:ds="http://schemas.openxmlformats.org/officeDocument/2006/customXml" ds:itemID="{B1977F7D-205B-4081-913C-38D41E755F92}">
-  <ds:schemaRefs>
-    <ds:schemaRef ds:uri="http://www.wps.cn/officeDocument/2013/wpsCustomData"/>
-  </ds:schemaRefs>
-</ds:datastoreItem>
 </file>